--- a/docs/Bauteilauswahl.docx
+++ b/docs/Bauteilauswahl.docx
@@ -19,377 +19,16 @@
       </w:r>
     </w:p>
     <w:p>
-      <w:pPr>
-        <w:pStyle w:val="Heading1"/>
-      </w:pPr>
       <w:r>
-        <w:t>Allgemeines</w:t>
+        <w:t xml:space="preserve">Alle verlinkten Bauteile sind auf Mouser/Digikey vorrätig </w:t>
       </w:r>
     </w:p>
     <w:p>
       <w:pPr>
-        <w:pStyle w:val="ListParagraph"/>
-        <w:numPr>
-          <w:ilvl w:val="0"/>
-          <w:numId w:val="2"/>
-        </w:numPr>
+        <w:pStyle w:val="Heading1"/>
       </w:pPr>
       <w:r>
-        <w:t>SDR-Mittenfrequenz: 500 Mhz</w:t>
-      </w:r>
-      <w:r>
-        <w:t>,</w:t>
-      </w:r>
-      <w:r>
-        <w:t xml:space="preserve"> </w:t>
-      </w:r>
-      <w:r>
-        <w:t>Bandbreite: 100 MHz -&gt; 450 to 550 Mhz</w:t>
-      </w:r>
-    </w:p>
-    <w:p>
-      <w:pPr>
-        <w:pStyle w:val="ListParagraph"/>
-        <w:numPr>
-          <w:ilvl w:val="0"/>
-          <w:numId w:val="2"/>
-        </w:numPr>
-        <w:rPr>
-          <w:lang w:val="en-US"/>
-        </w:rPr>
-      </w:pPr>
-      <w:r>
-        <w:rPr>
-          <w:lang w:val="en-US"/>
-        </w:rPr>
-        <w:t xml:space="preserve">SDR maxmimum output power -18.5 to 6.6 dBm </w:t>
-      </w:r>
-      <w:r>
-        <w:rPr>
-          <w:lang w:val="en-US"/>
-        </w:rPr>
-        <w:t>100</w:t>
-      </w:r>
-      <w:r>
-        <w:rPr>
-          <w:lang w:val="en-US"/>
-        </w:rPr>
-        <w:t xml:space="preserve"> O</w:t>
-      </w:r>
-      <w:r>
-        <w:rPr>
-          <w:lang w:val="en-US"/>
-        </w:rPr>
-        <w:t>hm</w:t>
-      </w:r>
-      <w:r>
-        <w:rPr>
-          <w:lang w:val="en-US"/>
-        </w:rPr>
-        <w:t xml:space="preserve"> termination</w:t>
-      </w:r>
-      <w:r>
-        <w:rPr>
-          <w:lang w:val="en-US"/>
-        </w:rPr>
-        <w:t>. 4.8 Vppd</w:t>
-      </w:r>
-    </w:p>
-    <w:p>
-      <w:pPr>
-        <w:pStyle w:val="ListParagraph"/>
-        <w:numPr>
-          <w:ilvl w:val="0"/>
-          <w:numId w:val="2"/>
-        </w:numPr>
-        <w:rPr>
-          <w:lang w:val="en-US"/>
-        </w:rPr>
-      </w:pPr>
-      <w:r>
-        <w:rPr>
-          <w:lang w:val="en-US"/>
-        </w:rPr>
-        <w:t>RFSoC maximum input power 14,6 dBm. 4,8 Vppd. 100 Ohm termination.</w:t>
-      </w:r>
-    </w:p>
-    <w:p>
-      <w:pPr>
-        <w:pStyle w:val="Heading2"/>
-      </w:pPr>
-      <w:r>
-        <w:t>Power</w:t>
-      </w:r>
-    </w:p>
-    <w:p>
-      <w:pPr>
-        <w:pStyle w:val="ListParagraph"/>
-        <w:numPr>
-          <w:ilvl w:val="0"/>
-          <w:numId w:val="5"/>
-        </w:numPr>
-      </w:pPr>
-      <w:r>
-        <w:t>5V über USB-A Buchse</w:t>
-      </w:r>
-    </w:p>
-    <w:p>
-      <w:pPr>
-        <w:pStyle w:val="ListParagraph"/>
-        <w:numPr>
-          <w:ilvl w:val="0"/>
-          <w:numId w:val="5"/>
-        </w:numPr>
-      </w:pPr>
-      <w:r>
-        <w:t xml:space="preserve">3,3 V für einige ICs notwendig. </w:t>
-      </w:r>
-    </w:p>
-    <w:p>
-      <w:pPr>
-        <w:pStyle w:val="ListParagraph"/>
-        <w:numPr>
-          <w:ilvl w:val="0"/>
-          <w:numId w:val="5"/>
-        </w:numPr>
-      </w:pPr>
-      <w:r>
-        <w:t>Sehr glatte Power ohne Störungen notwendig</w:t>
-      </w:r>
-    </w:p>
-    <w:p>
-      <w:pPr>
-        <w:pStyle w:val="ListParagraph"/>
-        <w:numPr>
-          <w:ilvl w:val="0"/>
-          <w:numId w:val="5"/>
-        </w:numPr>
-      </w:pPr>
-      <w:r>
-        <w:t>Einabel/disable für Pinout mit RFSoC</w:t>
-      </w:r>
-    </w:p>
-    <w:p>
-      <w:pPr>
-        <w:pStyle w:val="Heading2"/>
-        <w:rPr>
-          <w:lang w:val="en-US"/>
-        </w:rPr>
-      </w:pPr>
-      <w:r>
-        <w:rPr>
-          <w:lang w:val="en-US"/>
-        </w:rPr>
-        <w:t>Oszillator</w:t>
-      </w:r>
-    </w:p>
-    <w:p>
-      <w:pPr>
-        <w:pStyle w:val="ListParagraph"/>
-        <w:numPr>
-          <w:ilvl w:val="0"/>
-          <w:numId w:val="1"/>
-        </w:numPr>
-        <w:rPr>
-          <w:lang w:val="en-US"/>
-        </w:rPr>
-      </w:pPr>
-      <w:r>
-        <w:rPr>
-          <w:lang w:val="en-US"/>
-        </w:rPr>
-        <w:t>Temperatur controlled</w:t>
-      </w:r>
-    </w:p>
-    <w:p>
-      <w:pPr>
-        <w:pStyle w:val="ListParagraph"/>
-        <w:numPr>
-          <w:ilvl w:val="0"/>
-          <w:numId w:val="1"/>
-        </w:numPr>
-        <w:rPr>
-          <w:lang w:val="en-US"/>
-        </w:rPr>
-      </w:pPr>
-      <w:r>
-        <w:rPr>
-          <w:lang w:val="en-US"/>
-        </w:rPr>
-        <w:t xml:space="preserve">Kein </w:t>
-      </w:r>
-      <w:r>
-        <w:rPr>
-          <w:lang w:val="en-US"/>
-        </w:rPr>
-        <w:t xml:space="preserve">notwendiges </w:t>
-      </w:r>
-      <w:r>
-        <w:rPr>
-          <w:lang w:val="en-US"/>
-        </w:rPr>
-        <w:t xml:space="preserve">voltage tuning </w:t>
-      </w:r>
-    </w:p>
-    <w:p>
-      <w:pPr>
-        <w:pStyle w:val="ListParagraph"/>
-        <w:numPr>
-          <w:ilvl w:val="0"/>
-          <w:numId w:val="1"/>
-        </w:numPr>
-        <w:rPr>
-          <w:lang w:val="en-US"/>
-        </w:rPr>
-      </w:pPr>
-      <w:r>
-        <w:rPr>
-          <w:lang w:val="en-US"/>
-        </w:rPr>
-        <w:t>Kein</w:t>
-      </w:r>
-      <w:r>
-        <w:rPr>
-          <w:lang w:val="en-US"/>
-        </w:rPr>
-        <w:t>e</w:t>
-      </w:r>
-      <w:r>
-        <w:rPr>
-          <w:lang w:val="en-US"/>
-        </w:rPr>
-        <w:t xml:space="preserve"> </w:t>
-      </w:r>
-      <w:r>
-        <w:rPr>
-          <w:lang w:val="en-US"/>
-        </w:rPr>
-        <w:t xml:space="preserve">notwendig e </w:t>
-      </w:r>
-      <w:r>
-        <w:rPr>
-          <w:lang w:val="en-US"/>
-        </w:rPr>
-        <w:t xml:space="preserve">Phasenregelschleife </w:t>
-      </w:r>
-    </w:p>
-    <w:p>
-      <w:pPr>
-        <w:pStyle w:val="ListParagraph"/>
-        <w:numPr>
-          <w:ilvl w:val="0"/>
-          <w:numId w:val="1"/>
-        </w:numPr>
-      </w:pPr>
-      <w:r>
-        <w:t>Kein notwendiges Kommunikationsinterface zum SDR</w:t>
-      </w:r>
-    </w:p>
-    <w:p>
-      <w:pPr>
-        <w:pStyle w:val="ListParagraph"/>
-        <w:numPr>
-          <w:ilvl w:val="0"/>
-          <w:numId w:val="1"/>
-        </w:numPr>
-      </w:pPr>
-      <w:r>
-        <w:t>Ziel: 1,9 Ghz</w:t>
-      </w:r>
-    </w:p>
-    <w:p>
-      <w:r>
-        <w:t>Möglichkeiten</w:t>
-      </w:r>
-    </w:p>
-    <w:p>
-      <w:pPr>
-        <w:pStyle w:val="ListParagraph"/>
-        <w:numPr>
-          <w:ilvl w:val="0"/>
-          <w:numId w:val="6"/>
-        </w:numPr>
-      </w:pPr>
-      <w:r>
-        <w:t>VCO</w:t>
-      </w:r>
-      <w:r>
-        <w:t xml:space="preserve"> + Potentiometer</w:t>
-      </w:r>
-      <w:r>
-        <w:t>: nicht temperatur kontrolliert</w:t>
-      </w:r>
-      <w:r>
-        <w:t>, Tr/Rx Fehler</w:t>
-      </w:r>
-    </w:p>
-    <w:p>
-      <w:pPr>
-        <w:pStyle w:val="ListParagraph"/>
-        <w:numPr>
-          <w:ilvl w:val="0"/>
-          <w:numId w:val="6"/>
-        </w:numPr>
-      </w:pPr>
-      <w:r>
-        <w:t>TCXO</w:t>
-      </w:r>
-      <w:r>
-        <w:t>: maximal 1,5 GHz verfügbar</w:t>
-      </w:r>
-      <w:r>
-        <w:t>, benötigt Buffer Amplifier</w:t>
-      </w:r>
-    </w:p>
-    <w:p>
-      <w:pPr>
-        <w:pStyle w:val="ListParagraph"/>
-        <w:numPr>
-          <w:ilvl w:val="0"/>
-          <w:numId w:val="6"/>
-        </w:numPr>
-      </w:pPr>
-      <w:r>
-        <w:t>DRO: nicht verfügbar mit Ghz</w:t>
-      </w:r>
-    </w:p>
-    <w:p>
-      <w:pPr>
-        <w:pStyle w:val="ListParagraph"/>
-        <w:numPr>
-          <w:ilvl w:val="0"/>
-          <w:numId w:val="6"/>
-        </w:numPr>
-      </w:pPr>
-      <w:r>
-        <w:t>SAW</w:t>
-      </w:r>
-      <w:r>
-        <w:t>: maximal 1 Ghz</w:t>
-      </w:r>
-    </w:p>
-    <w:p>
-      <w:pPr>
-        <w:pStyle w:val="ListParagraph"/>
-        <w:numPr>
-          <w:ilvl w:val="0"/>
-          <w:numId w:val="6"/>
-        </w:numPr>
-      </w:pPr>
-      <w:r>
-        <w:t>LLP: Register beschreiben notwendig</w:t>
-      </w:r>
-    </w:p>
-    <w:p>
-      <w:pPr>
-        <w:pStyle w:val="ListParagraph"/>
-        <w:numPr>
-          <w:ilvl w:val="0"/>
-          <w:numId w:val="6"/>
-        </w:numPr>
-      </w:pPr>
-      <w:r>
-        <w:t xml:space="preserve"> </w:t>
+        <w:t>Software Defined Radio</w:t>
       </w:r>
     </w:p>
     <w:tbl>
@@ -399,12 +38,13 @@
         <w:tblLook w:val="04A0" w:firstRow="1" w:lastRow="0" w:firstColumn="1" w:lastColumn="0" w:noHBand="0" w:noVBand="1"/>
       </w:tblPr>
       <w:tblGrid>
-        <w:gridCol w:w="1734"/>
-        <w:gridCol w:w="1667"/>
-        <w:gridCol w:w="1573"/>
-        <w:gridCol w:w="1325"/>
-        <w:gridCol w:w="1242"/>
-        <w:gridCol w:w="1521"/>
+        <w:gridCol w:w="1752"/>
+        <w:gridCol w:w="1250"/>
+        <w:gridCol w:w="1645"/>
+        <w:gridCol w:w="970"/>
+        <w:gridCol w:w="1488"/>
+        <w:gridCol w:w="983"/>
+        <w:gridCol w:w="974"/>
       </w:tblGrid>
       <w:tr>
         <w:trPr>
@@ -413,114 +53,86 @@
         <w:tc>
           <w:tcPr>
             <w:cnfStyle w:val="001000000100" w:firstRow="0" w:lastRow="0" w:firstColumn="1" w:lastColumn="0" w:oddVBand="0" w:evenVBand="0" w:oddHBand="0" w:evenHBand="0" w:firstRowFirstColumn="1" w:firstRowLastColumn="0" w:lastRowFirstColumn="0" w:lastRowLastColumn="0"/>
-            <w:tcW w:w="1734" w:type="dxa"/>
-          </w:tcPr>
-          <w:p>
-            <w:pPr>
-              <w:rPr>
-                <w:lang w:val="en-US"/>
-              </w:rPr>
-            </w:pPr>
-            <w:r>
-              <w:rPr>
-                <w:lang w:val="en-US"/>
-              </w:rPr>
-              <w:t>TCXO</w:t>
-            </w:r>
-          </w:p>
-        </w:tc>
-        <w:tc>
-          <w:tcPr>
-            <w:tcW w:w="1667" w:type="dxa"/>
-          </w:tcPr>
-          <w:p>
-            <w:pPr>
-              <w:cnfStyle w:val="100000000000" w:firstRow="1" w:lastRow="0" w:firstColumn="0" w:lastColumn="0" w:oddVBand="0" w:evenVBand="0" w:oddHBand="0" w:evenHBand="0" w:firstRowFirstColumn="0" w:firstRowLastColumn="0" w:lastRowFirstColumn="0" w:lastRowLastColumn="0"/>
-              <w:rPr>
-                <w:lang w:val="en-US"/>
-              </w:rPr>
-            </w:pPr>
-            <w:r>
-              <w:rPr>
-                <w:lang w:val="en-US"/>
-              </w:rPr>
-              <w:t>Frequenz</w:t>
-            </w:r>
-          </w:p>
-        </w:tc>
-        <w:tc>
-          <w:tcPr>
-            <w:tcW w:w="1573" w:type="dxa"/>
-          </w:tcPr>
-          <w:p>
-            <w:pPr>
-              <w:cnfStyle w:val="100000000000" w:firstRow="1" w:lastRow="0" w:firstColumn="0" w:lastColumn="0" w:oddVBand="0" w:evenVBand="0" w:oddHBand="0" w:evenHBand="0" w:firstRowFirstColumn="0" w:firstRowLastColumn="0" w:lastRowFirstColumn="0" w:lastRowLastColumn="0"/>
-              <w:rPr>
-                <w:lang w:val="en-US"/>
-              </w:rPr>
-            </w:pPr>
-            <w:r>
-              <w:rPr>
-                <w:lang w:val="en-US"/>
-              </w:rPr>
-              <w:t>Frequenzart</w:t>
-            </w:r>
-          </w:p>
-        </w:tc>
-        <w:tc>
-          <w:tcPr>
-            <w:tcW w:w="1325" w:type="dxa"/>
-          </w:tcPr>
-          <w:p>
-            <w:pPr>
-              <w:cnfStyle w:val="100000000000" w:firstRow="1" w:lastRow="0" w:firstColumn="0" w:lastColumn="0" w:oddVBand="0" w:evenVBand="0" w:oddHBand="0" w:evenHBand="0" w:firstRowFirstColumn="0" w:firstRowLastColumn="0" w:lastRowFirstColumn="0" w:lastRowLastColumn="0"/>
-              <w:rPr>
-                <w:lang w:val="en-US"/>
-              </w:rPr>
-            </w:pPr>
-            <w:r>
-              <w:rPr>
-                <w:lang w:val="en-US"/>
-              </w:rPr>
-              <w:t>Vdd</w:t>
-            </w:r>
-          </w:p>
-        </w:tc>
-        <w:tc>
-          <w:tcPr>
-            <w:tcW w:w="1242" w:type="dxa"/>
-          </w:tcPr>
-          <w:p>
-            <w:pPr>
-              <w:cnfStyle w:val="100000000000" w:firstRow="1" w:lastRow="0" w:firstColumn="0" w:lastColumn="0" w:oddVBand="0" w:evenVBand="0" w:oddHBand="0" w:evenHBand="0" w:firstRowFirstColumn="0" w:firstRowLastColumn="0" w:lastRowFirstColumn="0" w:lastRowLastColumn="0"/>
-              <w:rPr>
-                <w:lang w:val="en-US"/>
-              </w:rPr>
-            </w:pPr>
-            <w:r>
-              <w:rPr>
-                <w:lang w:val="en-US"/>
-              </w:rPr>
-              <w:t xml:space="preserve">Max  Idd </w:t>
-            </w:r>
-          </w:p>
-        </w:tc>
-        <w:tc>
-          <w:tcPr>
-            <w:tcW w:w="1521" w:type="dxa"/>
-          </w:tcPr>
-          <w:p>
-            <w:pPr>
-              <w:cnfStyle w:val="100000000000" w:firstRow="1" w:lastRow="0" w:firstColumn="0" w:lastColumn="0" w:oddVBand="0" w:evenVBand="0" w:oddHBand="0" w:evenHBand="0" w:firstRowFirstColumn="0" w:firstRowLastColumn="0" w:lastRowFirstColumn="0" w:lastRowLastColumn="0"/>
-              <w:rPr>
-                <w:lang w:val="en-US"/>
-              </w:rPr>
-            </w:pPr>
-            <w:r>
-              <w:rPr>
-                <w:lang w:val="en-US"/>
-              </w:rPr>
-              <w:t>Kosten</w:t>
+            <w:tcW w:w="1752" w:type="dxa"/>
+          </w:tcPr>
+          <w:p>
+            <w:r>
+              <w:t xml:space="preserve">SDR </w:t>
+            </w:r>
+          </w:p>
+        </w:tc>
+        <w:tc>
+          <w:tcPr>
+            <w:tcW w:w="1252" w:type="dxa"/>
+          </w:tcPr>
+          <w:p>
+            <w:pPr>
+              <w:cnfStyle w:val="100000000000" w:firstRow="1" w:lastRow="0" w:firstColumn="0" w:lastColumn="0" w:oddVBand="0" w:evenVBand="0" w:oddHBand="0" w:evenHBand="0" w:firstRowFirstColumn="0" w:firstRowLastColumn="0" w:lastRowFirstColumn="0" w:lastRowLastColumn="0"/>
+            </w:pPr>
+            <w:r>
+              <w:t>Signal</w:t>
+            </w:r>
+          </w:p>
+        </w:tc>
+        <w:tc>
+          <w:tcPr>
+            <w:tcW w:w="1645" w:type="dxa"/>
+          </w:tcPr>
+          <w:p>
+            <w:pPr>
+              <w:cnfStyle w:val="100000000000" w:firstRow="1" w:lastRow="0" w:firstColumn="0" w:lastColumn="0" w:oddVBand="0" w:evenVBand="0" w:oddHBand="0" w:evenHBand="0" w:firstRowFirstColumn="0" w:firstRowLastColumn="0" w:lastRowFirstColumn="0" w:lastRowLastColumn="0"/>
+            </w:pPr>
+            <w:r>
+              <w:t>Terminierung</w:t>
+            </w:r>
+          </w:p>
+        </w:tc>
+        <w:tc>
+          <w:tcPr>
+            <w:tcW w:w="975" w:type="dxa"/>
+          </w:tcPr>
+          <w:p>
+            <w:pPr>
+              <w:cnfStyle w:val="100000000000" w:firstRow="1" w:lastRow="0" w:firstColumn="0" w:lastColumn="0" w:oddVBand="0" w:evenVBand="0" w:oddHBand="0" w:evenHBand="0" w:firstRowFirstColumn="0" w:firstRowLastColumn="0" w:lastRowFirstColumn="0" w:lastRowLastColumn="0"/>
+            </w:pPr>
+          </w:p>
+        </w:tc>
+        <w:tc>
+          <w:tcPr>
+            <w:tcW w:w="1488" w:type="dxa"/>
+          </w:tcPr>
+          <w:p>
+            <w:pPr>
+              <w:cnfStyle w:val="100000000000" w:firstRow="1" w:lastRow="0" w:firstColumn="0" w:lastColumn="0" w:oddVBand="0" w:evenVBand="0" w:oddHBand="0" w:evenHBand="0" w:firstRowFirstColumn="0" w:firstRowLastColumn="0" w:lastRowFirstColumn="0" w:lastRowLastColumn="0"/>
+            </w:pPr>
+            <w:r>
+              <w:t>Peak-to-Peak Differential</w:t>
+            </w:r>
+          </w:p>
+        </w:tc>
+        <w:tc>
+          <w:tcPr>
+            <w:tcW w:w="975" w:type="dxa"/>
+          </w:tcPr>
+          <w:p>
+            <w:pPr>
+              <w:cnfStyle w:val="100000000000" w:firstRow="1" w:lastRow="0" w:firstColumn="0" w:lastColumn="0" w:oddVBand="0" w:evenVBand="0" w:oddHBand="0" w:evenHBand="0" w:firstRowFirstColumn="0" w:firstRowLastColumn="0" w:lastRowFirstColumn="0" w:lastRowLastColumn="0"/>
+            </w:pPr>
+            <w:r>
+              <w:t>Output Power Max</w:t>
+            </w:r>
+          </w:p>
+        </w:tc>
+        <w:tc>
+          <w:tcPr>
+            <w:tcW w:w="975" w:type="dxa"/>
+          </w:tcPr>
+          <w:p>
+            <w:pPr>
+              <w:cnfStyle w:val="100000000000" w:firstRow="1" w:lastRow="0" w:firstColumn="0" w:lastColumn="0" w:oddVBand="0" w:evenVBand="0" w:oddHBand="0" w:evenHBand="0" w:firstRowFirstColumn="0" w:firstRowLastColumn="0" w:lastRowFirstColumn="0" w:lastRowLastColumn="0"/>
+            </w:pPr>
+            <w:r>
+              <w:t>Input Power Max</w:t>
             </w:r>
           </w:p>
         </w:tc>
@@ -532,151 +144,127 @@
         <w:tc>
           <w:tcPr>
             <w:cnfStyle w:val="001000000000" w:firstRow="0" w:lastRow="0" w:firstColumn="1" w:lastColumn="0" w:oddVBand="0" w:evenVBand="0" w:oddHBand="0" w:evenHBand="0" w:firstRowFirstColumn="0" w:firstRowLastColumn="0" w:lastRowFirstColumn="0" w:lastRowLastColumn="0"/>
-            <w:tcW w:w="1734" w:type="dxa"/>
-          </w:tcPr>
-          <w:p>
-            <w:pPr>
-              <w:rPr>
-                <w:lang w:val="en-US"/>
-              </w:rPr>
-            </w:pPr>
+            <w:tcW w:w="1752" w:type="dxa"/>
+          </w:tcPr>
+          <w:p>
             <w:hyperlink r:id="rId5" w:history="1">
               <w:r>
                 <w:rPr>
                   <w:rStyle w:val="Hyperlink"/>
-                  <w:lang w:val="en-US"/>
+                  <w:b w:val="0"/>
+                  <w:bCs w:val="0"/>
                 </w:rPr>
-                <w:t>ASGTX-P-1.500GHz-1</w:t>
+                <w:t>RFSoC_RM_A3</w:t>
               </w:r>
             </w:hyperlink>
           </w:p>
         </w:tc>
         <w:tc>
           <w:tcPr>
-            <w:tcW w:w="1667" w:type="dxa"/>
-          </w:tcPr>
-          <w:p>
-            <w:pPr>
-              <w:cnfStyle w:val="000000100000" w:firstRow="0" w:lastRow="0" w:firstColumn="0" w:lastColumn="0" w:oddVBand="0" w:evenVBand="0" w:oddHBand="1" w:evenHBand="0" w:firstRowFirstColumn="0" w:firstRowLastColumn="0" w:lastRowFirstColumn="0" w:lastRowLastColumn="0"/>
-              <w:rPr>
-                <w:lang w:val="en-US"/>
-              </w:rPr>
-            </w:pPr>
-            <w:r>
-              <w:t>1.5 GHz</w:t>
-            </w:r>
-          </w:p>
-        </w:tc>
-        <w:tc>
-          <w:tcPr>
-            <w:tcW w:w="1573" w:type="dxa"/>
-          </w:tcPr>
-          <w:p>
-            <w:pPr>
-              <w:cnfStyle w:val="000000100000" w:firstRow="0" w:lastRow="0" w:firstColumn="0" w:lastColumn="0" w:oddVBand="0" w:evenVBand="0" w:oddHBand="1" w:evenHBand="0" w:firstRowFirstColumn="0" w:firstRowLastColumn="0" w:lastRowFirstColumn="0" w:lastRowLastColumn="0"/>
-              <w:rPr>
-                <w:lang w:val="en-US"/>
-              </w:rPr>
-            </w:pPr>
-            <w:r>
-              <w:t>LVPECL</w:t>
-            </w:r>
-          </w:p>
-        </w:tc>
-        <w:tc>
-          <w:tcPr>
-            <w:tcW w:w="1325" w:type="dxa"/>
-          </w:tcPr>
-          <w:p>
-            <w:pPr>
-              <w:cnfStyle w:val="000000100000" w:firstRow="0" w:lastRow="0" w:firstColumn="0" w:lastColumn="0" w:oddVBand="0" w:evenVBand="0" w:oddHBand="1" w:evenHBand="0" w:firstRowFirstColumn="0" w:firstRowLastColumn="0" w:lastRowFirstColumn="0" w:lastRowLastColumn="0"/>
-              <w:rPr>
-                <w:lang w:val="en-US"/>
-              </w:rPr>
-            </w:pPr>
-            <w:r>
-              <w:rPr>
-                <w:lang w:val="en-US"/>
-              </w:rPr>
-              <w:t>3,3 V</w:t>
-            </w:r>
-          </w:p>
-        </w:tc>
-        <w:tc>
-          <w:tcPr>
-            <w:tcW w:w="1242" w:type="dxa"/>
-          </w:tcPr>
-          <w:p>
-            <w:pPr>
-              <w:cnfStyle w:val="000000100000" w:firstRow="0" w:lastRow="0" w:firstColumn="0" w:lastColumn="0" w:oddVBand="0" w:evenVBand="0" w:oddHBand="1" w:evenHBand="0" w:firstRowFirstColumn="0" w:firstRowLastColumn="0" w:lastRowFirstColumn="0" w:lastRowLastColumn="0"/>
-            </w:pPr>
-            <w:r>
-              <w:t xml:space="preserve">60 </w:t>
-            </w:r>
-            <w:r>
-              <w:t>mA</w:t>
-            </w:r>
-          </w:p>
-        </w:tc>
-        <w:tc>
-          <w:tcPr>
-            <w:tcW w:w="1521" w:type="dxa"/>
-          </w:tcPr>
-          <w:p>
-            <w:pPr>
-              <w:cnfStyle w:val="000000100000" w:firstRow="0" w:lastRow="0" w:firstColumn="0" w:lastColumn="0" w:oddVBand="0" w:evenVBand="0" w:oddHBand="1" w:evenHBand="0" w:firstRowFirstColumn="0" w:firstRowLastColumn="0" w:lastRowFirstColumn="0" w:lastRowLastColumn="0"/>
-            </w:pPr>
-            <w:r>
-              <w:t>72,01 €</w:t>
-            </w:r>
-          </w:p>
-          <w:p>
-            <w:pPr>
-              <w:cnfStyle w:val="000000100000" w:firstRow="0" w:lastRow="0" w:firstColumn="0" w:lastColumn="0" w:oddVBand="0" w:evenVBand="0" w:oddHBand="1" w:evenHBand="0" w:firstRowFirstColumn="0" w:firstRowLastColumn="0" w:lastRowFirstColumn="0" w:lastRowLastColumn="0"/>
-              <w:rPr>
-                <w:lang w:val="en-US"/>
-              </w:rPr>
-            </w:pPr>
+            <w:tcW w:w="1252" w:type="dxa"/>
+          </w:tcPr>
+          <w:p>
+            <w:pPr>
+              <w:cnfStyle w:val="000000100000" w:firstRow="0" w:lastRow="0" w:firstColumn="0" w:lastColumn="0" w:oddVBand="0" w:evenVBand="0" w:oddHBand="1" w:evenHBand="0" w:firstRowFirstColumn="0" w:firstRowLastColumn="0" w:lastRowFirstColumn="0" w:lastRowLastColumn="0"/>
+            </w:pPr>
+            <w:r>
+              <w:t>900 – 1000 Mhz</w:t>
+            </w:r>
+          </w:p>
+        </w:tc>
+        <w:tc>
+          <w:tcPr>
+            <w:tcW w:w="1645" w:type="dxa"/>
+          </w:tcPr>
+          <w:p>
+            <w:pPr>
+              <w:cnfStyle w:val="000000100000" w:firstRow="0" w:lastRow="0" w:firstColumn="0" w:lastColumn="0" w:oddVBand="0" w:evenVBand="0" w:oddHBand="1" w:evenHBand="0" w:firstRowFirstColumn="0" w:firstRowLastColumn="0" w:lastRowFirstColumn="0" w:lastRowLastColumn="0"/>
+            </w:pPr>
+            <w:r>
+              <w:t>100 Ohm</w:t>
+            </w:r>
+          </w:p>
+        </w:tc>
+        <w:tc>
+          <w:tcPr>
+            <w:tcW w:w="975" w:type="dxa"/>
+          </w:tcPr>
+          <w:p>
+            <w:pPr>
+              <w:cnfStyle w:val="000000100000" w:firstRow="0" w:lastRow="0" w:firstColumn="0" w:lastColumn="0" w:oddVBand="0" w:evenVBand="0" w:oddHBand="1" w:evenHBand="0" w:firstRowFirstColumn="0" w:firstRowLastColumn="0" w:lastRowFirstColumn="0" w:lastRowLastColumn="0"/>
+            </w:pPr>
+          </w:p>
+        </w:tc>
+        <w:tc>
+          <w:tcPr>
+            <w:tcW w:w="1488" w:type="dxa"/>
+          </w:tcPr>
+          <w:p>
+            <w:pPr>
+              <w:cnfStyle w:val="000000100000" w:firstRow="0" w:lastRow="0" w:firstColumn="0" w:lastColumn="0" w:oddVBand="0" w:evenVBand="0" w:oddHBand="1" w:evenHBand="0" w:firstRowFirstColumn="0" w:firstRowLastColumn="0" w:lastRowFirstColumn="0" w:lastRowLastColumn="0"/>
+            </w:pPr>
+            <w:r>
+              <w:t>4,8 V</w:t>
+            </w:r>
+          </w:p>
+        </w:tc>
+        <w:tc>
+          <w:tcPr>
+            <w:tcW w:w="975" w:type="dxa"/>
+          </w:tcPr>
+          <w:p>
+            <w:pPr>
+              <w:cnfStyle w:val="000000100000" w:firstRow="0" w:lastRow="0" w:firstColumn="0" w:lastColumn="0" w:oddVBand="0" w:evenVBand="0" w:oddHBand="1" w:evenHBand="0" w:firstRowFirstColumn="0" w:firstRowLastColumn="0" w:lastRowFirstColumn="0" w:lastRowLastColumn="0"/>
+            </w:pPr>
+            <w:r>
+              <w:t>-18,5 – 6</w:t>
+            </w:r>
+            <w:r>
+              <w:t>,</w:t>
+            </w:r>
+            <w:r>
+              <w:t>6 dBm</w:t>
+            </w:r>
+          </w:p>
+        </w:tc>
+        <w:tc>
+          <w:tcPr>
+            <w:tcW w:w="975" w:type="dxa"/>
+          </w:tcPr>
+          <w:p>
+            <w:pPr>
+              <w:cnfStyle w:val="000000100000" w:firstRow="0" w:lastRow="0" w:firstColumn="0" w:lastColumn="0" w:oddVBand="0" w:evenVBand="0" w:oddHBand="1" w:evenHBand="0" w:firstRowFirstColumn="0" w:firstRowLastColumn="0" w:lastRowFirstColumn="0" w:lastRowLastColumn="0"/>
+            </w:pPr>
+            <w:r>
+              <w:t>14m 6 dBm</w:t>
+            </w:r>
           </w:p>
         </w:tc>
       </w:tr>
     </w:tbl>
     <w:p>
-      <w:hyperlink r:id="rId6" w:history="1">
-        <w:r>
-          <w:rPr>
-            <w:rStyle w:val="Hyperlink"/>
-          </w:rPr>
-          <w:t>CVCO55CC-2000-2000</w:t>
-        </w:r>
-      </w:hyperlink>
       <w:r>
-        <w:t xml:space="preserve"> (27,48 €</w:t>
+        <w:t>Am ADC und DAC</w:t>
       </w:r>
       <w:r>
-        <w:t>)</w:t>
+        <w:t xml:space="preserve"> des RFSoC</w:t>
       </w:r>
       <w:r>
-        <w:t xml:space="preserve"> benötigt Tuningvoltage</w:t>
+        <w:t xml:space="preserve"> befinden sich </w:t>
       </w:r>
       <w:r>
-        <w:t xml:space="preserve"> zur Stabilisierung</w:t>
+        <w:t>MABA-011118</w:t>
       </w:r>
       <w:r>
-        <w:t>, daher nicht geeignet.</w:t>
+        <w:t xml:space="preserve"> Baluns, diese erzeugen ein Single-Ended 50 Ohm Signal!</w:t>
       </w:r>
     </w:p>
     <w:p>
-      <w:hyperlink r:id="rId7" w:history="1">
-        <w:r>
-          <w:rPr>
-            <w:rStyle w:val="Hyperlink"/>
-          </w:rPr>
-          <w:t>ADF4351</w:t>
-        </w:r>
-      </w:hyperlink>
+      <w:pPr>
+        <w:pStyle w:val="Heading1"/>
+      </w:pPr>
       <w:r>
-        <w:t xml:space="preserve"> ist nicht unabhängig steuerbar.</w:t>
+        <w:t>Power</w:t>
       </w:r>
     </w:p>
     <w:p>
@@ -685,123 +273,17 @@
           <w:lang w:val="en-US"/>
         </w:rPr>
       </w:pPr>
-      <w:hyperlink r:id="rId8" w:history="1">
-        <w:r>
-          <w:rPr>
-            <w:rStyle w:val="Hyperlink"/>
-            <w:lang w:val="en-US"/>
-          </w:rPr>
-          <w:t>https://www.taisaw.com/assets/PDF/TC0514A%20_Rev%202.0_.pdf</w:t>
-        </w:r>
-      </w:hyperlink>
       <w:r>
         <w:rPr>
           <w:lang w:val="en-US"/>
         </w:rPr>
-        <w:t xml:space="preserve"> SAW</w:t>
+        <w:t>Power Supply über 5V USB-</w:t>
       </w:r>
       <w:r>
         <w:rPr>
           <w:lang w:val="en-US"/>
         </w:rPr>
-        <w:t xml:space="preserve"> 1089 MHz</w:t>
-      </w:r>
-    </w:p>
-    <w:p>
-      <w:r>
-        <w:t xml:space="preserve">1532P-2000.000J33DTK OSC </w:t>
-      </w:r>
-    </w:p>
-    <w:p>
-      <w:hyperlink r:id="rId9" w:history="1">
-        <w:r>
-          <w:rPr>
-            <w:rStyle w:val="Hyperlink"/>
-          </w:rPr>
-          <w:t>https://www.mouser.de/datasheet/3/564/1/si561_datasheet.pdf</w:t>
-        </w:r>
-      </w:hyperlink>
-      <w:r>
-        <w:t xml:space="preserve"> n</w:t>
-      </w:r>
-      <w:r>
-        <w:t>icht verfügbar</w:t>
-      </w:r>
-      <w:r>
-        <w:t>, custom anfertigung</w:t>
-      </w:r>
-    </w:p>
-    <w:p>
-      <w:pPr>
-        <w:rPr>
-          <w:lang w:val="en-US"/>
-        </w:rPr>
-      </w:pPr>
-      <w:r>
-        <w:rPr>
-          <w:lang w:val="en-US"/>
-        </w:rPr>
-        <w:t xml:space="preserve">AC Coupling LVPECL Termination: </w:t>
-      </w:r>
-      <w:hyperlink r:id="rId10" w:history="1">
-        <w:r>
-          <w:rPr>
-            <w:rStyle w:val="Hyperlink"/>
-            <w:lang w:val="en-US"/>
-          </w:rPr>
-          <w:t>https://www.ti.com/lit/an/slla120/slla120.pdf?ts=1781127035477</w:t>
-        </w:r>
-      </w:hyperlink>
-    </w:p>
-    <w:p>
-      <w:r>
-        <w:t xml:space="preserve">CAVE: </w:t>
-      </w:r>
-      <w:r>
-        <w:t>LVPECL</w:t>
-      </w:r>
-      <w:r>
-        <w:t xml:space="preserve"> ist rechteckförmig, Mehrere Signalanteile</w:t>
-      </w:r>
-      <w:r>
-        <w:t xml:space="preserve"> vorhanden.</w:t>
-      </w:r>
-    </w:p>
-    <w:p>
-      <w:r>
-        <w:t>ASG ist differentielles signal, muss konvertiert werden zu single ended. Starke harmonics, da rechtecksignal. Ouputsignal im 2ghz bereich, das ist unzulässig!</w:t>
-      </w:r>
-    </w:p>
-    <w:p>
-      <w:pPr>
-        <w:pStyle w:val="Heading2"/>
-      </w:pPr>
-      <w:r>
-        <w:t>HF-Verstärker</w:t>
-      </w:r>
-    </w:p>
-    <w:p>
-      <w:pPr>
-        <w:pStyle w:val="ListParagraph"/>
-        <w:numPr>
-          <w:ilvl w:val="0"/>
-          <w:numId w:val="4"/>
-        </w:numPr>
-      </w:pPr>
-      <w:r>
-        <w:t>50 Ohm Impedanz</w:t>
-      </w:r>
-    </w:p>
-    <w:p>
-      <w:pPr>
-        <w:pStyle w:val="ListParagraph"/>
-        <w:numPr>
-          <w:ilvl w:val="0"/>
-          <w:numId w:val="4"/>
-        </w:numPr>
-      </w:pPr>
-      <w:r>
-        <w:t>7dBm bei 1,5 Ghz</w:t>
+        <w:t xml:space="preserve"> Gerät. </w:t>
       </w:r>
     </w:p>
     <w:tbl>
@@ -826,8 +308,16 @@
             <w:tcW w:w="2265" w:type="dxa"/>
           </w:tcPr>
           <w:p>
-            <w:r>
-              <w:t>Buffer Amp</w:t>
+            <w:pPr>
+              <w:tabs>
+                <w:tab w:val="left" w:pos="1021"/>
+              </w:tabs>
+            </w:pPr>
+            <w:r>
+              <w:t>Input</w:t>
+            </w:r>
+            <w:r>
+              <w:tab/>
             </w:r>
           </w:p>
         </w:tc>
@@ -840,7 +330,7 @@
               <w:cnfStyle w:val="100000000000" w:firstRow="1" w:lastRow="0" w:firstColumn="0" w:lastColumn="0" w:oddVBand="0" w:evenVBand="0" w:oddHBand="0" w:evenHBand="0" w:firstRowFirstColumn="0" w:firstRowLastColumn="0" w:lastRowFirstColumn="0" w:lastRowLastColumn="0"/>
             </w:pPr>
             <w:r>
-              <w:t>Frequenz</w:t>
+              <w:t>Spannung</w:t>
             </w:r>
           </w:p>
         </w:tc>
@@ -853,7 +343,7 @@
               <w:cnfStyle w:val="100000000000" w:firstRow="1" w:lastRow="0" w:firstColumn="0" w:lastColumn="0" w:oddVBand="0" w:evenVBand="0" w:oddHBand="0" w:evenHBand="0" w:firstRowFirstColumn="0" w:firstRowLastColumn="0" w:lastRowFirstColumn="0" w:lastRowLastColumn="0"/>
             </w:pPr>
             <w:r>
-              <w:t>Gain</w:t>
+              <w:t>Strom Max</w:t>
             </w:r>
           </w:p>
         </w:tc>
@@ -866,7 +356,7 @@
               <w:cnfStyle w:val="100000000000" w:firstRow="1" w:lastRow="0" w:firstColumn="0" w:lastColumn="0" w:oddVBand="0" w:evenVBand="0" w:oddHBand="0" w:evenHBand="0" w:firstRowFirstColumn="0" w:firstRowLastColumn="0" w:lastRowFirstColumn="0" w:lastRowLastColumn="0"/>
             </w:pPr>
             <w:r>
-              <w:t>Kosten</w:t>
+              <w:t>Leistung Max</w:t>
             </w:r>
           </w:p>
         </w:tc>
@@ -880,7 +370,16 @@
             <w:cnfStyle w:val="001000000000" w:firstRow="0" w:lastRow="0" w:firstColumn="1" w:lastColumn="0" w:oddVBand="0" w:evenVBand="0" w:oddHBand="0" w:evenHBand="0" w:firstRowFirstColumn="0" w:firstRowLastColumn="0" w:lastRowFirstColumn="0" w:lastRowLastColumn="0"/>
             <w:tcW w:w="2265" w:type="dxa"/>
           </w:tcPr>
-          <w:p/>
+          <w:p>
+            <w:hyperlink r:id="rId6" w:history="1">
+              <w:r>
+                <w:rPr>
+                  <w:rStyle w:val="Hyperlink"/>
+                </w:rPr>
+                <w:t>USB A Jack</w:t>
+              </w:r>
+            </w:hyperlink>
+          </w:p>
         </w:tc>
         <w:tc>
           <w:tcPr>
@@ -890,6 +389,9 @@
             <w:pPr>
               <w:cnfStyle w:val="000000100000" w:firstRow="0" w:lastRow="0" w:firstColumn="0" w:lastColumn="0" w:oddVBand="0" w:evenVBand="0" w:oddHBand="1" w:evenHBand="0" w:firstRowFirstColumn="0" w:firstRowLastColumn="0" w:lastRowFirstColumn="0" w:lastRowLastColumn="0"/>
             </w:pPr>
+            <w:r>
+              <w:t>5 V</w:t>
+            </w:r>
           </w:p>
         </w:tc>
         <w:tc>
@@ -900,6 +402,9 @@
             <w:pPr>
               <w:cnfStyle w:val="000000100000" w:firstRow="0" w:lastRow="0" w:firstColumn="0" w:lastColumn="0" w:oddVBand="0" w:evenVBand="0" w:oddHBand="1" w:evenHBand="0" w:firstRowFirstColumn="0" w:firstRowLastColumn="0" w:lastRowFirstColumn="0" w:lastRowLastColumn="0"/>
             </w:pPr>
+            <w:r>
+              <w:t>1.8 A</w:t>
+            </w:r>
           </w:p>
         </w:tc>
         <w:tc>
@@ -910,55 +415,464 @@
             <w:pPr>
               <w:cnfStyle w:val="000000100000" w:firstRow="0" w:lastRow="0" w:firstColumn="0" w:lastColumn="0" w:oddVBand="0" w:evenVBand="0" w:oddHBand="1" w:evenHBand="0" w:firstRowFirstColumn="0" w:firstRowLastColumn="0" w:lastRowFirstColumn="0" w:lastRowLastColumn="0"/>
             </w:pPr>
+            <w:r>
+              <w:t>9 W</w:t>
+            </w:r>
+          </w:p>
+        </w:tc>
+      </w:tr>
+    </w:tbl>
+    <w:p/>
+    <w:tbl>
+      <w:tblPr>
+        <w:tblStyle w:val="ListTable3-Accent3"/>
+        <w:tblW w:w="9067" w:type="dxa"/>
+        <w:tblLayout w:type="fixed"/>
+        <w:tblLook w:val="04A0" w:firstRow="1" w:lastRow="0" w:firstColumn="1" w:lastColumn="0" w:noHBand="0" w:noVBand="1"/>
+      </w:tblPr>
+      <w:tblGrid>
+        <w:gridCol w:w="2405"/>
+        <w:gridCol w:w="1418"/>
+        <w:gridCol w:w="2551"/>
+        <w:gridCol w:w="2693"/>
+      </w:tblGrid>
+      <w:tr>
+        <w:trPr>
+          <w:cnfStyle w:val="100000000000" w:firstRow="1" w:lastRow="0" w:firstColumn="0" w:lastColumn="0" w:oddVBand="0" w:evenVBand="0" w:oddHBand="0" w:evenHBand="0" w:firstRowFirstColumn="0" w:firstRowLastColumn="0" w:lastRowFirstColumn="0" w:lastRowLastColumn="0"/>
+        </w:trPr>
+        <w:tc>
+          <w:tcPr>
+            <w:cnfStyle w:val="001000000100" w:firstRow="0" w:lastRow="0" w:firstColumn="1" w:lastColumn="0" w:oddVBand="0" w:evenVBand="0" w:oddHBand="0" w:evenHBand="0" w:firstRowFirstColumn="1" w:firstRowLastColumn="0" w:lastRowFirstColumn="0" w:lastRowLastColumn="0"/>
+            <w:tcW w:w="2405" w:type="dxa"/>
+          </w:tcPr>
+          <w:p>
+            <w:pPr>
+              <w:rPr>
+                <w:bCs w:val="0"/>
+                <w:lang w:val="en-US"/>
+              </w:rPr>
+            </w:pPr>
+            <w:r>
+              <w:rPr>
+                <w:bCs w:val="0"/>
+                <w:lang w:val="en-US"/>
+              </w:rPr>
+              <w:t>Power Management</w:t>
+            </w:r>
+          </w:p>
+        </w:tc>
+        <w:tc>
+          <w:tcPr>
+            <w:tcW w:w="1418" w:type="dxa"/>
+          </w:tcPr>
+          <w:p>
+            <w:pPr>
+              <w:cnfStyle w:val="100000000000" w:firstRow="1" w:lastRow="0" w:firstColumn="0" w:lastColumn="0" w:oddVBand="0" w:evenVBand="0" w:oddHBand="0" w:evenHBand="0" w:firstRowFirstColumn="0" w:firstRowLastColumn="0" w:lastRowFirstColumn="0" w:lastRowLastColumn="0"/>
+              <w:rPr>
+                <w:lang w:val="en-US"/>
+              </w:rPr>
+            </w:pPr>
+            <w:r>
+              <w:rPr>
+                <w:lang w:val="en-US"/>
+              </w:rPr>
+              <w:t>Input</w:t>
+            </w:r>
+            <w:r>
+              <w:rPr>
+                <w:lang w:val="en-US"/>
+              </w:rPr>
+              <w:t xml:space="preserve"> Voltage</w:t>
+            </w:r>
+          </w:p>
+        </w:tc>
+        <w:tc>
+          <w:tcPr>
+            <w:tcW w:w="2551" w:type="dxa"/>
+          </w:tcPr>
+          <w:p>
+            <w:pPr>
+              <w:cnfStyle w:val="100000000000" w:firstRow="1" w:lastRow="0" w:firstColumn="0" w:lastColumn="0" w:oddVBand="0" w:evenVBand="0" w:oddHBand="0" w:evenHBand="0" w:firstRowFirstColumn="0" w:firstRowLastColumn="0" w:lastRowFirstColumn="0" w:lastRowLastColumn="0"/>
+              <w:rPr>
+                <w:lang w:val="en-US"/>
+              </w:rPr>
+            </w:pPr>
+            <w:r>
+              <w:rPr>
+                <w:lang w:val="en-US"/>
+              </w:rPr>
+              <w:t xml:space="preserve">Output Current </w:t>
+            </w:r>
+            <w:r>
+              <w:rPr>
+                <w:lang w:val="en-US"/>
+              </w:rPr>
+              <w:t>Max</w:t>
+            </w:r>
+          </w:p>
+        </w:tc>
+        <w:tc>
+          <w:tcPr>
+            <w:tcW w:w="2693" w:type="dxa"/>
+          </w:tcPr>
+          <w:p>
+            <w:pPr>
+              <w:cnfStyle w:val="100000000000" w:firstRow="1" w:lastRow="0" w:firstColumn="0" w:lastColumn="0" w:oddVBand="0" w:evenVBand="0" w:oddHBand="0" w:evenHBand="0" w:firstRowFirstColumn="0" w:firstRowLastColumn="0" w:lastRowFirstColumn="0" w:lastRowLastColumn="0"/>
+              <w:rPr>
+                <w:lang w:val="en-US"/>
+              </w:rPr>
+            </w:pPr>
+            <w:r>
+              <w:rPr>
+                <w:lang w:val="en-US"/>
+              </w:rPr>
+              <w:t>Kosten</w:t>
+            </w:r>
+          </w:p>
+        </w:tc>
+      </w:tr>
+      <w:tr>
+        <w:trPr>
+          <w:cnfStyle w:val="000000100000" w:firstRow="0" w:lastRow="0" w:firstColumn="0" w:lastColumn="0" w:oddVBand="0" w:evenVBand="0" w:oddHBand="1" w:evenHBand="0" w:firstRowFirstColumn="0" w:firstRowLastColumn="0" w:lastRowFirstColumn="0" w:lastRowLastColumn="0"/>
+        </w:trPr>
+        <w:tc>
+          <w:tcPr>
+            <w:cnfStyle w:val="001000000000" w:firstRow="0" w:lastRow="0" w:firstColumn="1" w:lastColumn="0" w:oddVBand="0" w:evenVBand="0" w:oddHBand="0" w:evenHBand="0" w:firstRowFirstColumn="0" w:firstRowLastColumn="0" w:lastRowFirstColumn="0" w:lastRowLastColumn="0"/>
+            <w:tcW w:w="2405" w:type="dxa"/>
+          </w:tcPr>
+          <w:p>
+            <w:pPr>
+              <w:jc w:val="center"/>
+              <w:rPr>
+                <w:bCs w:val="0"/>
+              </w:rPr>
+            </w:pPr>
+            <w:hyperlink r:id="rId7" w:history="1">
+              <w:r>
+                <w:rPr>
+                  <w:rStyle w:val="Hyperlink"/>
+                  <w:bCs w:val="0"/>
+                </w:rPr>
+                <w:t>AP22804AW5-7</w:t>
+              </w:r>
+            </w:hyperlink>
+          </w:p>
+          <w:p>
+            <w:pPr>
+              <w:jc w:val="center"/>
+              <w:rPr>
+                <w:bCs w:val="0"/>
+                <w:lang w:val="en-US"/>
+              </w:rPr>
+            </w:pPr>
+          </w:p>
+        </w:tc>
+        <w:tc>
+          <w:tcPr>
+            <w:tcW w:w="1418" w:type="dxa"/>
+          </w:tcPr>
+          <w:p>
+            <w:pPr>
+              <w:cnfStyle w:val="000000100000" w:firstRow="0" w:lastRow="0" w:firstColumn="0" w:lastColumn="0" w:oddVBand="0" w:evenVBand="0" w:oddHBand="1" w:evenHBand="0" w:firstRowFirstColumn="0" w:firstRowLastColumn="0" w:lastRowFirstColumn="0" w:lastRowLastColumn="0"/>
+              <w:rPr>
+                <w:lang w:val="en-US"/>
+              </w:rPr>
+            </w:pPr>
+            <w:r>
+              <w:rPr>
+                <w:lang w:val="en-US"/>
+              </w:rPr>
+              <w:t>2,7 – 5,5 V</w:t>
+            </w:r>
+          </w:p>
+        </w:tc>
+        <w:tc>
+          <w:tcPr>
+            <w:tcW w:w="2551" w:type="dxa"/>
+          </w:tcPr>
+          <w:p>
+            <w:pPr>
+              <w:cnfStyle w:val="000000100000" w:firstRow="0" w:lastRow="0" w:firstColumn="0" w:lastColumn="0" w:oddVBand="0" w:evenVBand="0" w:oddHBand="1" w:evenHBand="0" w:firstRowFirstColumn="0" w:firstRowLastColumn="0" w:lastRowFirstColumn="0" w:lastRowLastColumn="0"/>
+              <w:rPr>
+                <w:lang w:val="en-US"/>
+              </w:rPr>
+            </w:pPr>
+            <w:r>
+              <w:t>2</w:t>
+            </w:r>
+            <w:r>
+              <w:t>,</w:t>
+            </w:r>
+            <w:r>
+              <w:t>5</w:t>
+            </w:r>
+            <w:r>
+              <w:t xml:space="preserve"> A</w:t>
+            </w:r>
+          </w:p>
+        </w:tc>
+        <w:tc>
+          <w:tcPr>
+            <w:tcW w:w="2693" w:type="dxa"/>
+          </w:tcPr>
+          <w:p>
+            <w:pPr>
+              <w:cnfStyle w:val="000000100000" w:firstRow="0" w:lastRow="0" w:firstColumn="0" w:lastColumn="0" w:oddVBand="0" w:evenVBand="0" w:oddHBand="1" w:evenHBand="0" w:firstRowFirstColumn="0" w:firstRowLastColumn="0" w:lastRowFirstColumn="0" w:lastRowLastColumn="0"/>
+              <w:rPr>
+                <w:lang w:val="en-US"/>
+              </w:rPr>
+            </w:pPr>
+            <w:r>
+              <w:t>0,32 €</w:t>
+            </w:r>
           </w:p>
         </w:tc>
       </w:tr>
     </w:tbl>
     <w:p>
       <w:pPr>
-        <w:pStyle w:val="Heading2"/>
+        <w:rPr>
+          <w:lang w:val="en-US"/>
+        </w:rPr>
+      </w:pPr>
+    </w:p>
+    <w:tbl>
+      <w:tblPr>
+        <w:tblStyle w:val="ListTable3-Accent3"/>
+        <w:tblW w:w="0" w:type="auto"/>
+        <w:tblLook w:val="04A0" w:firstRow="1" w:lastRow="0" w:firstColumn="1" w:lastColumn="0" w:noHBand="0" w:noVBand="1"/>
+      </w:tblPr>
+      <w:tblGrid>
+        <w:gridCol w:w="2265"/>
+        <w:gridCol w:w="2265"/>
+        <w:gridCol w:w="2266"/>
+        <w:gridCol w:w="2266"/>
+      </w:tblGrid>
+      <w:tr>
+        <w:trPr>
+          <w:cnfStyle w:val="100000000000" w:firstRow="1" w:lastRow="0" w:firstColumn="0" w:lastColumn="0" w:oddVBand="0" w:evenVBand="0" w:oddHBand="0" w:evenHBand="0" w:firstRowFirstColumn="0" w:firstRowLastColumn="0" w:lastRowFirstColumn="0" w:lastRowLastColumn="0"/>
+        </w:trPr>
+        <w:tc>
+          <w:tcPr>
+            <w:cnfStyle w:val="001000000100" w:firstRow="0" w:lastRow="0" w:firstColumn="1" w:lastColumn="0" w:oddVBand="0" w:evenVBand="0" w:oddHBand="0" w:evenHBand="0" w:firstRowFirstColumn="1" w:firstRowLastColumn="0" w:lastRowFirstColumn="0" w:lastRowLastColumn="0"/>
+            <w:tcW w:w="2265" w:type="dxa"/>
+          </w:tcPr>
+          <w:p>
+            <w:pPr>
+              <w:rPr>
+                <w:lang w:val="en-US"/>
+              </w:rPr>
+            </w:pPr>
+            <w:r>
+              <w:rPr>
+                <w:lang w:val="en-US"/>
+              </w:rPr>
+              <w:t xml:space="preserve">3,3 V </w:t>
+            </w:r>
+            <w:r>
+              <w:rPr>
+                <w:lang w:val="en-US"/>
+              </w:rPr>
+              <w:t>Linear Dropout-Regulator</w:t>
+            </w:r>
+          </w:p>
+        </w:tc>
+        <w:tc>
+          <w:tcPr>
+            <w:tcW w:w="2265" w:type="dxa"/>
+          </w:tcPr>
+          <w:p>
+            <w:pPr>
+              <w:cnfStyle w:val="100000000000" w:firstRow="1" w:lastRow="0" w:firstColumn="0" w:lastColumn="0" w:oddVBand="0" w:evenVBand="0" w:oddHBand="0" w:evenHBand="0" w:firstRowFirstColumn="0" w:firstRowLastColumn="0" w:lastRowFirstColumn="0" w:lastRowLastColumn="0"/>
+              <w:rPr>
+                <w:lang w:val="en-US"/>
+              </w:rPr>
+            </w:pPr>
+            <w:r>
+              <w:rPr>
+                <w:lang w:val="en-US"/>
+              </w:rPr>
+              <w:t xml:space="preserve">Input </w:t>
+            </w:r>
+            <w:r>
+              <w:rPr>
+                <w:lang w:val="en-US"/>
+              </w:rPr>
+              <w:t xml:space="preserve">Voltage </w:t>
+            </w:r>
+            <w:r>
+              <w:rPr>
+                <w:lang w:val="en-US"/>
+              </w:rPr>
+              <w:t>Max</w:t>
+            </w:r>
+          </w:p>
+        </w:tc>
+        <w:tc>
+          <w:tcPr>
+            <w:tcW w:w="2266" w:type="dxa"/>
+          </w:tcPr>
+          <w:p>
+            <w:pPr>
+              <w:cnfStyle w:val="100000000000" w:firstRow="1" w:lastRow="0" w:firstColumn="0" w:lastColumn="0" w:oddVBand="0" w:evenVBand="0" w:oddHBand="0" w:evenHBand="0" w:firstRowFirstColumn="0" w:firstRowLastColumn="0" w:lastRowFirstColumn="0" w:lastRowLastColumn="0"/>
+              <w:rPr>
+                <w:lang w:val="en-US"/>
+              </w:rPr>
+            </w:pPr>
+            <w:r>
+              <w:rPr>
+                <w:lang w:val="en-US"/>
+              </w:rPr>
+              <w:t>Output Current Max</w:t>
+            </w:r>
+          </w:p>
+        </w:tc>
+        <w:tc>
+          <w:tcPr>
+            <w:tcW w:w="2266" w:type="dxa"/>
+          </w:tcPr>
+          <w:p>
+            <w:pPr>
+              <w:cnfStyle w:val="100000000000" w:firstRow="1" w:lastRow="0" w:firstColumn="0" w:lastColumn="0" w:oddVBand="0" w:evenVBand="0" w:oddHBand="0" w:evenHBand="0" w:firstRowFirstColumn="0" w:firstRowLastColumn="0" w:lastRowFirstColumn="0" w:lastRowLastColumn="0"/>
+              <w:rPr>
+                <w:lang w:val="en-US"/>
+              </w:rPr>
+            </w:pPr>
+            <w:r>
+              <w:rPr>
+                <w:lang w:val="en-US"/>
+              </w:rPr>
+              <w:t>Kosten</w:t>
+            </w:r>
+          </w:p>
+        </w:tc>
+      </w:tr>
+      <w:tr>
+        <w:trPr>
+          <w:cnfStyle w:val="000000100000" w:firstRow="0" w:lastRow="0" w:firstColumn="0" w:lastColumn="0" w:oddVBand="0" w:evenVBand="0" w:oddHBand="1" w:evenHBand="0" w:firstRowFirstColumn="0" w:firstRowLastColumn="0" w:lastRowFirstColumn="0" w:lastRowLastColumn="0"/>
+        </w:trPr>
+        <w:tc>
+          <w:tcPr>
+            <w:cnfStyle w:val="001000000000" w:firstRow="0" w:lastRow="0" w:firstColumn="1" w:lastColumn="0" w:oddVBand="0" w:evenVBand="0" w:oddHBand="0" w:evenHBand="0" w:firstRowFirstColumn="0" w:firstRowLastColumn="0" w:lastRowFirstColumn="0" w:lastRowLastColumn="0"/>
+            <w:tcW w:w="2265" w:type="dxa"/>
+          </w:tcPr>
+          <w:p>
+            <w:pPr>
+              <w:rPr>
+                <w:lang w:val="en-US"/>
+              </w:rPr>
+            </w:pPr>
+            <w:hyperlink r:id="rId8" w:history="1">
+              <w:r>
+                <w:rPr>
+                  <w:rStyle w:val="Hyperlink"/>
+                </w:rPr>
+                <w:t>LT3042</w:t>
+              </w:r>
+            </w:hyperlink>
+          </w:p>
+        </w:tc>
+        <w:tc>
+          <w:tcPr>
+            <w:tcW w:w="2265" w:type="dxa"/>
+          </w:tcPr>
+          <w:p>
+            <w:pPr>
+              <w:cnfStyle w:val="000000100000" w:firstRow="0" w:lastRow="0" w:firstColumn="0" w:lastColumn="0" w:oddVBand="0" w:evenVBand="0" w:oddHBand="1" w:evenHBand="0" w:firstRowFirstColumn="0" w:firstRowLastColumn="0" w:lastRowFirstColumn="0" w:lastRowLastColumn="0"/>
+            </w:pPr>
+            <w:r>
+              <w:t>1</w:t>
+            </w:r>
+            <w:r>
+              <w:t>,</w:t>
+            </w:r>
+            <w:r>
+              <w:t xml:space="preserve">8V </w:t>
+            </w:r>
+            <w:r>
+              <w:t>–</w:t>
+            </w:r>
+            <w:r>
+              <w:t xml:space="preserve"> 20V</w:t>
+            </w:r>
+          </w:p>
+        </w:tc>
+        <w:tc>
+          <w:tcPr>
+            <w:tcW w:w="2266" w:type="dxa"/>
+          </w:tcPr>
+          <w:p>
+            <w:pPr>
+              <w:cnfStyle w:val="000000100000" w:firstRow="0" w:lastRow="0" w:firstColumn="0" w:lastColumn="0" w:oddVBand="0" w:evenVBand="0" w:oddHBand="1" w:evenHBand="0" w:firstRowFirstColumn="0" w:firstRowLastColumn="0" w:lastRowFirstColumn="0" w:lastRowLastColumn="0"/>
+              <w:rPr>
+                <w:lang w:val="en-US"/>
+              </w:rPr>
+            </w:pPr>
+            <w:r>
+              <w:rPr>
+                <w:lang w:val="en-US"/>
+              </w:rPr>
+              <w:t>200 mA</w:t>
+            </w:r>
+          </w:p>
+        </w:tc>
+        <w:tc>
+          <w:tcPr>
+            <w:tcW w:w="2266" w:type="dxa"/>
+          </w:tcPr>
+          <w:p>
+            <w:pPr>
+              <w:cnfStyle w:val="000000100000" w:firstRow="0" w:lastRow="0" w:firstColumn="0" w:lastColumn="0" w:oddVBand="0" w:evenVBand="0" w:oddHBand="1" w:evenHBand="0" w:firstRowFirstColumn="0" w:firstRowLastColumn="0" w:lastRowFirstColumn="0" w:lastRowLastColumn="0"/>
+              <w:rPr>
+                <w:lang w:val="en-US"/>
+              </w:rPr>
+            </w:pPr>
+            <w:r>
+              <w:t>6,49 €</w:t>
+            </w:r>
+          </w:p>
+        </w:tc>
+      </w:tr>
+    </w:tbl>
+    <w:p>
+      <w:pPr>
+        <w:pStyle w:val="Heading1"/>
+        <w:rPr>
+          <w:lang w:val="en-US"/>
+        </w:rPr>
       </w:pPr>
       <w:r>
-        <w:t>Mischer</w:t>
+        <w:rPr>
+          <w:lang w:val="en-US"/>
+        </w:rPr>
+        <w:t>Oszillator</w:t>
       </w:r>
     </w:p>
     <w:p>
-      <w:pPr>
-        <w:pStyle w:val="ListParagraph"/>
-        <w:numPr>
-          <w:ilvl w:val="0"/>
-          <w:numId w:val="3"/>
-        </w:numPr>
-      </w:pPr>
       <w:r>
-        <w:t>LO: 1,5 Ghz</w:t>
+        <w:t>Zielfrequenz von 1.5 GHz wird mit t</w:t>
       </w:r>
       <w:r>
-        <w:t>, 0dBm</w:t>
+        <w:t>emperaturkontrolliertem Oszillator erreicht.</w:t>
       </w:r>
     </w:p>
     <w:p>
-      <w:pPr>
-        <w:pStyle w:val="ListParagraph"/>
-        <w:numPr>
-          <w:ilvl w:val="0"/>
-          <w:numId w:val="3"/>
-        </w:numPr>
-      </w:pPr>
       <w:r>
-        <w:t>IF: 400 – 500 Mhz</w:t>
+        <w:t xml:space="preserve">Um aus dem </w:t>
+      </w:r>
+      <w:r>
+        <w:t>LVDS</w:t>
+      </w:r>
+      <w:r>
+        <w:t>-Signal einen glatten Sinus ohne Gleichanteil un 50 Ohm Terminierung zu erzeugen, wird ein 1:2 Balun, Tiefpass und Blocking Kondensatoren verwendet.</w:t>
       </w:r>
     </w:p>
     <w:p>
-      <w:pPr>
-        <w:pStyle w:val="ListParagraph"/>
-        <w:numPr>
-          <w:ilvl w:val="0"/>
-          <w:numId w:val="3"/>
-        </w:numPr>
-      </w:pPr>
       <w:r>
-        <w:t>RF: 2 Ghz</w:t>
+        <w:t>Das Signal wird gesplittet und für jeweils den Rx und Tx Pfad verstärkt.</w:t>
+      </w:r>
+      <w:r>
+        <w:t xml:space="preserve"> </w:t>
       </w:r>
     </w:p>
     <w:tbl>
@@ -968,12 +882,13 @@
         <w:tblLook w:val="04A0" w:firstRow="1" w:lastRow="0" w:firstColumn="1" w:lastColumn="0" w:noHBand="0" w:noVBand="1"/>
       </w:tblPr>
       <w:tblGrid>
-        <w:gridCol w:w="1485"/>
-        <w:gridCol w:w="2146"/>
-        <w:gridCol w:w="1482"/>
-        <w:gridCol w:w="1100"/>
-        <w:gridCol w:w="1320"/>
-        <w:gridCol w:w="1529"/>
+        <w:gridCol w:w="1342"/>
+        <w:gridCol w:w="1282"/>
+        <w:gridCol w:w="2206"/>
+        <w:gridCol w:w="1096"/>
+        <w:gridCol w:w="1121"/>
+        <w:gridCol w:w="1018"/>
+        <w:gridCol w:w="997"/>
       </w:tblGrid>
       <w:tr>
         <w:trPr>
@@ -982,75 +897,133 @@
         <w:tc>
           <w:tcPr>
             <w:cnfStyle w:val="001000000100" w:firstRow="0" w:lastRow="0" w:firstColumn="1" w:lastColumn="0" w:oddVBand="0" w:evenVBand="0" w:oddHBand="0" w:evenHBand="0" w:firstRowFirstColumn="1" w:firstRowLastColumn="0" w:lastRowFirstColumn="0" w:lastRowLastColumn="0"/>
-            <w:tcW w:w="1485" w:type="dxa"/>
-          </w:tcPr>
-          <w:p>
-            <w:r>
-              <w:t>HF Mixer</w:t>
-            </w:r>
-          </w:p>
-        </w:tc>
-        <w:tc>
-          <w:tcPr>
-            <w:tcW w:w="2146" w:type="dxa"/>
-          </w:tcPr>
-          <w:p>
-            <w:pPr>
-              <w:cnfStyle w:val="100000000000" w:firstRow="1" w:lastRow="0" w:firstColumn="0" w:lastColumn="0" w:oddVBand="0" w:evenVBand="0" w:oddHBand="0" w:evenHBand="0" w:firstRowFirstColumn="0" w:firstRowLastColumn="0" w:lastRowFirstColumn="0" w:lastRowLastColumn="0"/>
-            </w:pPr>
-            <w:r>
-              <w:t>Frequenzbereich</w:t>
-            </w:r>
-          </w:p>
-        </w:tc>
-        <w:tc>
-          <w:tcPr>
-            <w:tcW w:w="1482" w:type="dxa"/>
-          </w:tcPr>
-          <w:p>
-            <w:pPr>
-              <w:cnfStyle w:val="100000000000" w:firstRow="1" w:lastRow="0" w:firstColumn="0" w:lastColumn="0" w:oddVBand="0" w:evenVBand="0" w:oddHBand="0" w:evenHBand="0" w:firstRowFirstColumn="0" w:firstRowLastColumn="0" w:lastRowFirstColumn="0" w:lastRowLastColumn="0"/>
-            </w:pPr>
-            <w:r>
-              <w:t>LO Power</w:t>
-            </w:r>
-          </w:p>
-        </w:tc>
-        <w:tc>
-          <w:tcPr>
-            <w:tcW w:w="1100" w:type="dxa"/>
-          </w:tcPr>
-          <w:p>
-            <w:pPr>
-              <w:cnfStyle w:val="100000000000" w:firstRow="1" w:lastRow="0" w:firstColumn="0" w:lastColumn="0" w:oddVBand="0" w:evenVBand="0" w:oddHBand="0" w:evenHBand="0" w:firstRowFirstColumn="0" w:firstRowLastColumn="0" w:lastRowFirstColumn="0" w:lastRowLastColumn="0"/>
-            </w:pPr>
-            <w:r>
-              <w:t xml:space="preserve">IF Current </w:t>
-            </w:r>
-          </w:p>
-        </w:tc>
-        <w:tc>
-          <w:tcPr>
-            <w:tcW w:w="1320" w:type="dxa"/>
-          </w:tcPr>
-          <w:p>
-            <w:pPr>
-              <w:cnfStyle w:val="100000000000" w:firstRow="1" w:lastRow="0" w:firstColumn="0" w:lastColumn="0" w:oddVBand="0" w:evenVBand="0" w:oddHBand="0" w:evenHBand="0" w:firstRowFirstColumn="0" w:firstRowLastColumn="0" w:lastRowFirstColumn="0" w:lastRowLastColumn="0"/>
-            </w:pPr>
-            <w:r>
-              <w:t>RF Power</w:t>
-            </w:r>
-          </w:p>
-        </w:tc>
-        <w:tc>
-          <w:tcPr>
-            <w:tcW w:w="1529" w:type="dxa"/>
-          </w:tcPr>
-          <w:p>
-            <w:pPr>
-              <w:cnfStyle w:val="100000000000" w:firstRow="1" w:lastRow="0" w:firstColumn="0" w:lastColumn="0" w:oddVBand="0" w:evenVBand="0" w:oddHBand="0" w:evenHBand="0" w:firstRowFirstColumn="0" w:firstRowLastColumn="0" w:lastRowFirstColumn="0" w:lastRowLastColumn="0"/>
-            </w:pPr>
-            <w:r>
+            <w:tcW w:w="1336" w:type="dxa"/>
+          </w:tcPr>
+          <w:p>
+            <w:pPr>
+              <w:rPr>
+                <w:lang w:val="en-US"/>
+              </w:rPr>
+            </w:pPr>
+            <w:r>
+              <w:rPr>
+                <w:lang w:val="en-US"/>
+              </w:rPr>
+              <w:lastRenderedPageBreak/>
+              <w:t>Oszillator</w:t>
+            </w:r>
+          </w:p>
+        </w:tc>
+        <w:tc>
+          <w:tcPr>
+            <w:tcW w:w="1287" w:type="dxa"/>
+          </w:tcPr>
+          <w:p>
+            <w:pPr>
+              <w:cnfStyle w:val="100000000000" w:firstRow="1" w:lastRow="0" w:firstColumn="0" w:lastColumn="0" w:oddVBand="0" w:evenVBand="0" w:oddHBand="0" w:evenHBand="0" w:firstRowFirstColumn="0" w:firstRowLastColumn="0" w:lastRowFirstColumn="0" w:lastRowLastColumn="0"/>
+              <w:rPr>
+                <w:lang w:val="en-US"/>
+              </w:rPr>
+            </w:pPr>
+            <w:r>
+              <w:rPr>
+                <w:lang w:val="en-US"/>
+              </w:rPr>
+              <w:t>Frequenz</w:t>
+            </w:r>
+          </w:p>
+        </w:tc>
+        <w:tc>
+          <w:tcPr>
+            <w:tcW w:w="2206" w:type="dxa"/>
+          </w:tcPr>
+          <w:p>
+            <w:pPr>
+              <w:cnfStyle w:val="100000000000" w:firstRow="1" w:lastRow="0" w:firstColumn="0" w:lastColumn="0" w:oddVBand="0" w:evenVBand="0" w:oddHBand="0" w:evenHBand="0" w:firstRowFirstColumn="0" w:firstRowLastColumn="0" w:lastRowFirstColumn="0" w:lastRowLastColumn="0"/>
+              <w:rPr>
+                <w:lang w:val="en-US"/>
+              </w:rPr>
+            </w:pPr>
+            <w:r>
+              <w:rPr>
+                <w:lang w:val="en-US"/>
+              </w:rPr>
+              <w:t>Frequenzstabilität</w:t>
+            </w:r>
+          </w:p>
+        </w:tc>
+        <w:tc>
+          <w:tcPr>
+            <w:tcW w:w="1101" w:type="dxa"/>
+          </w:tcPr>
+          <w:p>
+            <w:pPr>
+              <w:cnfStyle w:val="100000000000" w:firstRow="1" w:lastRow="0" w:firstColumn="0" w:lastColumn="0" w:oddVBand="0" w:evenVBand="0" w:oddHBand="0" w:evenHBand="0" w:firstRowFirstColumn="0" w:firstRowLastColumn="0" w:lastRowFirstColumn="0" w:lastRowLastColumn="0"/>
+              <w:rPr>
+                <w:lang w:val="en-US"/>
+              </w:rPr>
+            </w:pPr>
+            <w:r>
+              <w:rPr>
+                <w:lang w:val="en-US"/>
+              </w:rPr>
+              <w:t>Supply Voltage</w:t>
+            </w:r>
+          </w:p>
+        </w:tc>
+        <w:tc>
+          <w:tcPr>
+            <w:tcW w:w="1126" w:type="dxa"/>
+          </w:tcPr>
+          <w:p>
+            <w:pPr>
+              <w:cnfStyle w:val="100000000000" w:firstRow="1" w:lastRow="0" w:firstColumn="0" w:lastColumn="0" w:oddVBand="0" w:evenVBand="0" w:oddHBand="0" w:evenHBand="0" w:firstRowFirstColumn="0" w:firstRowLastColumn="0" w:lastRowFirstColumn="0" w:lastRowLastColumn="0"/>
+              <w:rPr>
+                <w:lang w:val="en-US"/>
+              </w:rPr>
+            </w:pPr>
+            <w:r>
+              <w:rPr>
+                <w:lang w:val="en-US"/>
+              </w:rPr>
+              <w:t>Input Current Max</w:t>
+            </w:r>
+          </w:p>
+        </w:tc>
+        <w:tc>
+          <w:tcPr>
+            <w:tcW w:w="1007" w:type="dxa"/>
+          </w:tcPr>
+          <w:p>
+            <w:pPr>
+              <w:cnfStyle w:val="100000000000" w:firstRow="1" w:lastRow="0" w:firstColumn="0" w:lastColumn="0" w:oddVBand="0" w:evenVBand="0" w:oddHBand="0" w:evenHBand="0" w:firstRowFirstColumn="0" w:firstRowLastColumn="0" w:lastRowFirstColumn="0" w:lastRowLastColumn="0"/>
+              <w:rPr>
+                <w:lang w:val="en-US"/>
+              </w:rPr>
+            </w:pPr>
+            <w:r>
+              <w:rPr>
+                <w:lang w:val="en-US"/>
+              </w:rPr>
+              <w:t>Output</w:t>
+            </w:r>
+          </w:p>
+        </w:tc>
+        <w:tc>
+          <w:tcPr>
+            <w:tcW w:w="999" w:type="dxa"/>
+          </w:tcPr>
+          <w:p>
+            <w:pPr>
+              <w:cnfStyle w:val="100000000000" w:firstRow="1" w:lastRow="0" w:firstColumn="0" w:lastColumn="0" w:oddVBand="0" w:evenVBand="0" w:oddHBand="0" w:evenHBand="0" w:firstRowFirstColumn="0" w:firstRowLastColumn="0" w:lastRowFirstColumn="0" w:lastRowLastColumn="0"/>
+              <w:rPr>
+                <w:lang w:val="en-US"/>
+              </w:rPr>
+            </w:pPr>
+            <w:r>
+              <w:rPr>
+                <w:lang w:val="en-US"/>
+              </w:rPr>
               <w:t>Kosten</w:t>
             </w:r>
           </w:p>
@@ -1063,10 +1036,1364 @@
         <w:tc>
           <w:tcPr>
             <w:cnfStyle w:val="001000000000" w:firstRow="0" w:lastRow="0" w:firstColumn="1" w:lastColumn="0" w:oddVBand="0" w:evenVBand="0" w:oddHBand="0" w:evenHBand="0" w:firstRowFirstColumn="0" w:firstRowLastColumn="0" w:lastRowFirstColumn="0" w:lastRowLastColumn="0"/>
-            <w:tcW w:w="1485" w:type="dxa"/>
+            <w:tcW w:w="1336" w:type="dxa"/>
+          </w:tcPr>
+          <w:p>
+            <w:pPr>
+              <w:rPr>
+                <w:lang w:val="en-US"/>
+              </w:rPr>
+            </w:pPr>
+            <w:hyperlink r:id="rId9" w:history="1">
+              <w:r>
+                <w:rPr>
+                  <w:rStyle w:val="Hyperlink"/>
+                  <w:lang w:val="en-US"/>
+                </w:rPr>
+                <w:t>ASG-D-X-A-1.500GHZ</w:t>
+              </w:r>
+            </w:hyperlink>
+          </w:p>
+        </w:tc>
+        <w:tc>
+          <w:tcPr>
+            <w:tcW w:w="1287" w:type="dxa"/>
+          </w:tcPr>
+          <w:p>
+            <w:pPr>
+              <w:cnfStyle w:val="000000100000" w:firstRow="0" w:lastRow="0" w:firstColumn="0" w:lastColumn="0" w:oddVBand="0" w:evenVBand="0" w:oddHBand="1" w:evenHBand="0" w:firstRowFirstColumn="0" w:firstRowLastColumn="0" w:lastRowFirstColumn="0" w:lastRowLastColumn="0"/>
+              <w:rPr>
+                <w:lang w:val="en-US"/>
+              </w:rPr>
+            </w:pPr>
+            <w:r>
+              <w:rPr>
+                <w:lang w:val="en-US"/>
+              </w:rPr>
+              <w:t xml:space="preserve">1,5 </w:t>
+            </w:r>
+            <w:r>
+              <w:rPr>
+                <w:lang w:val="en-US"/>
+              </w:rPr>
+              <w:t>GHz</w:t>
+            </w:r>
+          </w:p>
+        </w:tc>
+        <w:tc>
+          <w:tcPr>
+            <w:tcW w:w="2206" w:type="dxa"/>
+          </w:tcPr>
+          <w:p>
+            <w:pPr>
+              <w:cnfStyle w:val="000000100000" w:firstRow="0" w:lastRow="0" w:firstColumn="0" w:lastColumn="0" w:oddVBand="0" w:evenVBand="0" w:oddHBand="1" w:evenHBand="0" w:firstRowFirstColumn="0" w:firstRowLastColumn="0" w:lastRowFirstColumn="0" w:lastRowLastColumn="0"/>
+              <w:rPr>
+                <w:lang w:val="en-US"/>
+              </w:rPr>
+            </w:pPr>
+            <w:r>
+              <w:rPr>
+                <w:lang w:val="en-US"/>
+              </w:rPr>
+              <w:t>50 ppm</w:t>
+            </w:r>
+          </w:p>
+        </w:tc>
+        <w:tc>
+          <w:tcPr>
+            <w:tcW w:w="1101" w:type="dxa"/>
+          </w:tcPr>
+          <w:p>
+            <w:pPr>
+              <w:cnfStyle w:val="000000100000" w:firstRow="0" w:lastRow="0" w:firstColumn="0" w:lastColumn="0" w:oddVBand="0" w:evenVBand="0" w:oddHBand="1" w:evenHBand="0" w:firstRowFirstColumn="0" w:firstRowLastColumn="0" w:lastRowFirstColumn="0" w:lastRowLastColumn="0"/>
+              <w:rPr>
+                <w:lang w:val="en-US"/>
+              </w:rPr>
+            </w:pPr>
+            <w:r>
+              <w:rPr>
+                <w:lang w:val="en-US"/>
+              </w:rPr>
+              <w:t>3,3 V</w:t>
+            </w:r>
+          </w:p>
+        </w:tc>
+        <w:tc>
+          <w:tcPr>
+            <w:tcW w:w="1126" w:type="dxa"/>
+          </w:tcPr>
+          <w:p>
+            <w:pPr>
+              <w:cnfStyle w:val="000000100000" w:firstRow="0" w:lastRow="0" w:firstColumn="0" w:lastColumn="0" w:oddVBand="0" w:evenVBand="0" w:oddHBand="1" w:evenHBand="0" w:firstRowFirstColumn="0" w:firstRowLastColumn="0" w:lastRowFirstColumn="0" w:lastRowLastColumn="0"/>
+              <w:rPr>
+                <w:lang w:val="en-US"/>
+              </w:rPr>
+            </w:pPr>
+            <w:r>
+              <w:t>40</w:t>
+            </w:r>
+            <w:r>
+              <w:t xml:space="preserve"> </w:t>
+            </w:r>
+            <w:r>
+              <w:t>mA</w:t>
+            </w:r>
+          </w:p>
+        </w:tc>
+        <w:tc>
+          <w:tcPr>
+            <w:tcW w:w="1007" w:type="dxa"/>
+          </w:tcPr>
+          <w:p>
+            <w:pPr>
+              <w:cnfStyle w:val="000000100000" w:firstRow="0" w:lastRow="0" w:firstColumn="0" w:lastColumn="0" w:oddVBand="0" w:evenVBand="0" w:oddHBand="1" w:evenHBand="0" w:firstRowFirstColumn="0" w:firstRowLastColumn="0" w:lastRowFirstColumn="0" w:lastRowLastColumn="0"/>
+            </w:pPr>
+            <w:r>
+              <w:t>LVDS</w:t>
+            </w:r>
+          </w:p>
+        </w:tc>
+        <w:tc>
+          <w:tcPr>
+            <w:tcW w:w="999" w:type="dxa"/>
+          </w:tcPr>
+          <w:p>
+            <w:pPr>
+              <w:cnfStyle w:val="000000100000" w:firstRow="0" w:lastRow="0" w:firstColumn="0" w:lastColumn="0" w:oddVBand="0" w:evenVBand="0" w:oddHBand="1" w:evenHBand="0" w:firstRowFirstColumn="0" w:firstRowLastColumn="0" w:lastRowFirstColumn="0" w:lastRowLastColumn="0"/>
+            </w:pPr>
+            <w:r>
+              <w:t>13,62 €</w:t>
+            </w:r>
+          </w:p>
+        </w:tc>
+      </w:tr>
+      <w:tr>
+        <w:tc>
+          <w:tcPr>
+            <w:cnfStyle w:val="001000000000" w:firstRow="0" w:lastRow="0" w:firstColumn="1" w:lastColumn="0" w:oddVBand="0" w:evenVBand="0" w:oddHBand="0" w:evenHBand="0" w:firstRowFirstColumn="0" w:firstRowLastColumn="0" w:lastRowFirstColumn="0" w:lastRowLastColumn="0"/>
+            <w:tcW w:w="1336" w:type="dxa"/>
+          </w:tcPr>
+          <w:p>
+            <w:pPr>
+              <w:rPr>
+                <w:lang w:val="en-US"/>
+              </w:rPr>
+            </w:pPr>
+            <w:hyperlink r:id="rId10" w:history="1">
+              <w:r>
+                <w:rPr>
+                  <w:rStyle w:val="Hyperlink"/>
+                  <w:lang w:val="en-US"/>
+                </w:rPr>
+                <w:t>ASGTX-P-1.500GHz-1</w:t>
+              </w:r>
+            </w:hyperlink>
+          </w:p>
+        </w:tc>
+        <w:tc>
+          <w:tcPr>
+            <w:tcW w:w="1287" w:type="dxa"/>
+          </w:tcPr>
+          <w:p>
+            <w:pPr>
+              <w:cnfStyle w:val="000000000000" w:firstRow="0" w:lastRow="0" w:firstColumn="0" w:lastColumn="0" w:oddVBand="0" w:evenVBand="0" w:oddHBand="0" w:evenHBand="0" w:firstRowFirstColumn="0" w:firstRowLastColumn="0" w:lastRowFirstColumn="0" w:lastRowLastColumn="0"/>
+              <w:rPr>
+                <w:lang w:val="en-US"/>
+              </w:rPr>
+            </w:pPr>
+            <w:r>
+              <w:t>1.5 GHz</w:t>
+            </w:r>
+          </w:p>
+        </w:tc>
+        <w:tc>
+          <w:tcPr>
+            <w:tcW w:w="2206" w:type="dxa"/>
+          </w:tcPr>
+          <w:p>
+            <w:pPr>
+              <w:cnfStyle w:val="000000000000" w:firstRow="0" w:lastRow="0" w:firstColumn="0" w:lastColumn="0" w:oddVBand="0" w:evenVBand="0" w:oddHBand="0" w:evenHBand="0" w:firstRowFirstColumn="0" w:firstRowLastColumn="0" w:lastRowFirstColumn="0" w:lastRowLastColumn="0"/>
+              <w:rPr>
+                <w:lang w:val="en-US"/>
+              </w:rPr>
+            </w:pPr>
+            <w:r>
+              <w:rPr>
+                <w:lang w:val="en-US"/>
+              </w:rPr>
+              <w:t>1 ppm</w:t>
+            </w:r>
+          </w:p>
+        </w:tc>
+        <w:tc>
+          <w:tcPr>
+            <w:tcW w:w="1101" w:type="dxa"/>
+          </w:tcPr>
+          <w:p>
+            <w:pPr>
+              <w:cnfStyle w:val="000000000000" w:firstRow="0" w:lastRow="0" w:firstColumn="0" w:lastColumn="0" w:oddVBand="0" w:evenVBand="0" w:oddHBand="0" w:evenHBand="0" w:firstRowFirstColumn="0" w:firstRowLastColumn="0" w:lastRowFirstColumn="0" w:lastRowLastColumn="0"/>
+              <w:rPr>
+                <w:lang w:val="en-US"/>
+              </w:rPr>
+            </w:pPr>
+            <w:r>
+              <w:rPr>
+                <w:lang w:val="en-US"/>
+              </w:rPr>
+              <w:t>3,3 V</w:t>
+            </w:r>
+          </w:p>
+        </w:tc>
+        <w:tc>
+          <w:tcPr>
+            <w:tcW w:w="1126" w:type="dxa"/>
+          </w:tcPr>
+          <w:p>
+            <w:pPr>
+              <w:cnfStyle w:val="000000000000" w:firstRow="0" w:lastRow="0" w:firstColumn="0" w:lastColumn="0" w:oddVBand="0" w:evenVBand="0" w:oddHBand="0" w:evenHBand="0" w:firstRowFirstColumn="0" w:firstRowLastColumn="0" w:lastRowFirstColumn="0" w:lastRowLastColumn="0"/>
+            </w:pPr>
+            <w:r>
+              <w:t xml:space="preserve">60 </w:t>
+            </w:r>
+            <w:r>
+              <w:t>mA</w:t>
+            </w:r>
+          </w:p>
+        </w:tc>
+        <w:tc>
+          <w:tcPr>
+            <w:tcW w:w="1007" w:type="dxa"/>
+          </w:tcPr>
+          <w:p>
+            <w:pPr>
+              <w:cnfStyle w:val="000000000000" w:firstRow="0" w:lastRow="0" w:firstColumn="0" w:lastColumn="0" w:oddVBand="0" w:evenVBand="0" w:oddHBand="0" w:evenHBand="0" w:firstRowFirstColumn="0" w:firstRowLastColumn="0" w:lastRowFirstColumn="0" w:lastRowLastColumn="0"/>
+            </w:pPr>
+            <w:r>
+              <w:t>LVPECL</w:t>
+            </w:r>
+          </w:p>
+        </w:tc>
+        <w:tc>
+          <w:tcPr>
+            <w:tcW w:w="999" w:type="dxa"/>
+          </w:tcPr>
+          <w:p>
+            <w:pPr>
+              <w:cnfStyle w:val="000000000000" w:firstRow="0" w:lastRow="0" w:firstColumn="0" w:lastColumn="0" w:oddVBand="0" w:evenVBand="0" w:oddHBand="0" w:evenHBand="0" w:firstRowFirstColumn="0" w:firstRowLastColumn="0" w:lastRowFirstColumn="0" w:lastRowLastColumn="0"/>
+            </w:pPr>
+            <w:r>
+              <w:t>72,01 €</w:t>
+            </w:r>
+          </w:p>
+          <w:p>
+            <w:pPr>
+              <w:cnfStyle w:val="000000000000" w:firstRow="0" w:lastRow="0" w:firstColumn="0" w:lastColumn="0" w:oddVBand="0" w:evenVBand="0" w:oddHBand="0" w:evenHBand="0" w:firstRowFirstColumn="0" w:firstRowLastColumn="0" w:lastRowFirstColumn="0" w:lastRowLastColumn="0"/>
+            </w:pPr>
+          </w:p>
+        </w:tc>
+      </w:tr>
+    </w:tbl>
+    <w:p/>
+    <w:tbl>
+      <w:tblPr>
+        <w:tblStyle w:val="ListTable3-Accent3"/>
+        <w:tblW w:w="0" w:type="auto"/>
+        <w:tblLook w:val="04A0" w:firstRow="1" w:lastRow="0" w:firstColumn="1" w:lastColumn="0" w:noHBand="0" w:noVBand="1"/>
+      </w:tblPr>
+      <w:tblGrid>
+        <w:gridCol w:w="1606"/>
+        <w:gridCol w:w="2056"/>
+        <w:gridCol w:w="1196"/>
+        <w:gridCol w:w="1556"/>
+        <w:gridCol w:w="1556"/>
+        <w:gridCol w:w="1092"/>
+      </w:tblGrid>
+      <w:tr>
+        <w:trPr>
+          <w:cnfStyle w:val="100000000000" w:firstRow="1" w:lastRow="0" w:firstColumn="0" w:lastColumn="0" w:oddVBand="0" w:evenVBand="0" w:oddHBand="0" w:evenHBand="0" w:firstRowFirstColumn="0" w:firstRowLastColumn="0" w:lastRowFirstColumn="0" w:lastRowLastColumn="0"/>
+        </w:trPr>
+        <w:tc>
+          <w:tcPr>
+            <w:cnfStyle w:val="001000000100" w:firstRow="0" w:lastRow="0" w:firstColumn="1" w:lastColumn="0" w:oddVBand="0" w:evenVBand="0" w:oddHBand="0" w:evenHBand="0" w:firstRowFirstColumn="1" w:firstRowLastColumn="0" w:lastRowFirstColumn="0" w:lastRowLastColumn="0"/>
+            <w:tcW w:w="1655" w:type="dxa"/>
+          </w:tcPr>
+          <w:p>
+            <w:pPr>
+              <w:rPr>
+                <w:lang w:val="en-US"/>
+              </w:rPr>
+            </w:pPr>
+            <w:r>
+              <w:rPr>
+                <w:lang w:val="en-US"/>
+              </w:rPr>
+              <w:t>RF Balun</w:t>
+            </w:r>
+          </w:p>
+        </w:tc>
+        <w:tc>
+          <w:tcPr>
+            <w:tcW w:w="2056" w:type="dxa"/>
+          </w:tcPr>
+          <w:p>
+            <w:pPr>
+              <w:cnfStyle w:val="100000000000" w:firstRow="1" w:lastRow="0" w:firstColumn="0" w:lastColumn="0" w:oddVBand="0" w:evenVBand="0" w:oddHBand="0" w:evenHBand="0" w:firstRowFirstColumn="0" w:firstRowLastColumn="0" w:lastRowFirstColumn="0" w:lastRowLastColumn="0"/>
+              <w:rPr>
+                <w:lang w:val="en-US"/>
+              </w:rPr>
+            </w:pPr>
+            <w:r>
+              <w:rPr>
+                <w:lang w:val="en-US"/>
+              </w:rPr>
+              <w:t>Frequenzbereich</w:t>
+            </w:r>
+          </w:p>
+        </w:tc>
+        <w:tc>
+          <w:tcPr>
+            <w:tcW w:w="850" w:type="dxa"/>
+          </w:tcPr>
+          <w:p>
+            <w:pPr>
+              <w:cnfStyle w:val="100000000000" w:firstRow="1" w:lastRow="0" w:firstColumn="0" w:lastColumn="0" w:oddVBand="0" w:evenVBand="0" w:oddHBand="0" w:evenHBand="0" w:firstRowFirstColumn="0" w:firstRowLastColumn="0" w:lastRowFirstColumn="0" w:lastRowLastColumn="0"/>
+              <w:rPr>
+                <w:lang w:val="en-US"/>
+              </w:rPr>
+            </w:pPr>
+            <w:r>
+              <w:t>Insertion Loss</w:t>
+            </w:r>
+          </w:p>
+        </w:tc>
+        <w:tc>
+          <w:tcPr>
+            <w:tcW w:w="1618" w:type="dxa"/>
+          </w:tcPr>
+          <w:p>
+            <w:pPr>
+              <w:cnfStyle w:val="100000000000" w:firstRow="1" w:lastRow="0" w:firstColumn="0" w:lastColumn="0" w:oddVBand="0" w:evenVBand="0" w:oddHBand="0" w:evenHBand="0" w:firstRowFirstColumn="0" w:firstRowLastColumn="0" w:lastRowFirstColumn="0" w:lastRowLastColumn="0"/>
+              <w:rPr>
+                <w:lang w:val="en-US"/>
+              </w:rPr>
+            </w:pPr>
+            <w:r>
+              <w:rPr>
+                <w:lang w:val="en-US"/>
+              </w:rPr>
+              <w:t>Input Termination</w:t>
+            </w:r>
+          </w:p>
+        </w:tc>
+        <w:tc>
+          <w:tcPr>
+            <w:tcW w:w="1618" w:type="dxa"/>
+          </w:tcPr>
+          <w:p>
+            <w:pPr>
+              <w:cnfStyle w:val="100000000000" w:firstRow="1" w:lastRow="0" w:firstColumn="0" w:lastColumn="0" w:oddVBand="0" w:evenVBand="0" w:oddHBand="0" w:evenHBand="0" w:firstRowFirstColumn="0" w:firstRowLastColumn="0" w:lastRowFirstColumn="0" w:lastRowLastColumn="0"/>
+              <w:rPr>
+                <w:lang w:val="en-US"/>
+              </w:rPr>
+            </w:pPr>
+            <w:r>
+              <w:rPr>
+                <w:lang w:val="en-US"/>
+              </w:rPr>
+              <w:t>Ouptut Termination</w:t>
+            </w:r>
+          </w:p>
+        </w:tc>
+        <w:tc>
+          <w:tcPr>
+            <w:tcW w:w="1265" w:type="dxa"/>
+          </w:tcPr>
+          <w:p>
+            <w:pPr>
+              <w:cnfStyle w:val="100000000000" w:firstRow="1" w:lastRow="0" w:firstColumn="0" w:lastColumn="0" w:oddVBand="0" w:evenVBand="0" w:oddHBand="0" w:evenHBand="0" w:firstRowFirstColumn="0" w:firstRowLastColumn="0" w:lastRowFirstColumn="0" w:lastRowLastColumn="0"/>
+              <w:rPr>
+                <w:lang w:val="en-US"/>
+              </w:rPr>
+            </w:pPr>
+            <w:r>
+              <w:rPr>
+                <w:lang w:val="en-US"/>
+              </w:rPr>
+              <w:t>Kosten</w:t>
+            </w:r>
+          </w:p>
+        </w:tc>
+      </w:tr>
+      <w:tr>
+        <w:trPr>
+          <w:cnfStyle w:val="000000100000" w:firstRow="0" w:lastRow="0" w:firstColumn="0" w:lastColumn="0" w:oddVBand="0" w:evenVBand="0" w:oddHBand="1" w:evenHBand="0" w:firstRowFirstColumn="0" w:firstRowLastColumn="0" w:lastRowFirstColumn="0" w:lastRowLastColumn="0"/>
+        </w:trPr>
+        <w:tc>
+          <w:tcPr>
+            <w:cnfStyle w:val="001000000000" w:firstRow="0" w:lastRow="0" w:firstColumn="1" w:lastColumn="0" w:oddVBand="0" w:evenVBand="0" w:oddHBand="0" w:evenHBand="0" w:firstRowFirstColumn="0" w:firstRowLastColumn="0" w:lastRowFirstColumn="0" w:lastRowLastColumn="0"/>
+            <w:tcW w:w="1655" w:type="dxa"/>
           </w:tcPr>
           <w:p>
             <w:hyperlink r:id="rId11" w:history="1">
+              <w:r>
+                <w:rPr>
+                  <w:rStyle w:val="Hyperlink"/>
+                </w:rPr>
+                <w:t>XMB0220K1-50100G</w:t>
+              </w:r>
+            </w:hyperlink>
+          </w:p>
+          <w:p>
+            <w:pPr>
+              <w:rPr>
+                <w:lang w:val="en-US"/>
+              </w:rPr>
+            </w:pPr>
+          </w:p>
+        </w:tc>
+        <w:tc>
+          <w:tcPr>
+            <w:tcW w:w="2056" w:type="dxa"/>
+          </w:tcPr>
+          <w:p>
+            <w:pPr>
+              <w:cnfStyle w:val="000000100000" w:firstRow="0" w:lastRow="0" w:firstColumn="0" w:lastColumn="0" w:oddVBand="0" w:evenVBand="0" w:oddHBand="1" w:evenHBand="0" w:firstRowFirstColumn="0" w:firstRowLastColumn="0" w:lastRowFirstColumn="0" w:lastRowLastColumn="0"/>
+            </w:pPr>
+            <w:r>
+              <w:t xml:space="preserve">180 </w:t>
+            </w:r>
+            <w:r>
+              <w:t xml:space="preserve">– </w:t>
+            </w:r>
+            <w:r>
+              <w:t>1900 MHz</w:t>
+            </w:r>
+          </w:p>
+        </w:tc>
+        <w:tc>
+          <w:tcPr>
+            <w:tcW w:w="850" w:type="dxa"/>
+          </w:tcPr>
+          <w:p>
+            <w:pPr>
+              <w:cnfStyle w:val="000000100000" w:firstRow="0" w:lastRow="0" w:firstColumn="0" w:lastColumn="0" w:oddVBand="0" w:evenVBand="0" w:oddHBand="1" w:evenHBand="0" w:firstRowFirstColumn="0" w:firstRowLastColumn="0" w:lastRowFirstColumn="0" w:lastRowLastColumn="0"/>
+              <w:rPr>
+                <w:lang w:val="en-US"/>
+              </w:rPr>
+            </w:pPr>
+          </w:p>
+        </w:tc>
+        <w:tc>
+          <w:tcPr>
+            <w:tcW w:w="1618" w:type="dxa"/>
+          </w:tcPr>
+          <w:p>
+            <w:pPr>
+              <w:cnfStyle w:val="000000100000" w:firstRow="0" w:lastRow="0" w:firstColumn="0" w:lastColumn="0" w:oddVBand="0" w:evenVBand="0" w:oddHBand="1" w:evenHBand="0" w:firstRowFirstColumn="0" w:firstRowLastColumn="0" w:lastRowFirstColumn="0" w:lastRowLastColumn="0"/>
+              <w:rPr>
+                <w:lang w:val="en-US"/>
+              </w:rPr>
+            </w:pPr>
+            <w:r>
+              <w:rPr>
+                <w:lang w:val="en-US"/>
+              </w:rPr>
+              <w:t>50 Ohm</w:t>
+            </w:r>
+          </w:p>
+        </w:tc>
+        <w:tc>
+          <w:tcPr>
+            <w:tcW w:w="1618" w:type="dxa"/>
+          </w:tcPr>
+          <w:p>
+            <w:pPr>
+              <w:cnfStyle w:val="000000100000" w:firstRow="0" w:lastRow="0" w:firstColumn="0" w:lastColumn="0" w:oddVBand="0" w:evenVBand="0" w:oddHBand="1" w:evenHBand="0" w:firstRowFirstColumn="0" w:firstRowLastColumn="0" w:lastRowFirstColumn="0" w:lastRowLastColumn="0"/>
+              <w:rPr>
+                <w:lang w:val="en-US"/>
+              </w:rPr>
+            </w:pPr>
+            <w:r>
+              <w:rPr>
+                <w:lang w:val="en-US"/>
+              </w:rPr>
+              <w:t>100 Ohm</w:t>
+            </w:r>
+          </w:p>
+        </w:tc>
+        <w:tc>
+          <w:tcPr>
+            <w:tcW w:w="1265" w:type="dxa"/>
+          </w:tcPr>
+          <w:p>
+            <w:pPr>
+              <w:cnfStyle w:val="000000100000" w:firstRow="0" w:lastRow="0" w:firstColumn="0" w:lastColumn="0" w:oddVBand="0" w:evenVBand="0" w:oddHBand="1" w:evenHBand="0" w:firstRowFirstColumn="0" w:firstRowLastColumn="0" w:lastRowFirstColumn="0" w:lastRowLastColumn="0"/>
+              <w:rPr>
+                <w:lang w:val="en-US"/>
+              </w:rPr>
+            </w:pPr>
+            <w:r>
+              <w:t>16,68 €</w:t>
+            </w:r>
+          </w:p>
+        </w:tc>
+      </w:tr>
+    </w:tbl>
+    <w:p>
+      <w:pPr>
+        <w:rPr>
+          <w:lang w:val="en-US"/>
+        </w:rPr>
+      </w:pPr>
+    </w:p>
+    <w:tbl>
+      <w:tblPr>
+        <w:tblStyle w:val="ListTable3-Accent3"/>
+        <w:tblW w:w="0" w:type="auto"/>
+        <w:tblLook w:val="04A0" w:firstRow="1" w:lastRow="0" w:firstColumn="1" w:lastColumn="0" w:noHBand="0" w:noVBand="1"/>
+      </w:tblPr>
+      <w:tblGrid>
+        <w:gridCol w:w="1854"/>
+        <w:gridCol w:w="1890"/>
+        <w:gridCol w:w="1526"/>
+        <w:gridCol w:w="1994"/>
+        <w:gridCol w:w="1798"/>
+      </w:tblGrid>
+      <w:tr>
+        <w:trPr>
+          <w:cnfStyle w:val="100000000000" w:firstRow="1" w:lastRow="0" w:firstColumn="0" w:lastColumn="0" w:oddVBand="0" w:evenVBand="0" w:oddHBand="0" w:evenHBand="0" w:firstRowFirstColumn="0" w:firstRowLastColumn="0" w:lastRowFirstColumn="0" w:lastRowLastColumn="0"/>
+        </w:trPr>
+        <w:tc>
+          <w:tcPr>
+            <w:cnfStyle w:val="001000000100" w:firstRow="0" w:lastRow="0" w:firstColumn="1" w:lastColumn="0" w:oddVBand="0" w:evenVBand="0" w:oddHBand="0" w:evenHBand="0" w:firstRowFirstColumn="1" w:firstRowLastColumn="0" w:lastRowFirstColumn="0" w:lastRowLastColumn="0"/>
+            <w:tcW w:w="1854" w:type="dxa"/>
+          </w:tcPr>
+          <w:p>
+            <w:pPr>
+              <w:rPr>
+                <w:lang w:val="en-US"/>
+              </w:rPr>
+            </w:pPr>
+            <w:r>
+              <w:rPr>
+                <w:lang w:val="en-US"/>
+              </w:rPr>
+              <w:t>Tiefpass</w:t>
+            </w:r>
+          </w:p>
+        </w:tc>
+        <w:tc>
+          <w:tcPr>
+            <w:tcW w:w="1890" w:type="dxa"/>
+          </w:tcPr>
+          <w:p>
+            <w:pPr>
+              <w:cnfStyle w:val="100000000000" w:firstRow="1" w:lastRow="0" w:firstColumn="0" w:lastColumn="0" w:oddVBand="0" w:evenVBand="0" w:oddHBand="0" w:evenHBand="0" w:firstRowFirstColumn="0" w:firstRowLastColumn="0" w:lastRowFirstColumn="0" w:lastRowLastColumn="0"/>
+              <w:rPr>
+                <w:lang w:val="en-US"/>
+              </w:rPr>
+            </w:pPr>
+            <w:r>
+              <w:rPr>
+                <w:lang w:val="en-US"/>
+              </w:rPr>
+              <w:t>Frequenz</w:t>
+            </w:r>
+          </w:p>
+        </w:tc>
+        <w:tc>
+          <w:tcPr>
+            <w:tcW w:w="1526" w:type="dxa"/>
+          </w:tcPr>
+          <w:p>
+            <w:pPr>
+              <w:cnfStyle w:val="100000000000" w:firstRow="1" w:lastRow="0" w:firstColumn="0" w:lastColumn="0" w:oddVBand="0" w:evenVBand="0" w:oddHBand="0" w:evenHBand="0" w:firstRowFirstColumn="0" w:firstRowLastColumn="0" w:lastRowFirstColumn="0" w:lastRowLastColumn="0"/>
+              <w:rPr>
+                <w:lang w:val="en-US"/>
+              </w:rPr>
+            </w:pPr>
+            <w:r>
+              <w:t>Insertion Loss</w:t>
+            </w:r>
+          </w:p>
+        </w:tc>
+        <w:tc>
+          <w:tcPr>
+            <w:tcW w:w="1994" w:type="dxa"/>
+          </w:tcPr>
+          <w:p>
+            <w:pPr>
+              <w:cnfStyle w:val="100000000000" w:firstRow="1" w:lastRow="0" w:firstColumn="0" w:lastColumn="0" w:oddVBand="0" w:evenVBand="0" w:oddHBand="0" w:evenHBand="0" w:firstRowFirstColumn="0" w:firstRowLastColumn="0" w:lastRowFirstColumn="0" w:lastRowLastColumn="0"/>
+              <w:rPr>
+                <w:lang w:val="en-US"/>
+              </w:rPr>
+            </w:pPr>
+            <w:r>
+              <w:rPr>
+                <w:lang w:val="en-US"/>
+              </w:rPr>
+              <w:t>Termination</w:t>
+            </w:r>
+          </w:p>
+        </w:tc>
+        <w:tc>
+          <w:tcPr>
+            <w:tcW w:w="1798" w:type="dxa"/>
+          </w:tcPr>
+          <w:p>
+            <w:pPr>
+              <w:cnfStyle w:val="100000000000" w:firstRow="1" w:lastRow="0" w:firstColumn="0" w:lastColumn="0" w:oddVBand="0" w:evenVBand="0" w:oddHBand="0" w:evenHBand="0" w:firstRowFirstColumn="0" w:firstRowLastColumn="0" w:lastRowFirstColumn="0" w:lastRowLastColumn="0"/>
+              <w:rPr>
+                <w:lang w:val="en-US"/>
+              </w:rPr>
+            </w:pPr>
+            <w:r>
+              <w:rPr>
+                <w:lang w:val="en-US"/>
+              </w:rPr>
+              <w:t>Kosten</w:t>
+            </w:r>
+          </w:p>
+        </w:tc>
+      </w:tr>
+      <w:tr>
+        <w:trPr>
+          <w:cnfStyle w:val="000000100000" w:firstRow="0" w:lastRow="0" w:firstColumn="0" w:lastColumn="0" w:oddVBand="0" w:evenVBand="0" w:oddHBand="1" w:evenHBand="0" w:firstRowFirstColumn="0" w:firstRowLastColumn="0" w:lastRowFirstColumn="0" w:lastRowLastColumn="0"/>
+        </w:trPr>
+        <w:tc>
+          <w:tcPr>
+            <w:cnfStyle w:val="001000000000" w:firstRow="0" w:lastRow="0" w:firstColumn="1" w:lastColumn="0" w:oddVBand="0" w:evenVBand="0" w:oddHBand="0" w:evenHBand="0" w:firstRowFirstColumn="0" w:firstRowLastColumn="0" w:lastRowFirstColumn="0" w:lastRowLastColumn="0"/>
+            <w:tcW w:w="1854" w:type="dxa"/>
+          </w:tcPr>
+          <w:p>
+            <w:pPr>
+              <w:rPr>
+                <w:lang w:val="en-US"/>
+              </w:rPr>
+            </w:pPr>
+            <w:hyperlink r:id="rId12" w:history="1">
+              <w:r>
+                <w:rPr>
+                  <w:rStyle w:val="Hyperlink"/>
+                  <w:b w:val="0"/>
+                  <w:bCs w:val="0"/>
+                  <w:lang w:val="en-US"/>
+                </w:rPr>
+                <w:t>LFCN-1700D+</w:t>
+              </w:r>
+            </w:hyperlink>
+          </w:p>
+        </w:tc>
+        <w:tc>
+          <w:tcPr>
+            <w:tcW w:w="1890" w:type="dxa"/>
+          </w:tcPr>
+          <w:p>
+            <w:pPr>
+              <w:cnfStyle w:val="000000100000" w:firstRow="0" w:lastRow="0" w:firstColumn="0" w:lastColumn="0" w:oddVBand="0" w:evenVBand="0" w:oddHBand="1" w:evenHBand="0" w:firstRowFirstColumn="0" w:firstRowLastColumn="0" w:lastRowFirstColumn="0" w:lastRowLastColumn="0"/>
+            </w:pPr>
+            <w:r>
+              <w:t xml:space="preserve">DC </w:t>
+            </w:r>
+            <w:r>
+              <w:t xml:space="preserve">– </w:t>
+            </w:r>
+            <w:r>
+              <w:t>1700 MHz</w:t>
+            </w:r>
+          </w:p>
+        </w:tc>
+        <w:tc>
+          <w:tcPr>
+            <w:tcW w:w="1526" w:type="dxa"/>
+          </w:tcPr>
+          <w:p>
+            <w:pPr>
+              <w:cnfStyle w:val="000000100000" w:firstRow="0" w:lastRow="0" w:firstColumn="0" w:lastColumn="0" w:oddVBand="0" w:evenVBand="0" w:oddHBand="1" w:evenHBand="0" w:firstRowFirstColumn="0" w:firstRowLastColumn="0" w:lastRowFirstColumn="0" w:lastRowLastColumn="0"/>
+              <w:rPr>
+                <w:lang w:val="en-US"/>
+              </w:rPr>
+            </w:pPr>
+          </w:p>
+        </w:tc>
+        <w:tc>
+          <w:tcPr>
+            <w:tcW w:w="1994" w:type="dxa"/>
+          </w:tcPr>
+          <w:p>
+            <w:pPr>
+              <w:cnfStyle w:val="000000100000" w:firstRow="0" w:lastRow="0" w:firstColumn="0" w:lastColumn="0" w:oddVBand="0" w:evenVBand="0" w:oddHBand="1" w:evenHBand="0" w:firstRowFirstColumn="0" w:firstRowLastColumn="0" w:lastRowFirstColumn="0" w:lastRowLastColumn="0"/>
+              <w:rPr>
+                <w:lang w:val="en-US"/>
+              </w:rPr>
+            </w:pPr>
+            <w:r>
+              <w:rPr>
+                <w:lang w:val="en-US"/>
+              </w:rPr>
+              <w:t>50 Ohm</w:t>
+            </w:r>
+          </w:p>
+        </w:tc>
+        <w:tc>
+          <w:tcPr>
+            <w:tcW w:w="1798" w:type="dxa"/>
+          </w:tcPr>
+          <w:p>
+            <w:pPr>
+              <w:cnfStyle w:val="000000100000" w:firstRow="0" w:lastRow="0" w:firstColumn="0" w:lastColumn="0" w:oddVBand="0" w:evenVBand="0" w:oddHBand="1" w:evenHBand="0" w:firstRowFirstColumn="0" w:firstRowLastColumn="0" w:lastRowFirstColumn="0" w:lastRowLastColumn="0"/>
+              <w:rPr>
+                <w:lang w:val="en-US"/>
+              </w:rPr>
+            </w:pPr>
+            <w:r>
+              <w:t>11,32 €</w:t>
+            </w:r>
+          </w:p>
+        </w:tc>
+      </w:tr>
+    </w:tbl>
+    <w:p>
+      <w:pPr>
+        <w:rPr>
+          <w:lang w:val="en-US"/>
+        </w:rPr>
+      </w:pPr>
+    </w:p>
+    <w:tbl>
+      <w:tblPr>
+        <w:tblStyle w:val="ListTable3-Accent3"/>
+        <w:tblW w:w="0" w:type="auto"/>
+        <w:tblLook w:val="04A0" w:firstRow="1" w:lastRow="0" w:firstColumn="1" w:lastColumn="0" w:noHBand="0" w:noVBand="1"/>
+      </w:tblPr>
+      <w:tblGrid>
+        <w:gridCol w:w="2265"/>
+        <w:gridCol w:w="2265"/>
+        <w:gridCol w:w="2266"/>
+        <w:gridCol w:w="2266"/>
+      </w:tblGrid>
+      <w:tr>
+        <w:trPr>
+          <w:cnfStyle w:val="100000000000" w:firstRow="1" w:lastRow="0" w:firstColumn="0" w:lastColumn="0" w:oddVBand="0" w:evenVBand="0" w:oddHBand="0" w:evenHBand="0" w:firstRowFirstColumn="0" w:firstRowLastColumn="0" w:lastRowFirstColumn="0" w:lastRowLastColumn="0"/>
+        </w:trPr>
+        <w:tc>
+          <w:tcPr>
+            <w:cnfStyle w:val="001000000100" w:firstRow="0" w:lastRow="0" w:firstColumn="1" w:lastColumn="0" w:oddVBand="0" w:evenVBand="0" w:oddHBand="0" w:evenHBand="0" w:firstRowFirstColumn="1" w:firstRowLastColumn="0" w:lastRowFirstColumn="0" w:lastRowLastColumn="0"/>
+            <w:tcW w:w="2265" w:type="dxa"/>
+          </w:tcPr>
+          <w:p>
+            <w:pPr>
+              <w:rPr>
+                <w:lang w:val="en-US"/>
+              </w:rPr>
+            </w:pPr>
+            <w:r>
+              <w:rPr>
+                <w:lang w:val="en-US"/>
+              </w:rPr>
+              <w:t>Power Splitter</w:t>
+            </w:r>
+          </w:p>
+        </w:tc>
+        <w:tc>
+          <w:tcPr>
+            <w:tcW w:w="2265" w:type="dxa"/>
+          </w:tcPr>
+          <w:p>
+            <w:pPr>
+              <w:cnfStyle w:val="100000000000" w:firstRow="1" w:lastRow="0" w:firstColumn="0" w:lastColumn="0" w:oddVBand="0" w:evenVBand="0" w:oddHBand="0" w:evenHBand="0" w:firstRowFirstColumn="0" w:firstRowLastColumn="0" w:lastRowFirstColumn="0" w:lastRowLastColumn="0"/>
+              <w:rPr>
+                <w:lang w:val="en-US"/>
+              </w:rPr>
+            </w:pPr>
+            <w:r>
+              <w:rPr>
+                <w:lang w:val="en-US"/>
+              </w:rPr>
+              <w:t>Frequenz</w:t>
+            </w:r>
+          </w:p>
+        </w:tc>
+        <w:tc>
+          <w:tcPr>
+            <w:tcW w:w="2266" w:type="dxa"/>
+          </w:tcPr>
+          <w:p>
+            <w:pPr>
+              <w:cnfStyle w:val="100000000000" w:firstRow="1" w:lastRow="0" w:firstColumn="0" w:lastColumn="0" w:oddVBand="0" w:evenVBand="0" w:oddHBand="0" w:evenHBand="0" w:firstRowFirstColumn="0" w:firstRowLastColumn="0" w:lastRowFirstColumn="0" w:lastRowLastColumn="0"/>
+              <w:rPr>
+                <w:lang w:val="en-US"/>
+              </w:rPr>
+            </w:pPr>
+            <w:r>
+              <w:rPr>
+                <w:lang w:val="en-US"/>
+              </w:rPr>
+              <w:t>Termination</w:t>
+            </w:r>
+          </w:p>
+        </w:tc>
+        <w:tc>
+          <w:tcPr>
+            <w:tcW w:w="2266" w:type="dxa"/>
+          </w:tcPr>
+          <w:p>
+            <w:pPr>
+              <w:cnfStyle w:val="100000000000" w:firstRow="1" w:lastRow="0" w:firstColumn="0" w:lastColumn="0" w:oddVBand="0" w:evenVBand="0" w:oddHBand="0" w:evenHBand="0" w:firstRowFirstColumn="0" w:firstRowLastColumn="0" w:lastRowFirstColumn="0" w:lastRowLastColumn="0"/>
+              <w:rPr>
+                <w:lang w:val="en-US"/>
+              </w:rPr>
+            </w:pPr>
+            <w:r>
+              <w:rPr>
+                <w:lang w:val="en-US"/>
+              </w:rPr>
+              <w:t>Kosten</w:t>
+            </w:r>
+          </w:p>
+        </w:tc>
+      </w:tr>
+      <w:tr>
+        <w:trPr>
+          <w:cnfStyle w:val="000000100000" w:firstRow="0" w:lastRow="0" w:firstColumn="0" w:lastColumn="0" w:oddVBand="0" w:evenVBand="0" w:oddHBand="1" w:evenHBand="0" w:firstRowFirstColumn="0" w:firstRowLastColumn="0" w:lastRowFirstColumn="0" w:lastRowLastColumn="0"/>
+        </w:trPr>
+        <w:tc>
+          <w:tcPr>
+            <w:cnfStyle w:val="001000000000" w:firstRow="0" w:lastRow="0" w:firstColumn="1" w:lastColumn="0" w:oddVBand="0" w:evenVBand="0" w:oddHBand="0" w:evenHBand="0" w:firstRowFirstColumn="0" w:firstRowLastColumn="0" w:lastRowFirstColumn="0" w:lastRowLastColumn="0"/>
+            <w:tcW w:w="2265" w:type="dxa"/>
+          </w:tcPr>
+          <w:p>
+            <w:hyperlink r:id="rId13" w:history="1">
+              <w:r>
+                <w:rPr>
+                  <w:rStyle w:val="Hyperlink"/>
+                </w:rPr>
+                <w:t>PD0922J5050S2HF</w:t>
+              </w:r>
+            </w:hyperlink>
+          </w:p>
+          <w:p>
+            <w:pPr>
+              <w:rPr>
+                <w:lang w:val="en-US"/>
+              </w:rPr>
+            </w:pPr>
+          </w:p>
+        </w:tc>
+        <w:tc>
+          <w:tcPr>
+            <w:tcW w:w="2265" w:type="dxa"/>
+          </w:tcPr>
+          <w:p>
+            <w:pPr>
+              <w:cnfStyle w:val="000000100000" w:firstRow="0" w:lastRow="0" w:firstColumn="0" w:lastColumn="0" w:oddVBand="0" w:evenVBand="0" w:oddHBand="1" w:evenHBand="0" w:firstRowFirstColumn="0" w:firstRowLastColumn="0" w:lastRowFirstColumn="0" w:lastRowLastColumn="0"/>
+            </w:pPr>
+            <w:r>
+              <w:t>950</w:t>
+            </w:r>
+            <w:r>
+              <w:t xml:space="preserve"> – </w:t>
+            </w:r>
+            <w:r>
+              <w:t>2150 MHz</w:t>
+            </w:r>
+          </w:p>
+        </w:tc>
+        <w:tc>
+          <w:tcPr>
+            <w:tcW w:w="2266" w:type="dxa"/>
+          </w:tcPr>
+          <w:p>
+            <w:pPr>
+              <w:cnfStyle w:val="000000100000" w:firstRow="0" w:lastRow="0" w:firstColumn="0" w:lastColumn="0" w:oddVBand="0" w:evenVBand="0" w:oddHBand="1" w:evenHBand="0" w:firstRowFirstColumn="0" w:firstRowLastColumn="0" w:lastRowFirstColumn="0" w:lastRowLastColumn="0"/>
+              <w:rPr>
+                <w:lang w:val="en-US"/>
+              </w:rPr>
+            </w:pPr>
+            <w:r>
+              <w:rPr>
+                <w:lang w:val="en-US"/>
+              </w:rPr>
+              <w:t>50 Ohm</w:t>
+            </w:r>
+          </w:p>
+        </w:tc>
+        <w:tc>
+          <w:tcPr>
+            <w:tcW w:w="2266" w:type="dxa"/>
+          </w:tcPr>
+          <w:p>
+            <w:pPr>
+              <w:cnfStyle w:val="000000100000" w:firstRow="0" w:lastRow="0" w:firstColumn="0" w:lastColumn="0" w:oddVBand="0" w:evenVBand="0" w:oddHBand="1" w:evenHBand="0" w:firstRowFirstColumn="0" w:firstRowLastColumn="0" w:lastRowFirstColumn="0" w:lastRowLastColumn="0"/>
+              <w:rPr>
+                <w:lang w:val="en-US"/>
+              </w:rPr>
+            </w:pPr>
+            <w:r>
+              <w:t>0,72 €</w:t>
+            </w:r>
+          </w:p>
+        </w:tc>
+      </w:tr>
+    </w:tbl>
+    <w:p>
+      <w:pPr>
+        <w:rPr>
+          <w:lang w:val="en-US"/>
+        </w:rPr>
+      </w:pPr>
+    </w:p>
+    <w:tbl>
+      <w:tblPr>
+        <w:tblStyle w:val="ListTable3-Accent3"/>
+        <w:tblW w:w="0" w:type="auto"/>
+        <w:tblLook w:val="04A0" w:firstRow="1" w:lastRow="0" w:firstColumn="1" w:lastColumn="0" w:noHBand="0" w:noVBand="1"/>
+      </w:tblPr>
+      <w:tblGrid>
+        <w:gridCol w:w="1429"/>
+        <w:gridCol w:w="1325"/>
+        <w:gridCol w:w="856"/>
+        <w:gridCol w:w="875"/>
+        <w:gridCol w:w="1196"/>
+        <w:gridCol w:w="1150"/>
+        <w:gridCol w:w="1133"/>
+        <w:gridCol w:w="1098"/>
+      </w:tblGrid>
+      <w:tr>
+        <w:trPr>
+          <w:cnfStyle w:val="100000000000" w:firstRow="1" w:lastRow="0" w:firstColumn="0" w:lastColumn="0" w:oddVBand="0" w:evenVBand="0" w:oddHBand="0" w:evenHBand="0" w:firstRowFirstColumn="0" w:firstRowLastColumn="0" w:lastRowFirstColumn="0" w:lastRowLastColumn="0"/>
+        </w:trPr>
+        <w:tc>
+          <w:tcPr>
+            <w:cnfStyle w:val="001000000100" w:firstRow="0" w:lastRow="0" w:firstColumn="1" w:lastColumn="0" w:oddVBand="0" w:evenVBand="0" w:oddHBand="0" w:evenHBand="0" w:firstRowFirstColumn="1" w:firstRowLastColumn="0" w:lastRowFirstColumn="0" w:lastRowLastColumn="0"/>
+            <w:tcW w:w="1469" w:type="dxa"/>
+          </w:tcPr>
+          <w:p>
+            <w:pPr>
+              <w:rPr>
+                <w:lang w:val="en-US"/>
+              </w:rPr>
+            </w:pPr>
+            <w:r>
+              <w:rPr>
+                <w:lang w:val="en-US"/>
+              </w:rPr>
+              <w:t>Verstärker</w:t>
+            </w:r>
+          </w:p>
+        </w:tc>
+        <w:tc>
+          <w:tcPr>
+            <w:tcW w:w="1372" w:type="dxa"/>
+          </w:tcPr>
+          <w:p>
+            <w:pPr>
+              <w:cnfStyle w:val="100000000000" w:firstRow="1" w:lastRow="0" w:firstColumn="0" w:lastColumn="0" w:oddVBand="0" w:evenVBand="0" w:oddHBand="0" w:evenHBand="0" w:firstRowFirstColumn="0" w:firstRowLastColumn="0" w:lastRowFirstColumn="0" w:lastRowLastColumn="0"/>
+              <w:rPr>
+                <w:lang w:val="en-US"/>
+              </w:rPr>
+            </w:pPr>
+            <w:r>
+              <w:rPr>
+                <w:lang w:val="en-US"/>
+              </w:rPr>
+              <w:t>Frequenz</w:t>
+            </w:r>
+          </w:p>
+        </w:tc>
+        <w:tc>
+          <w:tcPr>
+            <w:tcW w:w="917" w:type="dxa"/>
+          </w:tcPr>
+          <w:p>
+            <w:pPr>
+              <w:cnfStyle w:val="100000000000" w:firstRow="1" w:lastRow="0" w:firstColumn="0" w:lastColumn="0" w:oddVBand="0" w:evenVBand="0" w:oddHBand="0" w:evenHBand="0" w:firstRowFirstColumn="0" w:firstRowLastColumn="0" w:lastRowFirstColumn="0" w:lastRowLastColumn="0"/>
+              <w:rPr>
+                <w:lang w:val="en-US"/>
+              </w:rPr>
+            </w:pPr>
+            <w:r>
+              <w:rPr>
+                <w:lang w:val="en-US"/>
+              </w:rPr>
+              <w:t>Gain</w:t>
+            </w:r>
+          </w:p>
+        </w:tc>
+        <w:tc>
+          <w:tcPr>
+            <w:tcW w:w="922" w:type="dxa"/>
+          </w:tcPr>
+          <w:p>
+            <w:pPr>
+              <w:cnfStyle w:val="100000000000" w:firstRow="1" w:lastRow="0" w:firstColumn="0" w:lastColumn="0" w:oddVBand="0" w:evenVBand="0" w:oddHBand="0" w:evenHBand="0" w:firstRowFirstColumn="0" w:firstRowLastColumn="0" w:lastRowFirstColumn="0" w:lastRowLastColumn="0"/>
+              <w:rPr>
+                <w:lang w:val="en-US"/>
+              </w:rPr>
+            </w:pPr>
+            <w:r>
+              <w:rPr>
+                <w:lang w:val="en-US"/>
+              </w:rPr>
+              <w:t>P1dB</w:t>
+            </w:r>
+          </w:p>
+        </w:tc>
+        <w:tc>
+          <w:tcPr>
+            <w:tcW w:w="848" w:type="dxa"/>
+          </w:tcPr>
+          <w:p>
+            <w:pPr>
+              <w:cnfStyle w:val="100000000000" w:firstRow="1" w:lastRow="0" w:firstColumn="0" w:lastColumn="0" w:oddVBand="0" w:evenVBand="0" w:oddHBand="0" w:evenHBand="0" w:firstRowFirstColumn="0" w:firstRowLastColumn="0" w:lastRowFirstColumn="0" w:lastRowLastColumn="0"/>
+              <w:rPr>
+                <w:lang w:val="en-US"/>
+              </w:rPr>
+            </w:pPr>
+            <w:r>
+              <w:t>Insertion Loss</w:t>
+            </w:r>
+          </w:p>
+        </w:tc>
+        <w:tc>
+          <w:tcPr>
+            <w:tcW w:w="1207" w:type="dxa"/>
+          </w:tcPr>
+          <w:p>
+            <w:pPr>
+              <w:cnfStyle w:val="100000000000" w:firstRow="1" w:lastRow="0" w:firstColumn="0" w:lastColumn="0" w:oddVBand="0" w:evenVBand="0" w:oddHBand="0" w:evenHBand="0" w:firstRowFirstColumn="0" w:firstRowLastColumn="0" w:lastRowFirstColumn="0" w:lastRowLastColumn="0"/>
+              <w:rPr>
+                <w:lang w:val="en-US"/>
+              </w:rPr>
+            </w:pPr>
+            <w:r>
+              <w:rPr>
+                <w:lang w:val="en-US"/>
+              </w:rPr>
+              <w:t>Drain Voltage</w:t>
+            </w:r>
+          </w:p>
+        </w:tc>
+        <w:tc>
+          <w:tcPr>
+            <w:tcW w:w="1169" w:type="dxa"/>
+          </w:tcPr>
+          <w:p>
+            <w:pPr>
+              <w:cnfStyle w:val="100000000000" w:firstRow="1" w:lastRow="0" w:firstColumn="0" w:lastColumn="0" w:oddVBand="0" w:evenVBand="0" w:oddHBand="0" w:evenHBand="0" w:firstRowFirstColumn="0" w:firstRowLastColumn="0" w:lastRowFirstColumn="0" w:lastRowLastColumn="0"/>
+              <w:rPr>
+                <w:lang w:val="en-US"/>
+              </w:rPr>
+            </w:pPr>
+            <w:r>
+              <w:rPr>
+                <w:lang w:val="en-US"/>
+              </w:rPr>
+              <w:t>Current Max</w:t>
+            </w:r>
+          </w:p>
+        </w:tc>
+        <w:tc>
+          <w:tcPr>
+            <w:tcW w:w="1158" w:type="dxa"/>
+          </w:tcPr>
+          <w:p>
+            <w:pPr>
+              <w:cnfStyle w:val="100000000000" w:firstRow="1" w:lastRow="0" w:firstColumn="0" w:lastColumn="0" w:oddVBand="0" w:evenVBand="0" w:oddHBand="0" w:evenHBand="0" w:firstRowFirstColumn="0" w:firstRowLastColumn="0" w:lastRowFirstColumn="0" w:lastRowLastColumn="0"/>
+              <w:rPr>
+                <w:lang w:val="en-US"/>
+              </w:rPr>
+            </w:pPr>
+            <w:r>
+              <w:rPr>
+                <w:lang w:val="en-US"/>
+              </w:rPr>
+              <w:t>Kosten</w:t>
+            </w:r>
+          </w:p>
+        </w:tc>
+      </w:tr>
+      <w:tr>
+        <w:trPr>
+          <w:cnfStyle w:val="000000100000" w:firstRow="0" w:lastRow="0" w:firstColumn="0" w:lastColumn="0" w:oddVBand="0" w:evenVBand="0" w:oddHBand="1" w:evenHBand="0" w:firstRowFirstColumn="0" w:firstRowLastColumn="0" w:lastRowFirstColumn="0" w:lastRowLastColumn="0"/>
+        </w:trPr>
+        <w:tc>
+          <w:tcPr>
+            <w:cnfStyle w:val="001000000000" w:firstRow="0" w:lastRow="0" w:firstColumn="1" w:lastColumn="0" w:oddVBand="0" w:evenVBand="0" w:oddHBand="0" w:evenHBand="0" w:firstRowFirstColumn="0" w:firstRowLastColumn="0" w:lastRowFirstColumn="0" w:lastRowLastColumn="0"/>
+            <w:tcW w:w="1469" w:type="dxa"/>
+          </w:tcPr>
+          <w:p>
+            <w:pPr>
+              <w:rPr>
+                <w:lang w:val="en-US"/>
+              </w:rPr>
+            </w:pPr>
+            <w:hyperlink r:id="rId14" w:history="1">
+              <w:r>
+                <w:rPr>
+                  <w:rStyle w:val="Hyperlink"/>
+                  <w:b w:val="0"/>
+                  <w:bCs w:val="0"/>
+                  <w:lang w:val="en-US"/>
+                </w:rPr>
+                <w:t>SPF5043Z</w:t>
+              </w:r>
+            </w:hyperlink>
+          </w:p>
+        </w:tc>
+        <w:tc>
+          <w:tcPr>
+            <w:tcW w:w="1372" w:type="dxa"/>
+          </w:tcPr>
+          <w:p>
+            <w:pPr>
+              <w:cnfStyle w:val="000000100000" w:firstRow="0" w:lastRow="0" w:firstColumn="0" w:lastColumn="0" w:oddVBand="0" w:evenVBand="0" w:oddHBand="1" w:evenHBand="0" w:firstRowFirstColumn="0" w:firstRowLastColumn="0" w:lastRowFirstColumn="0" w:lastRowLastColumn="0"/>
+            </w:pPr>
+            <w:r>
+              <w:t xml:space="preserve">50 </w:t>
+            </w:r>
+            <w:r>
+              <w:t xml:space="preserve">– </w:t>
+            </w:r>
+            <w:r>
+              <w:t>4000</w:t>
+            </w:r>
+            <w:r>
+              <w:t xml:space="preserve"> MHz</w:t>
+            </w:r>
+          </w:p>
+        </w:tc>
+        <w:tc>
+          <w:tcPr>
+            <w:tcW w:w="917" w:type="dxa"/>
+          </w:tcPr>
+          <w:p>
+            <w:pPr>
+              <w:cnfStyle w:val="000000100000" w:firstRow="0" w:lastRow="0" w:firstColumn="0" w:lastColumn="0" w:oddVBand="0" w:evenVBand="0" w:oddHBand="1" w:evenHBand="0" w:firstRowFirstColumn="0" w:firstRowLastColumn="0" w:lastRowFirstColumn="0" w:lastRowLastColumn="0"/>
+            </w:pPr>
+            <w:r>
+              <w:t>12.9</w:t>
+            </w:r>
+            <w:r>
+              <w:t xml:space="preserve"> dB @ </w:t>
+            </w:r>
+            <w:r>
+              <w:t>1960 MHz</w:t>
+            </w:r>
+          </w:p>
+        </w:tc>
+        <w:tc>
+          <w:tcPr>
+            <w:tcW w:w="922" w:type="dxa"/>
+          </w:tcPr>
+          <w:p>
+            <w:pPr>
+              <w:cnfStyle w:val="000000100000" w:firstRow="0" w:lastRow="0" w:firstColumn="0" w:lastColumn="0" w:oddVBand="0" w:evenVBand="0" w:oddHBand="1" w:evenHBand="0" w:firstRowFirstColumn="0" w:firstRowLastColumn="0" w:lastRowFirstColumn="0" w:lastRowLastColumn="0"/>
+            </w:pPr>
+          </w:p>
+        </w:tc>
+        <w:tc>
+          <w:tcPr>
+            <w:tcW w:w="848" w:type="dxa"/>
+          </w:tcPr>
+          <w:p>
+            <w:pPr>
+              <w:cnfStyle w:val="000000100000" w:firstRow="0" w:lastRow="0" w:firstColumn="0" w:lastColumn="0" w:oddVBand="0" w:evenVBand="0" w:oddHBand="1" w:evenHBand="0" w:firstRowFirstColumn="0" w:firstRowLastColumn="0" w:lastRowFirstColumn="0" w:lastRowLastColumn="0"/>
+            </w:pPr>
+          </w:p>
+        </w:tc>
+        <w:tc>
+          <w:tcPr>
+            <w:tcW w:w="1207" w:type="dxa"/>
+          </w:tcPr>
+          <w:p>
+            <w:pPr>
+              <w:cnfStyle w:val="000000100000" w:firstRow="0" w:lastRow="0" w:firstColumn="0" w:lastColumn="0" w:oddVBand="0" w:evenVBand="0" w:oddHBand="1" w:evenHBand="0" w:firstRowFirstColumn="0" w:firstRowLastColumn="0" w:lastRowFirstColumn="0" w:lastRowLastColumn="0"/>
+              <w:rPr>
+                <w:lang w:val="en-US"/>
+              </w:rPr>
+            </w:pPr>
+            <w:r>
+              <w:t>5 V</w:t>
+            </w:r>
+          </w:p>
+        </w:tc>
+        <w:tc>
+          <w:tcPr>
+            <w:tcW w:w="1169" w:type="dxa"/>
+          </w:tcPr>
+          <w:p>
+            <w:pPr>
+              <w:cnfStyle w:val="000000100000" w:firstRow="0" w:lastRow="0" w:firstColumn="0" w:lastColumn="0" w:oddVBand="0" w:evenVBand="0" w:oddHBand="1" w:evenHBand="0" w:firstRowFirstColumn="0" w:firstRowLastColumn="0" w:lastRowFirstColumn="0" w:lastRowLastColumn="0"/>
+            </w:pPr>
+            <w:r>
+              <w:t>100 mA</w:t>
+            </w:r>
+          </w:p>
+        </w:tc>
+        <w:tc>
+          <w:tcPr>
+            <w:tcW w:w="1158" w:type="dxa"/>
+          </w:tcPr>
+          <w:p>
+            <w:pPr>
+              <w:cnfStyle w:val="000000100000" w:firstRow="0" w:lastRow="0" w:firstColumn="0" w:lastColumn="0" w:oddVBand="0" w:evenVBand="0" w:oddHBand="1" w:evenHBand="0" w:firstRowFirstColumn="0" w:firstRowLastColumn="0" w:lastRowFirstColumn="0" w:lastRowLastColumn="0"/>
+              <w:rPr>
+                <w:lang w:val="en-US"/>
+              </w:rPr>
+            </w:pPr>
+            <w:r>
+              <w:t>5,25 €</w:t>
+            </w:r>
+          </w:p>
+        </w:tc>
+      </w:tr>
+    </w:tbl>
+    <w:p>
+      <w:pPr>
+        <w:pStyle w:val="Heading1"/>
+      </w:pPr>
+      <w:r>
+        <w:t>Mischer</w:t>
+      </w:r>
+    </w:p>
+    <w:tbl>
+      <w:tblPr>
+        <w:tblStyle w:val="ListTable3-Accent3"/>
+        <w:tblW w:w="0" w:type="auto"/>
+        <w:tblLook w:val="04A0" w:firstRow="1" w:lastRow="0" w:firstColumn="1" w:lastColumn="0" w:noHBand="0" w:noVBand="1"/>
+      </w:tblPr>
+      <w:tblGrid>
+        <w:gridCol w:w="1088"/>
+        <w:gridCol w:w="1525"/>
+        <w:gridCol w:w="915"/>
+        <w:gridCol w:w="1196"/>
+        <w:gridCol w:w="1083"/>
+        <w:gridCol w:w="1071"/>
+        <w:gridCol w:w="1030"/>
+        <w:gridCol w:w="1154"/>
+      </w:tblGrid>
+      <w:tr>
+        <w:trPr>
+          <w:cnfStyle w:val="100000000000" w:firstRow="1" w:lastRow="0" w:firstColumn="0" w:lastColumn="0" w:oddVBand="0" w:evenVBand="0" w:oddHBand="0" w:evenHBand="0" w:firstRowFirstColumn="0" w:firstRowLastColumn="0" w:lastRowFirstColumn="0" w:lastRowLastColumn="0"/>
+        </w:trPr>
+        <w:tc>
+          <w:tcPr>
+            <w:cnfStyle w:val="001000000100" w:firstRow="0" w:lastRow="0" w:firstColumn="1" w:lastColumn="0" w:oddVBand="0" w:evenVBand="0" w:oddHBand="0" w:evenHBand="0" w:firstRowFirstColumn="1" w:firstRowLastColumn="0" w:lastRowFirstColumn="0" w:lastRowLastColumn="0"/>
+            <w:tcW w:w="1140" w:type="dxa"/>
+          </w:tcPr>
+          <w:p>
+            <w:r>
+              <w:t>HF Mixer</w:t>
+            </w:r>
+          </w:p>
+        </w:tc>
+        <w:tc>
+          <w:tcPr>
+            <w:tcW w:w="1606" w:type="dxa"/>
+          </w:tcPr>
+          <w:p>
+            <w:pPr>
+              <w:cnfStyle w:val="100000000000" w:firstRow="1" w:lastRow="0" w:firstColumn="0" w:lastColumn="0" w:oddVBand="0" w:evenVBand="0" w:oddHBand="0" w:evenHBand="0" w:firstRowFirstColumn="0" w:firstRowLastColumn="0" w:lastRowFirstColumn="0" w:lastRowLastColumn="0"/>
+            </w:pPr>
+            <w:r>
+              <w:t>Frequenz</w:t>
+            </w:r>
+          </w:p>
+        </w:tc>
+        <w:tc>
+          <w:tcPr>
+            <w:tcW w:w="952" w:type="dxa"/>
+          </w:tcPr>
+          <w:p>
+            <w:pPr>
+              <w:cnfStyle w:val="100000000000" w:firstRow="1" w:lastRow="0" w:firstColumn="0" w:lastColumn="0" w:oddVBand="0" w:evenVBand="0" w:oddHBand="0" w:evenHBand="0" w:firstRowFirstColumn="0" w:firstRowLastColumn="0" w:lastRowFirstColumn="0" w:lastRowLastColumn="0"/>
+            </w:pPr>
+            <w:r>
+              <w:rPr>
+                <w:lang w:val="en-US"/>
+              </w:rPr>
+              <w:t>P1dB</w:t>
+            </w:r>
+          </w:p>
+        </w:tc>
+        <w:tc>
+          <w:tcPr>
+            <w:tcW w:w="883" w:type="dxa"/>
+          </w:tcPr>
+          <w:p>
+            <w:pPr>
+              <w:cnfStyle w:val="100000000000" w:firstRow="1" w:lastRow="0" w:firstColumn="0" w:lastColumn="0" w:oddVBand="0" w:evenVBand="0" w:oddHBand="0" w:evenHBand="0" w:firstRowFirstColumn="0" w:firstRowLastColumn="0" w:lastRowFirstColumn="0" w:lastRowLastColumn="0"/>
+            </w:pPr>
+            <w:r>
+              <w:t>Insertion Loss</w:t>
+            </w:r>
+          </w:p>
+        </w:tc>
+        <w:tc>
+          <w:tcPr>
+            <w:tcW w:w="1135" w:type="dxa"/>
+          </w:tcPr>
+          <w:p>
+            <w:pPr>
+              <w:cnfStyle w:val="100000000000" w:firstRow="1" w:lastRow="0" w:firstColumn="0" w:lastColumn="0" w:oddVBand="0" w:evenVBand="0" w:oddHBand="0" w:evenHBand="0" w:firstRowFirstColumn="0" w:firstRowLastColumn="0" w:lastRowFirstColumn="0" w:lastRowLastColumn="0"/>
+            </w:pPr>
+            <w:r>
+              <w:t>LO Power</w:t>
+            </w:r>
+          </w:p>
+        </w:tc>
+        <w:tc>
+          <w:tcPr>
+            <w:tcW w:w="1075" w:type="dxa"/>
+          </w:tcPr>
+          <w:p>
+            <w:pPr>
+              <w:cnfStyle w:val="100000000000" w:firstRow="1" w:lastRow="0" w:firstColumn="0" w:lastColumn="0" w:oddVBand="0" w:evenVBand="0" w:oddHBand="0" w:evenHBand="0" w:firstRowFirstColumn="0" w:firstRowLastColumn="0" w:lastRowFirstColumn="0" w:lastRowLastColumn="0"/>
+            </w:pPr>
+            <w:r>
+              <w:t xml:space="preserve">IF Current </w:t>
+            </w:r>
+          </w:p>
+        </w:tc>
+        <w:tc>
+          <w:tcPr>
+            <w:tcW w:w="1068" w:type="dxa"/>
+          </w:tcPr>
+          <w:p>
+            <w:pPr>
+              <w:cnfStyle w:val="100000000000" w:firstRow="1" w:lastRow="0" w:firstColumn="0" w:lastColumn="0" w:oddVBand="0" w:evenVBand="0" w:oddHBand="0" w:evenHBand="0" w:firstRowFirstColumn="0" w:firstRowLastColumn="0" w:lastRowFirstColumn="0" w:lastRowLastColumn="0"/>
+            </w:pPr>
+            <w:r>
+              <w:t>RF Power</w:t>
+            </w:r>
+          </w:p>
+        </w:tc>
+        <w:tc>
+          <w:tcPr>
+            <w:tcW w:w="1203" w:type="dxa"/>
+          </w:tcPr>
+          <w:p>
+            <w:pPr>
+              <w:cnfStyle w:val="100000000000" w:firstRow="1" w:lastRow="0" w:firstColumn="0" w:lastColumn="0" w:oddVBand="0" w:evenVBand="0" w:oddHBand="0" w:evenHBand="0" w:firstRowFirstColumn="0" w:firstRowLastColumn="0" w:lastRowFirstColumn="0" w:lastRowLastColumn="0"/>
+            </w:pPr>
+            <w:r>
+              <w:t>Kosten</w:t>
+            </w:r>
+          </w:p>
+        </w:tc>
+      </w:tr>
+      <w:tr>
+        <w:trPr>
+          <w:cnfStyle w:val="000000100000" w:firstRow="0" w:lastRow="0" w:firstColumn="0" w:lastColumn="0" w:oddVBand="0" w:evenVBand="0" w:oddHBand="1" w:evenHBand="0" w:firstRowFirstColumn="0" w:firstRowLastColumn="0" w:lastRowFirstColumn="0" w:lastRowLastColumn="0"/>
+        </w:trPr>
+        <w:tc>
+          <w:tcPr>
+            <w:cnfStyle w:val="001000000000" w:firstRow="0" w:lastRow="0" w:firstColumn="1" w:lastColumn="0" w:oddVBand="0" w:evenVBand="0" w:oddHBand="0" w:evenHBand="0" w:firstRowFirstColumn="0" w:firstRowLastColumn="0" w:lastRowFirstColumn="0" w:lastRowLastColumn="0"/>
+            <w:tcW w:w="1140" w:type="dxa"/>
+          </w:tcPr>
+          <w:p>
+            <w:hyperlink r:id="rId15" w:history="1">
               <w:r>
                 <w:rPr>
                   <w:rStyle w:val="Hyperlink"/>
@@ -1096,20 +2423,46 @@
         </w:tc>
         <w:tc>
           <w:tcPr>
-            <w:tcW w:w="2146" w:type="dxa"/>
-          </w:tcPr>
-          <w:p>
-            <w:pPr>
-              <w:cnfStyle w:val="000000100000" w:firstRow="0" w:lastRow="0" w:firstColumn="0" w:lastColumn="0" w:oddVBand="0" w:evenVBand="0" w:oddHBand="1" w:evenHBand="0" w:firstRowFirstColumn="0" w:firstRowLastColumn="0" w:lastRowFirstColumn="0" w:lastRowLastColumn="0"/>
-            </w:pPr>
-            <w:r>
-              <w:t>200 to 3000 MHz</w:t>
-            </w:r>
-          </w:p>
-        </w:tc>
-        <w:tc>
-          <w:tcPr>
-            <w:tcW w:w="1482" w:type="dxa"/>
+            <w:tcW w:w="1606" w:type="dxa"/>
+          </w:tcPr>
+          <w:p>
+            <w:pPr>
+              <w:cnfStyle w:val="000000100000" w:firstRow="0" w:lastRow="0" w:firstColumn="0" w:lastColumn="0" w:oddVBand="0" w:evenVBand="0" w:oddHBand="1" w:evenHBand="0" w:firstRowFirstColumn="0" w:firstRowLastColumn="0" w:lastRowFirstColumn="0" w:lastRowLastColumn="0"/>
+            </w:pPr>
+            <w:r>
+              <w:t xml:space="preserve">200 </w:t>
+            </w:r>
+            <w:r>
+              <w:t>–</w:t>
+            </w:r>
+            <w:r>
+              <w:t xml:space="preserve"> 3000 MHz</w:t>
+            </w:r>
+          </w:p>
+        </w:tc>
+        <w:tc>
+          <w:tcPr>
+            <w:tcW w:w="952" w:type="dxa"/>
+          </w:tcPr>
+          <w:p>
+            <w:pPr>
+              <w:cnfStyle w:val="000000100000" w:firstRow="0" w:lastRow="0" w:firstColumn="0" w:lastColumn="0" w:oddVBand="0" w:evenVBand="0" w:oddHBand="1" w:evenHBand="0" w:firstRowFirstColumn="0" w:firstRowLastColumn="0" w:lastRowFirstColumn="0" w:lastRowLastColumn="0"/>
+            </w:pPr>
+          </w:p>
+        </w:tc>
+        <w:tc>
+          <w:tcPr>
+            <w:tcW w:w="883" w:type="dxa"/>
+          </w:tcPr>
+          <w:p>
+            <w:pPr>
+              <w:cnfStyle w:val="000000100000" w:firstRow="0" w:lastRow="0" w:firstColumn="0" w:lastColumn="0" w:oddVBand="0" w:evenVBand="0" w:oddHBand="1" w:evenHBand="0" w:firstRowFirstColumn="0" w:firstRowLastColumn="0" w:lastRowFirstColumn="0" w:lastRowLastColumn="0"/>
+            </w:pPr>
+          </w:p>
+        </w:tc>
+        <w:tc>
+          <w:tcPr>
+            <w:tcW w:w="1135" w:type="dxa"/>
           </w:tcPr>
           <w:p>
             <w:pPr>
@@ -1122,7 +2475,7 @@
         </w:tc>
         <w:tc>
           <w:tcPr>
-            <w:tcW w:w="1100" w:type="dxa"/>
+            <w:tcW w:w="1075" w:type="dxa"/>
           </w:tcPr>
           <w:p>
             <w:pPr>
@@ -1135,7 +2488,7 @@
         </w:tc>
         <w:tc>
           <w:tcPr>
-            <w:tcW w:w="1320" w:type="dxa"/>
+            <w:tcW w:w="1068" w:type="dxa"/>
           </w:tcPr>
           <w:p>
             <w:pPr>
@@ -1148,7 +2501,7 @@
         </w:tc>
         <w:tc>
           <w:tcPr>
-            <w:tcW w:w="1529" w:type="dxa"/>
+            <w:tcW w:w="1203" w:type="dxa"/>
           </w:tcPr>
           <w:p>
             <w:pPr>
@@ -1161,54 +2514,20 @@
         </w:tc>
       </w:tr>
     </w:tbl>
-    <w:p/>
     <w:p>
       <w:pPr>
         <w:pStyle w:val="Heading1"/>
       </w:pPr>
-    </w:p>
-    <w:p>
-      <w:pPr>
-        <w:pStyle w:val="Heading1"/>
-      </w:pPr>
       <w:r>
-        <w:t>Transmitte</w:t>
-      </w:r>
-      <w:r>
-        <w:t>r</w:t>
+        <w:t>Bandpass Zielfrequen</w:t>
       </w:r>
     </w:p>
     <w:p>
-      <w:pPr>
-        <w:pStyle w:val="Heading2"/>
-        <w:rPr>
-          <w:lang w:val="en-US"/>
-        </w:rPr>
-      </w:pPr>
       <w:r>
-        <w:rPr>
-          <w:lang w:val="en-US"/>
-        </w:rPr>
-        <w:t>Bandpass</w:t>
+        <w:t xml:space="preserve">Der Bandpass </w:t>
       </w:r>
       <w:r>
-        <w:rPr>
-          <w:lang w:val="en-US"/>
-        </w:rPr>
-        <w:t xml:space="preserve"> High</w:t>
-      </w:r>
-    </w:p>
-    <w:p>
-      <w:pPr>
-        <w:rPr>
-          <w:lang w:val="en-US"/>
-        </w:rPr>
-      </w:pPr>
-      <w:r>
-        <w:rPr>
-          <w:lang w:val="en-US"/>
-        </w:rPr>
-        <w:t>Input 2,4 bis 2,5 GHz</w:t>
+        <w:t>sorgt dafür, dass nur die Zielfrequenz verarbeitet wird im Rx oder Tx pfad.</w:t>
       </w:r>
     </w:p>
     <w:tbl>
@@ -1218,11 +2537,11 @@
         <w:tblLook w:val="04A0" w:firstRow="1" w:lastRow="0" w:firstColumn="1" w:lastColumn="0" w:noHBand="0" w:noVBand="1"/>
       </w:tblPr>
       <w:tblGrid>
-        <w:gridCol w:w="2152"/>
+        <w:gridCol w:w="2447"/>
+        <w:gridCol w:w="1700"/>
+        <w:gridCol w:w="1507"/>
         <w:gridCol w:w="1756"/>
-        <w:gridCol w:w="1588"/>
-        <w:gridCol w:w="1728"/>
-        <w:gridCol w:w="1838"/>
+        <w:gridCol w:w="1652"/>
       </w:tblGrid>
       <w:tr>
         <w:trPr>
@@ -1231,24 +2550,45 @@
         <w:tc>
           <w:tcPr>
             <w:cnfStyle w:val="001000000100" w:firstRow="0" w:lastRow="0" w:firstColumn="1" w:lastColumn="0" w:oddVBand="0" w:evenVBand="0" w:oddHBand="0" w:evenHBand="0" w:firstRowFirstColumn="1" w:firstRowLastColumn="0" w:lastRowFirstColumn="0" w:lastRowLastColumn="0"/>
-            <w:tcW w:w="2152" w:type="dxa"/>
-          </w:tcPr>
-          <w:p>
-            <w:pPr>
-              <w:rPr>
-                <w:lang w:val="en-US"/>
-              </w:rPr>
-            </w:pPr>
-            <w:r>
-              <w:rPr>
-                <w:lang w:val="en-US"/>
-              </w:rPr>
+            <w:tcW w:w="2447" w:type="dxa"/>
+          </w:tcPr>
+          <w:p>
+            <w:r>
               <w:t>Bandpass</w:t>
             </w:r>
           </w:p>
         </w:tc>
         <w:tc>
           <w:tcPr>
+            <w:tcW w:w="1700" w:type="dxa"/>
+          </w:tcPr>
+          <w:p>
+            <w:pPr>
+              <w:cnfStyle w:val="100000000000" w:firstRow="1" w:lastRow="0" w:firstColumn="0" w:lastColumn="0" w:oddVBand="0" w:evenVBand="0" w:oddHBand="0" w:evenHBand="0" w:firstRowFirstColumn="0" w:firstRowLastColumn="0" w:lastRowFirstColumn="0" w:lastRowLastColumn="0"/>
+            </w:pPr>
+            <w:r>
+              <w:t>Frequenz</w:t>
+            </w:r>
+          </w:p>
+        </w:tc>
+        <w:tc>
+          <w:tcPr>
+            <w:tcW w:w="1507" w:type="dxa"/>
+          </w:tcPr>
+          <w:p>
+            <w:pPr>
+              <w:cnfStyle w:val="100000000000" w:firstRow="1" w:lastRow="0" w:firstColumn="0" w:lastColumn="0" w:oddVBand="0" w:evenVBand="0" w:oddHBand="0" w:evenHBand="0" w:firstRowFirstColumn="0" w:firstRowLastColumn="0" w:lastRowFirstColumn="0" w:lastRowLastColumn="0"/>
+            </w:pPr>
+            <w:r>
+              <w:rPr>
+                <w:lang w:val="en-US"/>
+              </w:rPr>
+              <w:t>P1dB</w:t>
+            </w:r>
+          </w:p>
+        </w:tc>
+        <w:tc>
+          <w:tcPr>
             <w:tcW w:w="1756" w:type="dxa"/>
           </w:tcPr>
           <w:p>
@@ -1256,39 +2596,13 @@
               <w:cnfStyle w:val="100000000000" w:firstRow="1" w:lastRow="0" w:firstColumn="0" w:lastColumn="0" w:oddVBand="0" w:evenVBand="0" w:oddHBand="0" w:evenHBand="0" w:firstRowFirstColumn="0" w:firstRowLastColumn="0" w:lastRowFirstColumn="0" w:lastRowLastColumn="0"/>
             </w:pPr>
             <w:r>
-              <w:t>F</w:t>
-            </w:r>
-          </w:p>
-        </w:tc>
-        <w:tc>
-          <w:tcPr>
-            <w:tcW w:w="1588" w:type="dxa"/>
-          </w:tcPr>
-          <w:p>
-            <w:pPr>
-              <w:cnfStyle w:val="100000000000" w:firstRow="1" w:lastRow="0" w:firstColumn="0" w:lastColumn="0" w:oddVBand="0" w:evenVBand="0" w:oddHBand="0" w:evenHBand="0" w:firstRowFirstColumn="0" w:firstRowLastColumn="0" w:lastRowFirstColumn="0" w:lastRowLastColumn="0"/>
-            </w:pPr>
-            <w:r>
-              <w:t>Insertion Loss</w:t>
-            </w:r>
-          </w:p>
-        </w:tc>
-        <w:tc>
-          <w:tcPr>
-            <w:tcW w:w="1728" w:type="dxa"/>
-          </w:tcPr>
-          <w:p>
-            <w:pPr>
-              <w:cnfStyle w:val="100000000000" w:firstRow="1" w:lastRow="0" w:firstColumn="0" w:lastColumn="0" w:oddVBand="0" w:evenVBand="0" w:oddHBand="0" w:evenHBand="0" w:firstRowFirstColumn="0" w:firstRowLastColumn="0" w:lastRowFirstColumn="0" w:lastRowLastColumn="0"/>
-            </w:pPr>
-            <w:r>
-              <w:t>BW</w:t>
-            </w:r>
-          </w:p>
-        </w:tc>
-        <w:tc>
-          <w:tcPr>
-            <w:tcW w:w="1838" w:type="dxa"/>
+              <w:t>Termination</w:t>
+            </w:r>
+          </w:p>
+        </w:tc>
+        <w:tc>
+          <w:tcPr>
+            <w:tcW w:w="1652" w:type="dxa"/>
           </w:tcPr>
           <w:p>
             <w:pPr>
@@ -1307,21 +2621,56 @@
         <w:tc>
           <w:tcPr>
             <w:cnfStyle w:val="001000000000" w:firstRow="0" w:lastRow="0" w:firstColumn="1" w:lastColumn="0" w:oddVBand="0" w:evenVBand="0" w:oddHBand="0" w:evenHBand="0" w:firstRowFirstColumn="0" w:firstRowLastColumn="0" w:lastRowFirstColumn="0" w:lastRowLastColumn="0"/>
-            <w:tcW w:w="2152" w:type="dxa"/>
-          </w:tcPr>
-          <w:p>
-            <w:hyperlink r:id="rId12" w:history="1">
+            <w:tcW w:w="2447" w:type="dxa"/>
+          </w:tcPr>
+          <w:p>
+            <w:hyperlink r:id="rId16" w:history="1">
               <w:r>
                 <w:rPr>
                   <w:rStyle w:val="Hyperlink"/>
                 </w:rPr>
-                <w:t>LLP.2500.X.B.30</w:t>
+                <w:t>2450BP08A0100001T</w:t>
               </w:r>
             </w:hyperlink>
           </w:p>
         </w:tc>
         <w:tc>
           <w:tcPr>
+            <w:tcW w:w="1700" w:type="dxa"/>
+          </w:tcPr>
+          <w:p>
+            <w:pPr>
+              <w:cnfStyle w:val="000000100000" w:firstRow="0" w:lastRow="0" w:firstColumn="0" w:lastColumn="0" w:oddVBand="0" w:evenVBand="0" w:oddHBand="1" w:evenHBand="0" w:firstRowFirstColumn="0" w:firstRowLastColumn="0" w:lastRowFirstColumn="0" w:lastRowLastColumn="0"/>
+            </w:pPr>
+            <w:r>
+              <w:t xml:space="preserve">2400 </w:t>
+            </w:r>
+            <w:r>
+              <w:t>–</w:t>
+            </w:r>
+            <w:r>
+              <w:t xml:space="preserve"> 2500</w:t>
+            </w:r>
+            <w:r>
+              <w:t xml:space="preserve"> MHz</w:t>
+            </w:r>
+          </w:p>
+        </w:tc>
+        <w:tc>
+          <w:tcPr>
+            <w:tcW w:w="1507" w:type="dxa"/>
+          </w:tcPr>
+          <w:p>
+            <w:pPr>
+              <w:cnfStyle w:val="000000100000" w:firstRow="0" w:lastRow="0" w:firstColumn="0" w:lastColumn="0" w:oddVBand="0" w:evenVBand="0" w:oddHBand="1" w:evenHBand="0" w:firstRowFirstColumn="0" w:firstRowLastColumn="0" w:lastRowFirstColumn="0" w:lastRowLastColumn="0"/>
+            </w:pPr>
+            <w:r>
+              <w:t>22.7 dBm</w:t>
+            </w:r>
+          </w:p>
+        </w:tc>
+        <w:tc>
+          <w:tcPr>
             <w:tcW w:w="1756" w:type="dxa"/>
           </w:tcPr>
           <w:p>
@@ -1329,74 +2678,34 @@
               <w:cnfStyle w:val="000000100000" w:firstRow="0" w:lastRow="0" w:firstColumn="0" w:lastColumn="0" w:oddVBand="0" w:evenVBand="0" w:oddHBand="1" w:evenHBand="0" w:firstRowFirstColumn="0" w:firstRowLastColumn="0" w:lastRowFirstColumn="0" w:lastRowLastColumn="0"/>
             </w:pPr>
             <w:r>
-              <w:t>2500 MHz</w:t>
-            </w:r>
-          </w:p>
-        </w:tc>
-        <w:tc>
-          <w:tcPr>
-            <w:tcW w:w="1588" w:type="dxa"/>
-          </w:tcPr>
-          <w:p>
-            <w:pPr>
-              <w:cnfStyle w:val="000000100000" w:firstRow="0" w:lastRow="0" w:firstColumn="0" w:lastColumn="0" w:oddVBand="0" w:evenVBand="0" w:oddHBand="1" w:evenHBand="0" w:firstRowFirstColumn="0" w:firstRowLastColumn="0" w:lastRowFirstColumn="0" w:lastRowLastColumn="0"/>
-            </w:pPr>
-            <w:r>
-              <w:t>0.5 dB max</w:t>
-            </w:r>
-          </w:p>
-        </w:tc>
-        <w:tc>
-          <w:tcPr>
-            <w:tcW w:w="1728" w:type="dxa"/>
-          </w:tcPr>
-          <w:p>
-            <w:pPr>
-              <w:cnfStyle w:val="000000100000" w:firstRow="0" w:lastRow="0" w:firstColumn="0" w:lastColumn="0" w:oddVBand="0" w:evenVBand="0" w:oddHBand="1" w:evenHBand="0" w:firstRowFirstColumn="0" w:firstRowLastColumn="0" w:lastRowFirstColumn="0" w:lastRowLastColumn="0"/>
-            </w:pPr>
-            <w:r>
-              <w:t>100 Mhz</w:t>
-            </w:r>
-          </w:p>
-        </w:tc>
-        <w:tc>
-          <w:tcPr>
-            <w:tcW w:w="1838" w:type="dxa"/>
-          </w:tcPr>
-          <w:p>
-            <w:pPr>
-              <w:cnfStyle w:val="000000100000" w:firstRow="0" w:lastRow="0" w:firstColumn="0" w:lastColumn="0" w:oddVBand="0" w:evenVBand="0" w:oddHBand="1" w:evenHBand="0" w:firstRowFirstColumn="0" w:firstRowLastColumn="0" w:lastRowFirstColumn="0" w:lastRowLastColumn="0"/>
-            </w:pPr>
-            <w:r>
-              <w:t>0,654 €</w:t>
+              <w:t>50 Ohm</w:t>
+            </w:r>
+          </w:p>
+        </w:tc>
+        <w:tc>
+          <w:tcPr>
+            <w:tcW w:w="1652" w:type="dxa"/>
+          </w:tcPr>
+          <w:p>
+            <w:pPr>
+              <w:cnfStyle w:val="000000100000" w:firstRow="0" w:lastRow="0" w:firstColumn="0" w:lastColumn="0" w:oddVBand="0" w:evenVBand="0" w:oddHBand="1" w:evenHBand="0" w:firstRowFirstColumn="0" w:firstRowLastColumn="0" w:lastRowFirstColumn="0" w:lastRowLastColumn="0"/>
+            </w:pPr>
+            <w:r>
+              <w:t>1,14 €</w:t>
+            </w:r>
+            <w:r>
+              <w:t xml:space="preserve"> x2</w:t>
             </w:r>
           </w:p>
         </w:tc>
       </w:tr>
     </w:tbl>
-    <w:p/>
     <w:p>
       <w:pPr>
-        <w:pStyle w:val="Heading2"/>
-        <w:rPr>
-          <w:lang w:val="en-US"/>
-        </w:rPr>
+        <w:pStyle w:val="Heading1"/>
       </w:pPr>
       <w:r>
-        <w:rPr>
-          <w:lang w:val="en-US"/>
-        </w:rPr>
-        <w:t>Power Amplifier</w:t>
-      </w:r>
-    </w:p>
-    <w:p>
-      <w:r>
-        <w:t>Leistung 1 W</w:t>
-      </w:r>
-    </w:p>
-    <w:p>
-      <w:r>
-        <w:t>SNR 80 dB</w:t>
+        <w:t>Transmitter</w:t>
       </w:r>
     </w:p>
     <w:tbl>
@@ -1406,10 +2715,14 @@
         <w:tblLook w:val="04A0" w:firstRow="1" w:lastRow="0" w:firstColumn="1" w:lastColumn="0" w:noHBand="0" w:noVBand="1"/>
       </w:tblPr>
       <w:tblGrid>
-        <w:gridCol w:w="2265"/>
-        <w:gridCol w:w="2265"/>
-        <w:gridCol w:w="2266"/>
-        <w:gridCol w:w="2266"/>
+        <w:gridCol w:w="1448"/>
+        <w:gridCol w:w="1230"/>
+        <w:gridCol w:w="858"/>
+        <w:gridCol w:w="1196"/>
+        <w:gridCol w:w="1020"/>
+        <w:gridCol w:w="1174"/>
+        <w:gridCol w:w="1012"/>
+        <w:gridCol w:w="1124"/>
       </w:tblGrid>
       <w:tr>
         <w:trPr>
@@ -1418,44 +2731,98 @@
         <w:tc>
           <w:tcPr>
             <w:cnfStyle w:val="001000000100" w:firstRow="0" w:lastRow="0" w:firstColumn="1" w:lastColumn="0" w:oddVBand="0" w:evenVBand="0" w:oddHBand="0" w:evenHBand="0" w:firstRowFirstColumn="1" w:firstRowLastColumn="0" w:lastRowFirstColumn="0" w:lastRowLastColumn="0"/>
-            <w:tcW w:w="2265" w:type="dxa"/>
-          </w:tcPr>
-          <w:p>
-            <w:r>
-              <w:lastRenderedPageBreak/>
-              <w:t>Power Amplifier</w:t>
-            </w:r>
-          </w:p>
-        </w:tc>
-        <w:tc>
-          <w:tcPr>
-            <w:tcW w:w="2265" w:type="dxa"/>
-          </w:tcPr>
-          <w:p>
-            <w:pPr>
-              <w:cnfStyle w:val="100000000000" w:firstRow="1" w:lastRow="0" w:firstColumn="0" w:lastColumn="0" w:oddVBand="0" w:evenVBand="0" w:oddHBand="0" w:evenHBand="0" w:firstRowFirstColumn="0" w:firstRowLastColumn="0" w:lastRowFirstColumn="0" w:lastRowLastColumn="0"/>
-            </w:pPr>
-            <w:r>
-              <w:t>f</w:t>
-            </w:r>
-          </w:p>
-        </w:tc>
-        <w:tc>
-          <w:tcPr>
-            <w:tcW w:w="2266" w:type="dxa"/>
-          </w:tcPr>
-          <w:p>
-            <w:pPr>
-              <w:cnfStyle w:val="100000000000" w:firstRow="1" w:lastRow="0" w:firstColumn="0" w:lastColumn="0" w:oddVBand="0" w:evenVBand="0" w:oddHBand="0" w:evenHBand="0" w:firstRowFirstColumn="0" w:firstRowLastColumn="0" w:lastRowFirstColumn="0" w:lastRowLastColumn="0"/>
-            </w:pPr>
-            <w:r>
-              <w:t>Gain</w:t>
-            </w:r>
-          </w:p>
-        </w:tc>
-        <w:tc>
-          <w:tcPr>
-            <w:tcW w:w="2266" w:type="dxa"/>
+            <w:tcW w:w="1502" w:type="dxa"/>
+          </w:tcPr>
+          <w:p>
+            <w:r>
+              <w:t>Verstärker</w:t>
+            </w:r>
+          </w:p>
+        </w:tc>
+        <w:tc>
+          <w:tcPr>
+            <w:tcW w:w="1231" w:type="dxa"/>
+          </w:tcPr>
+          <w:p>
+            <w:pPr>
+              <w:cnfStyle w:val="100000000000" w:firstRow="1" w:lastRow="0" w:firstColumn="0" w:lastColumn="0" w:oddVBand="0" w:evenVBand="0" w:oddHBand="0" w:evenHBand="0" w:firstRowFirstColumn="0" w:firstRowLastColumn="0" w:lastRowFirstColumn="0" w:lastRowLastColumn="0"/>
+            </w:pPr>
+            <w:r>
+              <w:t>Frequenz</w:t>
+            </w:r>
+          </w:p>
+        </w:tc>
+        <w:tc>
+          <w:tcPr>
+            <w:tcW w:w="899" w:type="dxa"/>
+          </w:tcPr>
+          <w:p>
+            <w:pPr>
+              <w:cnfStyle w:val="100000000000" w:firstRow="1" w:lastRow="0" w:firstColumn="0" w:lastColumn="0" w:oddVBand="0" w:evenVBand="0" w:oddHBand="0" w:evenHBand="0" w:firstRowFirstColumn="0" w:firstRowLastColumn="0" w:lastRowFirstColumn="0" w:lastRowLastColumn="0"/>
+            </w:pPr>
+            <w:r>
+              <w:rPr>
+                <w:lang w:val="en-US"/>
+              </w:rPr>
+              <w:t>P1dB</w:t>
+            </w:r>
+          </w:p>
+        </w:tc>
+        <w:tc>
+          <w:tcPr>
+            <w:tcW w:w="808" w:type="dxa"/>
+          </w:tcPr>
+          <w:p>
+            <w:pPr>
+              <w:cnfStyle w:val="100000000000" w:firstRow="1" w:lastRow="0" w:firstColumn="0" w:lastColumn="0" w:oddVBand="0" w:evenVBand="0" w:oddHBand="0" w:evenHBand="0" w:firstRowFirstColumn="0" w:firstRowLastColumn="0" w:lastRowFirstColumn="0" w:lastRowLastColumn="0"/>
+            </w:pPr>
+            <w:r>
+              <w:t>Insertion Loss</w:t>
+            </w:r>
+          </w:p>
+        </w:tc>
+        <w:tc>
+          <w:tcPr>
+            <w:tcW w:w="1088" w:type="dxa"/>
+          </w:tcPr>
+          <w:p>
+            <w:pPr>
+              <w:cnfStyle w:val="100000000000" w:firstRow="1" w:lastRow="0" w:firstColumn="0" w:lastColumn="0" w:oddVBand="0" w:evenVBand="0" w:oddHBand="0" w:evenHBand="0" w:firstRowFirstColumn="0" w:firstRowLastColumn="0" w:lastRowFirstColumn="0" w:lastRowLastColumn="0"/>
+            </w:pPr>
+            <w:r>
+              <w:t>Max Input Power</w:t>
+            </w:r>
+          </w:p>
+        </w:tc>
+        <w:tc>
+          <w:tcPr>
+            <w:tcW w:w="1250" w:type="dxa"/>
+          </w:tcPr>
+          <w:p>
+            <w:pPr>
+              <w:cnfStyle w:val="100000000000" w:firstRow="1" w:lastRow="0" w:firstColumn="0" w:lastColumn="0" w:oddVBand="0" w:evenVBand="0" w:oddHBand="0" w:evenHBand="0" w:firstRowFirstColumn="0" w:firstRowLastColumn="0" w:lastRowFirstColumn="0" w:lastRowLastColumn="0"/>
+            </w:pPr>
+            <w:r>
+              <w:t>Voltage</w:t>
+            </w:r>
+          </w:p>
+        </w:tc>
+        <w:tc>
+          <w:tcPr>
+            <w:tcW w:w="1081" w:type="dxa"/>
+          </w:tcPr>
+          <w:p>
+            <w:pPr>
+              <w:cnfStyle w:val="100000000000" w:firstRow="1" w:lastRow="0" w:firstColumn="0" w:lastColumn="0" w:oddVBand="0" w:evenVBand="0" w:oddHBand="0" w:evenHBand="0" w:firstRowFirstColumn="0" w:firstRowLastColumn="0" w:lastRowFirstColumn="0" w:lastRowLastColumn="0"/>
+            </w:pPr>
+            <w:r>
+              <w:t>Strom Max</w:t>
+            </w:r>
+          </w:p>
+        </w:tc>
+        <w:tc>
+          <w:tcPr>
+            <w:tcW w:w="1203" w:type="dxa"/>
           </w:tcPr>
           <w:p>
             <w:pPr>
@@ -1474,10 +2841,10 @@
         <w:tc>
           <w:tcPr>
             <w:cnfStyle w:val="001000000000" w:firstRow="0" w:lastRow="0" w:firstColumn="1" w:lastColumn="0" w:oddVBand="0" w:evenVBand="0" w:oddHBand="0" w:evenHBand="0" w:firstRowFirstColumn="0" w:firstRowLastColumn="0" w:lastRowFirstColumn="0" w:lastRowLastColumn="0"/>
-            <w:tcW w:w="2265" w:type="dxa"/>
-          </w:tcPr>
-          <w:p>
-            <w:hyperlink r:id="rId13" w:history="1">
+            <w:tcW w:w="1502" w:type="dxa"/>
+          </w:tcPr>
+          <w:p>
+            <w:hyperlink r:id="rId17" w:history="1">
               <w:r>
                 <w:rPr>
                   <w:rStyle w:val="Hyperlink"/>
@@ -1486,37 +2853,94 @@
               </w:r>
             </w:hyperlink>
           </w:p>
-          <w:p/>
-        </w:tc>
-        <w:tc>
-          <w:tcPr>
-            <w:tcW w:w="2265" w:type="dxa"/>
-          </w:tcPr>
-          <w:p>
-            <w:pPr>
-              <w:cnfStyle w:val="000000100000" w:firstRow="0" w:lastRow="0" w:firstColumn="0" w:lastColumn="0" w:oddVBand="0" w:evenVBand="0" w:oddHBand="1" w:evenHBand="0" w:firstRowFirstColumn="0" w:firstRowLastColumn="0" w:lastRowFirstColumn="0" w:lastRowLastColumn="0"/>
-            </w:pPr>
-            <w:r>
-              <w:t>2400 - 2500 MHz</w:t>
-            </w:r>
-          </w:p>
-        </w:tc>
-        <w:tc>
-          <w:tcPr>
-            <w:tcW w:w="2266" w:type="dxa"/>
-          </w:tcPr>
-          <w:p>
-            <w:pPr>
-              <w:cnfStyle w:val="000000100000" w:firstRow="0" w:lastRow="0" w:firstColumn="0" w:lastColumn="0" w:oddVBand="0" w:evenVBand="0" w:oddHBand="1" w:evenHBand="0" w:firstRowFirstColumn="0" w:firstRowLastColumn="0" w:lastRowFirstColumn="0" w:lastRowLastColumn="0"/>
-            </w:pPr>
-            <w:r>
-              <w:t>33 dB</w:t>
-            </w:r>
-          </w:p>
-        </w:tc>
-        <w:tc>
-          <w:tcPr>
-            <w:tcW w:w="2266" w:type="dxa"/>
+        </w:tc>
+        <w:tc>
+          <w:tcPr>
+            <w:tcW w:w="1231" w:type="dxa"/>
+          </w:tcPr>
+          <w:p>
+            <w:pPr>
+              <w:cnfStyle w:val="000000100000" w:firstRow="0" w:lastRow="0" w:firstColumn="0" w:lastColumn="0" w:oddVBand="0" w:evenVBand="0" w:oddHBand="1" w:evenHBand="0" w:firstRowFirstColumn="0" w:firstRowLastColumn="0" w:lastRowFirstColumn="0" w:lastRowLastColumn="0"/>
+            </w:pPr>
+            <w:r>
+              <w:t>2400</w:t>
+            </w:r>
+            <w:r>
+              <w:t xml:space="preserve"> – 2500 MHz</w:t>
+            </w:r>
+          </w:p>
+        </w:tc>
+        <w:tc>
+          <w:tcPr>
+            <w:tcW w:w="899" w:type="dxa"/>
+          </w:tcPr>
+          <w:p>
+            <w:pPr>
+              <w:cnfStyle w:val="000000100000" w:firstRow="0" w:lastRow="0" w:firstColumn="0" w:lastColumn="0" w:oddVBand="0" w:evenVBand="0" w:oddHBand="1" w:evenHBand="0" w:firstRowFirstColumn="0" w:firstRowLastColumn="0" w:lastRowFirstColumn="0" w:lastRowLastColumn="0"/>
+            </w:pPr>
+            <w:r>
+              <w:t>32 dBm</w:t>
+            </w:r>
+          </w:p>
+        </w:tc>
+        <w:tc>
+          <w:tcPr>
+            <w:tcW w:w="808" w:type="dxa"/>
+          </w:tcPr>
+          <w:p>
+            <w:pPr>
+              <w:cnfStyle w:val="000000100000" w:firstRow="0" w:lastRow="0" w:firstColumn="0" w:lastColumn="0" w:oddVBand="0" w:evenVBand="0" w:oddHBand="1" w:evenHBand="0" w:firstRowFirstColumn="0" w:firstRowLastColumn="0" w:lastRowFirstColumn="0" w:lastRowLastColumn="0"/>
+            </w:pPr>
+          </w:p>
+        </w:tc>
+        <w:tc>
+          <w:tcPr>
+            <w:tcW w:w="1088" w:type="dxa"/>
+          </w:tcPr>
+          <w:p>
+            <w:pPr>
+              <w:cnfStyle w:val="000000100000" w:firstRow="0" w:lastRow="0" w:firstColumn="0" w:lastColumn="0" w:oddVBand="0" w:evenVBand="0" w:oddHBand="1" w:evenHBand="0" w:firstRowFirstColumn="0" w:firstRowLastColumn="0" w:lastRowFirstColumn="0" w:lastRowLastColumn="0"/>
+            </w:pPr>
+            <w:r>
+              <w:t>12.0</w:t>
+            </w:r>
+            <w:r>
+              <w:t xml:space="preserve"> dBm</w:t>
+            </w:r>
+          </w:p>
+        </w:tc>
+        <w:tc>
+          <w:tcPr>
+            <w:tcW w:w="1250" w:type="dxa"/>
+          </w:tcPr>
+          <w:p>
+            <w:pPr>
+              <w:cnfStyle w:val="000000100000" w:firstRow="0" w:lastRow="0" w:firstColumn="0" w:lastColumn="0" w:oddVBand="0" w:evenVBand="0" w:oddHBand="1" w:evenHBand="0" w:firstRowFirstColumn="0" w:firstRowLastColumn="0" w:lastRowFirstColumn="0" w:lastRowLastColumn="0"/>
+            </w:pPr>
+            <w:r>
+              <w:t>5 V</w:t>
+            </w:r>
+          </w:p>
+        </w:tc>
+        <w:tc>
+          <w:tcPr>
+            <w:tcW w:w="1081" w:type="dxa"/>
+          </w:tcPr>
+          <w:p>
+            <w:pPr>
+              <w:cnfStyle w:val="000000100000" w:firstRow="0" w:lastRow="0" w:firstColumn="0" w:lastColumn="0" w:oddVBand="0" w:evenVBand="0" w:oddHBand="1" w:evenHBand="0" w:firstRowFirstColumn="0" w:firstRowLastColumn="0" w:lastRowFirstColumn="0" w:lastRowLastColumn="0"/>
+            </w:pPr>
+            <w:r>
+              <w:t>500</w:t>
+            </w:r>
+            <w:r>
+              <w:t xml:space="preserve"> mA</w:t>
+            </w:r>
+          </w:p>
+        </w:tc>
+        <w:tc>
+          <w:tcPr>
+            <w:tcW w:w="1203" w:type="dxa"/>
           </w:tcPr>
           <w:p>
             <w:pPr>
@@ -1524,114 +2948,17 @@
             </w:pPr>
             <w:r>
               <w:t>1,31 €</w:t>
-            </w:r>
-          </w:p>
-        </w:tc>
-      </w:tr>
-      <w:tr>
-        <w:tc>
-          <w:tcPr>
-            <w:cnfStyle w:val="001000000000" w:firstRow="0" w:lastRow="0" w:firstColumn="1" w:lastColumn="0" w:oddVBand="0" w:evenVBand="0" w:oddHBand="0" w:evenHBand="0" w:firstRowFirstColumn="0" w:firstRowLastColumn="0" w:lastRowFirstColumn="0" w:lastRowLastColumn="0"/>
-            <w:tcW w:w="2265" w:type="dxa"/>
-          </w:tcPr>
-          <w:p>
-            <w:hyperlink r:id="rId14" w:history="1">
-              <w:r>
-                <w:rPr>
-                  <w:rStyle w:val="Hyperlink"/>
-                </w:rPr>
-                <w:t>SKY65405-21</w:t>
-              </w:r>
-            </w:hyperlink>
-          </w:p>
-        </w:tc>
-        <w:tc>
-          <w:tcPr>
-            <w:tcW w:w="2265" w:type="dxa"/>
-          </w:tcPr>
-          <w:p>
-            <w:pPr>
-              <w:cnfStyle w:val="000000000000" w:firstRow="0" w:lastRow="0" w:firstColumn="0" w:lastColumn="0" w:oddVBand="0" w:evenVBand="0" w:oddHBand="0" w:evenHBand="0" w:firstRowFirstColumn="0" w:firstRowLastColumn="0" w:lastRowFirstColumn="0" w:lastRowLastColumn="0"/>
-              <w:rPr>
-                <w:rFonts w:ascii="Arial" w:hAnsi="Arial" w:cs="Arial"/>
-                <w:color w:val="333333"/>
-                <w:sz w:val="18"/>
-                <w:szCs w:val="18"/>
-              </w:rPr>
-            </w:pPr>
-            <w:r>
-              <w:rPr>
-                <w:rFonts w:ascii="Arial" w:hAnsi="Arial" w:cs="Arial"/>
-                <w:color w:val="333333"/>
-                <w:sz w:val="18"/>
-                <w:szCs w:val="18"/>
-              </w:rPr>
-              <w:br/>
-              <w:t>2.4 GHz to 2.5 GHz</w:t>
-            </w:r>
-          </w:p>
-          <w:p>
-            <w:pPr>
-              <w:cnfStyle w:val="000000000000" w:firstRow="0" w:lastRow="0" w:firstColumn="0" w:lastColumn="0" w:oddVBand="0" w:evenVBand="0" w:oddHBand="0" w:evenHBand="0" w:firstRowFirstColumn="0" w:firstRowLastColumn="0" w:lastRowFirstColumn="0" w:lastRowLastColumn="0"/>
-            </w:pPr>
-          </w:p>
-        </w:tc>
-        <w:tc>
-          <w:tcPr>
-            <w:tcW w:w="2266" w:type="dxa"/>
-          </w:tcPr>
-          <w:p>
-            <w:pPr>
-              <w:cnfStyle w:val="000000000000" w:firstRow="0" w:lastRow="0" w:firstColumn="0" w:lastColumn="0" w:oddVBand="0" w:evenVBand="0" w:oddHBand="0" w:evenHBand="0" w:firstRowFirstColumn="0" w:firstRowLastColumn="0" w:lastRowFirstColumn="0" w:lastRowLastColumn="0"/>
-              <w:rPr>
-                <w:rFonts w:ascii="Arial" w:hAnsi="Arial" w:cs="Arial"/>
-                <w:color w:val="212529"/>
-              </w:rPr>
-            </w:pPr>
-            <w:r>
-              <w:rPr>
-                <w:rFonts w:ascii="Arial" w:hAnsi="Arial" w:cs="Arial"/>
-                <w:color w:val="212529"/>
-              </w:rPr>
-              <w:t>15 dB</w:t>
-            </w:r>
-          </w:p>
-          <w:p>
-            <w:pPr>
-              <w:cnfStyle w:val="000000000000" w:firstRow="0" w:lastRow="0" w:firstColumn="0" w:lastColumn="0" w:oddVBand="0" w:evenVBand="0" w:oddHBand="0" w:evenHBand="0" w:firstRowFirstColumn="0" w:firstRowLastColumn="0" w:lastRowFirstColumn="0" w:lastRowLastColumn="0"/>
-            </w:pPr>
-          </w:p>
-        </w:tc>
-        <w:tc>
-          <w:tcPr>
-            <w:tcW w:w="2266" w:type="dxa"/>
-          </w:tcPr>
-          <w:p>
-            <w:pPr>
-              <w:cnfStyle w:val="000000000000" w:firstRow="0" w:lastRow="0" w:firstColumn="0" w:lastColumn="0" w:oddVBand="0" w:evenVBand="0" w:oddHBand="0" w:evenHBand="0" w:firstRowFirstColumn="0" w:firstRowLastColumn="0" w:lastRowFirstColumn="0" w:lastRowLastColumn="0"/>
-            </w:pPr>
-            <w:r>
-              <w:t>0,765 €</w:t>
             </w:r>
           </w:p>
         </w:tc>
       </w:tr>
     </w:tbl>
-    <w:p/>
     <w:p>
       <w:pPr>
         <w:pStyle w:val="Heading1"/>
       </w:pPr>
       <w:r>
         <w:t>Receiver</w:t>
-      </w:r>
-    </w:p>
-    <w:p>
-      <w:pPr>
-        <w:pStyle w:val="Heading2"/>
-      </w:pPr>
-      <w:r>
-        <w:t>Low Noise Amplifier</w:t>
       </w:r>
     </w:p>
     <w:tbl>
@@ -1641,10 +2968,15 @@
         <w:tblLook w:val="04A0" w:firstRow="1" w:lastRow="0" w:firstColumn="1" w:lastColumn="0" w:noHBand="0" w:noVBand="1"/>
       </w:tblPr>
       <w:tblGrid>
-        <w:gridCol w:w="2265"/>
-        <w:gridCol w:w="2265"/>
-        <w:gridCol w:w="2266"/>
-        <w:gridCol w:w="2266"/>
+        <w:gridCol w:w="1129"/>
+        <w:gridCol w:w="1132"/>
+        <w:gridCol w:w="676"/>
+        <w:gridCol w:w="726"/>
+        <w:gridCol w:w="1367"/>
+        <w:gridCol w:w="1103"/>
+        <w:gridCol w:w="1208"/>
+        <w:gridCol w:w="819"/>
+        <w:gridCol w:w="902"/>
       </w:tblGrid>
       <w:tr>
         <w:trPr>
@@ -1653,43 +2985,111 @@
         <w:tc>
           <w:tcPr>
             <w:cnfStyle w:val="001000000100" w:firstRow="0" w:lastRow="0" w:firstColumn="1" w:lastColumn="0" w:oddVBand="0" w:evenVBand="0" w:oddHBand="0" w:evenHBand="0" w:firstRowFirstColumn="1" w:firstRowLastColumn="0" w:lastRowFirstColumn="0" w:lastRowLastColumn="0"/>
-            <w:tcW w:w="2265" w:type="dxa"/>
-          </w:tcPr>
-          <w:p>
-            <w:r>
-              <w:t>LNA</w:t>
-            </w:r>
-          </w:p>
-        </w:tc>
-        <w:tc>
-          <w:tcPr>
-            <w:tcW w:w="2265" w:type="dxa"/>
-          </w:tcPr>
-          <w:p>
-            <w:pPr>
-              <w:cnfStyle w:val="100000000000" w:firstRow="1" w:lastRow="0" w:firstColumn="0" w:lastColumn="0" w:oddVBand="0" w:evenVBand="0" w:oddHBand="0" w:evenHBand="0" w:firstRowFirstColumn="0" w:firstRowLastColumn="0" w:lastRowFirstColumn="0" w:lastRowLastColumn="0"/>
-            </w:pPr>
-            <w:r>
-              <w:t>F</w:t>
-            </w:r>
-          </w:p>
-        </w:tc>
-        <w:tc>
-          <w:tcPr>
-            <w:tcW w:w="2266" w:type="dxa"/>
-          </w:tcPr>
-          <w:p>
-            <w:pPr>
-              <w:cnfStyle w:val="100000000000" w:firstRow="1" w:lastRow="0" w:firstColumn="0" w:lastColumn="0" w:oddVBand="0" w:evenVBand="0" w:oddHBand="0" w:evenHBand="0" w:firstRowFirstColumn="0" w:firstRowLastColumn="0" w:lastRowFirstColumn="0" w:lastRowLastColumn="0"/>
-            </w:pPr>
-            <w:r>
-              <w:t>Gain</w:t>
-            </w:r>
-          </w:p>
-        </w:tc>
-        <w:tc>
-          <w:tcPr>
-            <w:tcW w:w="2266" w:type="dxa"/>
+            <w:tcW w:w="1235" w:type="dxa"/>
+          </w:tcPr>
+          <w:p>
+            <w:r>
+              <w:t>Low Noise Amplifier</w:t>
+            </w:r>
+          </w:p>
+        </w:tc>
+        <w:tc>
+          <w:tcPr>
+            <w:tcW w:w="1239" w:type="dxa"/>
+          </w:tcPr>
+          <w:p>
+            <w:pPr>
+              <w:cnfStyle w:val="100000000000" w:firstRow="1" w:lastRow="0" w:firstColumn="0" w:lastColumn="0" w:oddVBand="0" w:evenVBand="0" w:oddHBand="0" w:evenHBand="0" w:firstRowFirstColumn="0" w:firstRowLastColumn="0" w:lastRowFirstColumn="0" w:lastRowLastColumn="0"/>
+            </w:pPr>
+            <w:r>
+              <w:t>Frequenz</w:t>
+            </w:r>
+          </w:p>
+        </w:tc>
+        <w:tc>
+          <w:tcPr>
+            <w:tcW w:w="740" w:type="dxa"/>
+          </w:tcPr>
+          <w:p>
+            <w:pPr>
+              <w:cnfStyle w:val="100000000000" w:firstRow="1" w:lastRow="0" w:firstColumn="0" w:lastColumn="0" w:oddVBand="0" w:evenVBand="0" w:oddHBand="0" w:evenHBand="0" w:firstRowFirstColumn="0" w:firstRowLastColumn="0" w:lastRowFirstColumn="0" w:lastRowLastColumn="0"/>
+            </w:pPr>
+            <w:r>
+              <w:t xml:space="preserve">Gain </w:t>
+            </w:r>
+          </w:p>
+        </w:tc>
+        <w:tc>
+          <w:tcPr>
+            <w:tcW w:w="784" w:type="dxa"/>
+          </w:tcPr>
+          <w:p>
+            <w:pPr>
+              <w:cnfStyle w:val="100000000000" w:firstRow="1" w:lastRow="0" w:firstColumn="0" w:lastColumn="0" w:oddVBand="0" w:evenVBand="0" w:oddHBand="0" w:evenHBand="0" w:firstRowFirstColumn="0" w:firstRowLastColumn="0" w:lastRowFirstColumn="0" w:lastRowLastColumn="0"/>
+            </w:pPr>
+            <w:r>
+              <w:rPr>
+                <w:lang w:val="en-US"/>
+              </w:rPr>
+              <w:t>P1dB</w:t>
+            </w:r>
+          </w:p>
+        </w:tc>
+        <w:tc>
+          <w:tcPr>
+            <w:tcW w:w="1488" w:type="dxa"/>
+          </w:tcPr>
+          <w:p>
+            <w:pPr>
+              <w:cnfStyle w:val="100000000000" w:firstRow="1" w:lastRow="0" w:firstColumn="0" w:lastColumn="0" w:oddVBand="0" w:evenVBand="0" w:oddHBand="0" w:evenHBand="0" w:firstRowFirstColumn="0" w:firstRowLastColumn="0" w:lastRowFirstColumn="0" w:lastRowLastColumn="0"/>
+            </w:pPr>
+            <w:r>
+              <w:t>Rauschzahl</w:t>
+            </w:r>
+          </w:p>
+        </w:tc>
+        <w:tc>
+          <w:tcPr>
+            <w:tcW w:w="384" w:type="dxa"/>
+          </w:tcPr>
+          <w:p>
+            <w:pPr>
+              <w:cnfStyle w:val="100000000000" w:firstRow="1" w:lastRow="0" w:firstColumn="0" w:lastColumn="0" w:oddVBand="0" w:evenVBand="0" w:oddHBand="0" w:evenHBand="0" w:firstRowFirstColumn="0" w:firstRowLastColumn="0" w:lastRowFirstColumn="0" w:lastRowLastColumn="0"/>
+            </w:pPr>
+            <w:r>
+              <w:t>Insertion Loss</w:t>
+            </w:r>
+          </w:p>
+        </w:tc>
+        <w:tc>
+          <w:tcPr>
+            <w:tcW w:w="1312" w:type="dxa"/>
+          </w:tcPr>
+          <w:p>
+            <w:pPr>
+              <w:cnfStyle w:val="100000000000" w:firstRow="1" w:lastRow="0" w:firstColumn="0" w:lastColumn="0" w:oddVBand="0" w:evenVBand="0" w:oddHBand="0" w:evenHBand="0" w:firstRowFirstColumn="0" w:firstRowLastColumn="0" w:lastRowFirstColumn="0" w:lastRowLastColumn="0"/>
+            </w:pPr>
+            <w:r>
+              <w:t>Spannung</w:t>
+            </w:r>
+          </w:p>
+        </w:tc>
+        <w:tc>
+          <w:tcPr>
+            <w:tcW w:w="893" w:type="dxa"/>
+          </w:tcPr>
+          <w:p>
+            <w:pPr>
+              <w:cnfStyle w:val="100000000000" w:firstRow="1" w:lastRow="0" w:firstColumn="0" w:lastColumn="0" w:oddVBand="0" w:evenVBand="0" w:oddHBand="0" w:evenHBand="0" w:firstRowFirstColumn="0" w:firstRowLastColumn="0" w:lastRowFirstColumn="0" w:lastRowLastColumn="0"/>
+            </w:pPr>
+            <w:r>
+              <w:t>Strom Max</w:t>
+            </w:r>
+          </w:p>
+        </w:tc>
+        <w:tc>
+          <w:tcPr>
+            <w:tcW w:w="987" w:type="dxa"/>
           </w:tcPr>
           <w:p>
             <w:pPr>
@@ -1708,102 +3108,431 @@
         <w:tc>
           <w:tcPr>
             <w:cnfStyle w:val="001000000000" w:firstRow="0" w:lastRow="0" w:firstColumn="1" w:lastColumn="0" w:oddVBand="0" w:evenVBand="0" w:oddHBand="0" w:evenHBand="0" w:firstRowFirstColumn="0" w:firstRowLastColumn="0" w:lastRowFirstColumn="0" w:lastRowLastColumn="0"/>
-            <w:tcW w:w="2265" w:type="dxa"/>
-          </w:tcPr>
-          <w:p>
-            <w:hyperlink r:id="rId15" w:history="1">
+            <w:tcW w:w="1235" w:type="dxa"/>
+          </w:tcPr>
+          <w:p>
+            <w:hyperlink r:id="rId18" w:history="1">
               <w:r>
                 <w:rPr>
                   <w:rStyle w:val="Hyperlink"/>
                 </w:rPr>
-                <w:t>SKY65405-21</w:t>
+                <w:t>HMC374</w:t>
               </w:r>
             </w:hyperlink>
           </w:p>
-          <w:p/>
-        </w:tc>
-        <w:tc>
-          <w:tcPr>
-            <w:tcW w:w="2265" w:type="dxa"/>
-          </w:tcPr>
-          <w:p>
-            <w:pPr>
-              <w:cnfStyle w:val="000000100000" w:firstRow="0" w:lastRow="0" w:firstColumn="0" w:lastColumn="0" w:oddVBand="0" w:evenVBand="0" w:oddHBand="1" w:evenHBand="0" w:firstRowFirstColumn="0" w:firstRowLastColumn="0" w:lastRowFirstColumn="0" w:lastRowLastColumn="0"/>
-            </w:pPr>
-            <w:r>
-              <w:t>2.4 GHz to 2.5 GHz</w:t>
-            </w:r>
-          </w:p>
-        </w:tc>
-        <w:tc>
-          <w:tcPr>
-            <w:tcW w:w="2266" w:type="dxa"/>
-          </w:tcPr>
-          <w:p>
-            <w:pPr>
-              <w:cnfStyle w:val="000000100000" w:firstRow="0" w:lastRow="0" w:firstColumn="0" w:lastColumn="0" w:oddVBand="0" w:evenVBand="0" w:oddHBand="1" w:evenHBand="0" w:firstRowFirstColumn="0" w:firstRowLastColumn="0" w:lastRowFirstColumn="0" w:lastRowLastColumn="0"/>
-              <w:rPr>
-                <w:rFonts w:ascii="Arial" w:hAnsi="Arial" w:cs="Arial"/>
-                <w:color w:val="212529"/>
-              </w:rPr>
-            </w:pPr>
-            <w:r>
-              <w:rPr>
-                <w:rFonts w:ascii="Arial" w:hAnsi="Arial" w:cs="Arial"/>
-                <w:color w:val="212529"/>
-              </w:rPr>
-              <w:t>15 dB</w:t>
-            </w:r>
-          </w:p>
-          <w:p>
-            <w:pPr>
-              <w:cnfStyle w:val="000000100000" w:firstRow="0" w:lastRow="0" w:firstColumn="0" w:lastColumn="0" w:oddVBand="0" w:evenVBand="0" w:oddHBand="1" w:evenHBand="0" w:firstRowFirstColumn="0" w:firstRowLastColumn="0" w:lastRowFirstColumn="0" w:lastRowLastColumn="0"/>
-            </w:pPr>
-          </w:p>
-        </w:tc>
-        <w:tc>
-          <w:tcPr>
-            <w:tcW w:w="2266" w:type="dxa"/>
-          </w:tcPr>
-          <w:p>
-            <w:pPr>
-              <w:cnfStyle w:val="000000100000" w:firstRow="0" w:lastRow="0" w:firstColumn="0" w:lastColumn="0" w:oddVBand="0" w:evenVBand="0" w:oddHBand="1" w:evenHBand="0" w:firstRowFirstColumn="0" w:firstRowLastColumn="0" w:lastRowFirstColumn="0" w:lastRowLastColumn="0"/>
-            </w:pPr>
-            <w:r>
-              <w:t>0,765 €</w:t>
+        </w:tc>
+        <w:tc>
+          <w:tcPr>
+            <w:tcW w:w="1239" w:type="dxa"/>
+          </w:tcPr>
+          <w:p>
+            <w:pPr>
+              <w:cnfStyle w:val="000000100000" w:firstRow="0" w:lastRow="0" w:firstColumn="0" w:lastColumn="0" w:oddVBand="0" w:evenVBand="0" w:oddHBand="1" w:evenHBand="0" w:firstRowFirstColumn="0" w:firstRowLastColumn="0" w:lastRowFirstColumn="0" w:lastRowLastColumn="0"/>
+            </w:pPr>
+            <w:r>
+              <w:t>2.0 - 3.0</w:t>
+            </w:r>
+            <w:r>
+              <w:t xml:space="preserve"> GHz</w:t>
+            </w:r>
+          </w:p>
+        </w:tc>
+        <w:tc>
+          <w:tcPr>
+            <w:tcW w:w="740" w:type="dxa"/>
+          </w:tcPr>
+          <w:p>
+            <w:pPr>
+              <w:cnfStyle w:val="000000100000" w:firstRow="0" w:lastRow="0" w:firstColumn="0" w:lastColumn="0" w:oddVBand="0" w:evenVBand="0" w:oddHBand="1" w:evenHBand="0" w:firstRowFirstColumn="0" w:firstRowLastColumn="0" w:lastRowFirstColumn="0" w:lastRowLastColumn="0"/>
+            </w:pPr>
+            <w:r>
+              <w:t>9</w:t>
+            </w:r>
+            <w:r>
+              <w:t xml:space="preserve"> dB</w:t>
+            </w:r>
+          </w:p>
+        </w:tc>
+        <w:tc>
+          <w:tcPr>
+            <w:tcW w:w="784" w:type="dxa"/>
+          </w:tcPr>
+          <w:p>
+            <w:pPr>
+              <w:cnfStyle w:val="000000100000" w:firstRow="0" w:lastRow="0" w:firstColumn="0" w:lastColumn="0" w:oddVBand="0" w:evenVBand="0" w:oddHBand="1" w:evenHBand="0" w:firstRowFirstColumn="0" w:firstRowLastColumn="0" w:lastRowFirstColumn="0" w:lastRowLastColumn="0"/>
+            </w:pPr>
+            <w:r>
+              <w:t>22 dBm</w:t>
+            </w:r>
+          </w:p>
+        </w:tc>
+        <w:tc>
+          <w:tcPr>
+            <w:tcW w:w="1488" w:type="dxa"/>
+          </w:tcPr>
+          <w:p>
+            <w:pPr>
+              <w:cnfStyle w:val="000000100000" w:firstRow="0" w:lastRow="0" w:firstColumn="0" w:lastColumn="0" w:oddVBand="0" w:evenVBand="0" w:oddHBand="1" w:evenHBand="0" w:firstRowFirstColumn="0" w:firstRowLastColumn="0" w:lastRowFirstColumn="0" w:lastRowLastColumn="0"/>
+            </w:pPr>
+            <w:r>
+              <w:t>1.5 dB</w:t>
+            </w:r>
+          </w:p>
+        </w:tc>
+        <w:tc>
+          <w:tcPr>
+            <w:tcW w:w="384" w:type="dxa"/>
+          </w:tcPr>
+          <w:p>
+            <w:pPr>
+              <w:cnfStyle w:val="000000100000" w:firstRow="0" w:lastRow="0" w:firstColumn="0" w:lastColumn="0" w:oddVBand="0" w:evenVBand="0" w:oddHBand="1" w:evenHBand="0" w:firstRowFirstColumn="0" w:firstRowLastColumn="0" w:lastRowFirstColumn="0" w:lastRowLastColumn="0"/>
+            </w:pPr>
+          </w:p>
+        </w:tc>
+        <w:tc>
+          <w:tcPr>
+            <w:tcW w:w="1312" w:type="dxa"/>
+          </w:tcPr>
+          <w:p>
+            <w:pPr>
+              <w:cnfStyle w:val="000000100000" w:firstRow="0" w:lastRow="0" w:firstColumn="0" w:lastColumn="0" w:oddVBand="0" w:evenVBand="0" w:oddHBand="1" w:evenHBand="0" w:firstRowFirstColumn="0" w:firstRowLastColumn="0" w:lastRowFirstColumn="0" w:lastRowLastColumn="0"/>
+            </w:pPr>
+            <w:r>
+              <w:t>5 V</w:t>
+            </w:r>
+          </w:p>
+        </w:tc>
+        <w:tc>
+          <w:tcPr>
+            <w:tcW w:w="893" w:type="dxa"/>
+          </w:tcPr>
+          <w:p>
+            <w:pPr>
+              <w:cnfStyle w:val="000000100000" w:firstRow="0" w:lastRow="0" w:firstColumn="0" w:lastColumn="0" w:oddVBand="0" w:evenVBand="0" w:oddHBand="1" w:evenHBand="0" w:firstRowFirstColumn="0" w:firstRowLastColumn="0" w:lastRowFirstColumn="0" w:lastRowLastColumn="0"/>
+            </w:pPr>
+            <w:r>
+              <w:t>90</w:t>
+            </w:r>
+            <w:r>
+              <w:t xml:space="preserve"> mA</w:t>
+            </w:r>
+          </w:p>
+        </w:tc>
+        <w:tc>
+          <w:tcPr>
+            <w:tcW w:w="987" w:type="dxa"/>
+          </w:tcPr>
+          <w:p>
+            <w:pPr>
+              <w:cnfStyle w:val="000000100000" w:firstRow="0" w:lastRow="0" w:firstColumn="0" w:lastColumn="0" w:oddVBand="0" w:evenVBand="0" w:oddHBand="1" w:evenHBand="0" w:firstRowFirstColumn="0" w:firstRowLastColumn="0" w:lastRowFirstColumn="0" w:lastRowLastColumn="0"/>
+            </w:pPr>
+            <w:r>
+              <w:t>7,64 €</w:t>
             </w:r>
           </w:p>
         </w:tc>
       </w:tr>
     </w:tbl>
     <w:p/>
+    <w:tbl>
+      <w:tblPr>
+        <w:tblStyle w:val="ListTable3-Accent3"/>
+        <w:tblW w:w="0" w:type="auto"/>
+        <w:tblLook w:val="04A0" w:firstRow="1" w:lastRow="0" w:firstColumn="1" w:lastColumn="0" w:noHBand="0" w:noVBand="1"/>
+      </w:tblPr>
+      <w:tblGrid>
+        <w:gridCol w:w="1619"/>
+        <w:gridCol w:w="1594"/>
+        <w:gridCol w:w="1427"/>
+        <w:gridCol w:w="1220"/>
+        <w:gridCol w:w="1702"/>
+        <w:gridCol w:w="1500"/>
+      </w:tblGrid>
+      <w:tr>
+        <w:trPr>
+          <w:cnfStyle w:val="100000000000" w:firstRow="1" w:lastRow="0" w:firstColumn="0" w:lastColumn="0" w:oddVBand="0" w:evenVBand="0" w:oddHBand="0" w:evenHBand="0" w:firstRowFirstColumn="0" w:firstRowLastColumn="0" w:lastRowFirstColumn="0" w:lastRowLastColumn="0"/>
+        </w:trPr>
+        <w:tc>
+          <w:tcPr>
+            <w:cnfStyle w:val="001000000100" w:firstRow="0" w:lastRow="0" w:firstColumn="1" w:lastColumn="0" w:oddVBand="0" w:evenVBand="0" w:oddHBand="0" w:evenHBand="0" w:firstRowFirstColumn="1" w:firstRowLastColumn="0" w:lastRowFirstColumn="0" w:lastRowLastColumn="0"/>
+            <w:tcW w:w="1619" w:type="dxa"/>
+          </w:tcPr>
+          <w:p>
+            <w:r>
+              <w:t>Bandpass</w:t>
+            </w:r>
+          </w:p>
+        </w:tc>
+        <w:tc>
+          <w:tcPr>
+            <w:tcW w:w="1594" w:type="dxa"/>
+          </w:tcPr>
+          <w:p>
+            <w:pPr>
+              <w:cnfStyle w:val="100000000000" w:firstRow="1" w:lastRow="0" w:firstColumn="0" w:lastColumn="0" w:oddVBand="0" w:evenVBand="0" w:oddHBand="0" w:evenHBand="0" w:firstRowFirstColumn="0" w:firstRowLastColumn="0" w:lastRowFirstColumn="0" w:lastRowLastColumn="0"/>
+            </w:pPr>
+            <w:r>
+              <w:t>Frequenz</w:t>
+            </w:r>
+          </w:p>
+        </w:tc>
+        <w:tc>
+          <w:tcPr>
+            <w:tcW w:w="1427" w:type="dxa"/>
+          </w:tcPr>
+          <w:p>
+            <w:pPr>
+              <w:cnfStyle w:val="100000000000" w:firstRow="1" w:lastRow="0" w:firstColumn="0" w:lastColumn="0" w:oddVBand="0" w:evenVBand="0" w:oddHBand="0" w:evenHBand="0" w:firstRowFirstColumn="0" w:firstRowLastColumn="0" w:lastRowFirstColumn="0" w:lastRowLastColumn="0"/>
+            </w:pPr>
+            <w:r>
+              <w:rPr>
+                <w:lang w:val="en-US"/>
+              </w:rPr>
+              <w:t>P1dB</w:t>
+            </w:r>
+          </w:p>
+        </w:tc>
+        <w:tc>
+          <w:tcPr>
+            <w:tcW w:w="1220" w:type="dxa"/>
+          </w:tcPr>
+          <w:p>
+            <w:pPr>
+              <w:cnfStyle w:val="100000000000" w:firstRow="1" w:lastRow="0" w:firstColumn="0" w:lastColumn="0" w:oddVBand="0" w:evenVBand="0" w:oddHBand="0" w:evenHBand="0" w:firstRowFirstColumn="0" w:firstRowLastColumn="0" w:lastRowFirstColumn="0" w:lastRowLastColumn="0"/>
+            </w:pPr>
+            <w:r>
+              <w:t>Insertion Loss</w:t>
+            </w:r>
+          </w:p>
+        </w:tc>
+        <w:tc>
+          <w:tcPr>
+            <w:tcW w:w="1702" w:type="dxa"/>
+          </w:tcPr>
+          <w:p>
+            <w:pPr>
+              <w:cnfStyle w:val="100000000000" w:firstRow="1" w:lastRow="0" w:firstColumn="0" w:lastColumn="0" w:oddVBand="0" w:evenVBand="0" w:oddHBand="0" w:evenHBand="0" w:firstRowFirstColumn="0" w:firstRowLastColumn="0" w:lastRowFirstColumn="0" w:lastRowLastColumn="0"/>
+            </w:pPr>
+            <w:r>
+              <w:t>Termination</w:t>
+            </w:r>
+          </w:p>
+        </w:tc>
+        <w:tc>
+          <w:tcPr>
+            <w:tcW w:w="1500" w:type="dxa"/>
+          </w:tcPr>
+          <w:p>
+            <w:pPr>
+              <w:cnfStyle w:val="100000000000" w:firstRow="1" w:lastRow="0" w:firstColumn="0" w:lastColumn="0" w:oddVBand="0" w:evenVBand="0" w:oddHBand="0" w:evenHBand="0" w:firstRowFirstColumn="0" w:firstRowLastColumn="0" w:lastRowFirstColumn="0" w:lastRowLastColumn="0"/>
+            </w:pPr>
+            <w:r>
+              <w:t>Kosten</w:t>
+            </w:r>
+          </w:p>
+        </w:tc>
+      </w:tr>
+      <w:tr>
+        <w:trPr>
+          <w:cnfStyle w:val="000000100000" w:firstRow="0" w:lastRow="0" w:firstColumn="0" w:lastColumn="0" w:oddVBand="0" w:evenVBand="0" w:oddHBand="1" w:evenHBand="0" w:firstRowFirstColumn="0" w:firstRowLastColumn="0" w:lastRowFirstColumn="0" w:lastRowLastColumn="0"/>
+        </w:trPr>
+        <w:tc>
+          <w:tcPr>
+            <w:cnfStyle w:val="001000000000" w:firstRow="0" w:lastRow="0" w:firstColumn="1" w:lastColumn="0" w:oddVBand="0" w:evenVBand="0" w:oddHBand="0" w:evenHBand="0" w:firstRowFirstColumn="0" w:firstRowLastColumn="0" w:lastRowFirstColumn="0" w:lastRowLastColumn="0"/>
+            <w:tcW w:w="1619" w:type="dxa"/>
+          </w:tcPr>
+          <w:p>
+            <w:hyperlink r:id="rId19" w:history="1">
+              <w:r>
+                <w:rPr>
+                  <w:rStyle w:val="Hyperlink"/>
+                </w:rPr>
+                <w:t>SYBP-92+</w:t>
+              </w:r>
+            </w:hyperlink>
+          </w:p>
+        </w:tc>
+        <w:tc>
+          <w:tcPr>
+            <w:tcW w:w="1594" w:type="dxa"/>
+          </w:tcPr>
+          <w:p>
+            <w:pPr>
+              <w:cnfStyle w:val="000000100000" w:firstRow="0" w:lastRow="0" w:firstColumn="0" w:lastColumn="0" w:oddVBand="0" w:evenVBand="0" w:oddHBand="1" w:evenHBand="0" w:firstRowFirstColumn="0" w:firstRowLastColumn="0" w:lastRowFirstColumn="0" w:lastRowLastColumn="0"/>
+            </w:pPr>
+            <w:r>
+              <w:t xml:space="preserve">800 </w:t>
+            </w:r>
+            <w:r>
+              <w:t>–</w:t>
+            </w:r>
+            <w:r>
+              <w:t xml:space="preserve"> 1000 MHz</w:t>
+            </w:r>
+          </w:p>
+        </w:tc>
+        <w:tc>
+          <w:tcPr>
+            <w:tcW w:w="1427" w:type="dxa"/>
+          </w:tcPr>
+          <w:p>
+            <w:pPr>
+              <w:cnfStyle w:val="000000100000" w:firstRow="0" w:lastRow="0" w:firstColumn="0" w:lastColumn="0" w:oddVBand="0" w:evenVBand="0" w:oddHBand="1" w:evenHBand="0" w:firstRowFirstColumn="0" w:firstRowLastColumn="0" w:lastRowFirstColumn="0" w:lastRowLastColumn="0"/>
+            </w:pPr>
+          </w:p>
+        </w:tc>
+        <w:tc>
+          <w:tcPr>
+            <w:tcW w:w="1220" w:type="dxa"/>
+          </w:tcPr>
+          <w:p>
+            <w:pPr>
+              <w:cnfStyle w:val="000000100000" w:firstRow="0" w:lastRow="0" w:firstColumn="0" w:lastColumn="0" w:oddVBand="0" w:evenVBand="0" w:oddHBand="1" w:evenHBand="0" w:firstRowFirstColumn="0" w:firstRowLastColumn="0" w:lastRowFirstColumn="0" w:lastRowLastColumn="0"/>
+            </w:pPr>
+            <w:r>
+              <w:t>2.24</w:t>
+            </w:r>
+            <w:r>
+              <w:t xml:space="preserve"> dB</w:t>
+            </w:r>
+          </w:p>
+        </w:tc>
+        <w:tc>
+          <w:tcPr>
+            <w:tcW w:w="1702" w:type="dxa"/>
+          </w:tcPr>
+          <w:p>
+            <w:pPr>
+              <w:cnfStyle w:val="000000100000" w:firstRow="0" w:lastRow="0" w:firstColumn="0" w:lastColumn="0" w:oddVBand="0" w:evenVBand="0" w:oddHBand="1" w:evenHBand="0" w:firstRowFirstColumn="0" w:firstRowLastColumn="0" w:lastRowFirstColumn="0" w:lastRowLastColumn="0"/>
+            </w:pPr>
+            <w:r>
+              <w:t>50Ω</w:t>
+            </w:r>
+          </w:p>
+        </w:tc>
+        <w:tc>
+          <w:tcPr>
+            <w:tcW w:w="1500" w:type="dxa"/>
+          </w:tcPr>
+          <w:p>
+            <w:pPr>
+              <w:cnfStyle w:val="000000100000" w:firstRow="0" w:lastRow="0" w:firstColumn="0" w:lastColumn="0" w:oddVBand="0" w:evenVBand="0" w:oddHBand="1" w:evenHBand="0" w:firstRowFirstColumn="0" w:firstRowLastColumn="0" w:lastRowFirstColumn="0" w:lastRowLastColumn="0"/>
+            </w:pPr>
+            <w:r>
+              <w:t>20,92 €</w:t>
+            </w:r>
+          </w:p>
+        </w:tc>
+      </w:tr>
+    </w:tbl>
     <w:p>
       <w:pPr>
-        <w:pStyle w:val="Heading2"/>
+        <w:pStyle w:val="Heading1"/>
       </w:pPr>
       <w:r>
-        <w:t>Bandpass</w:t>
-      </w:r>
-      <w:r>
-        <w:t xml:space="preserve"> Low</w:t>
+        <w:t>Kleinkram</w:t>
       </w:r>
     </w:p>
     <w:p>
+      <w:pPr>
+        <w:pStyle w:val="ListParagraph"/>
+        <w:numPr>
+          <w:ilvl w:val="0"/>
+          <w:numId w:val="7"/>
+        </w:numPr>
+      </w:pPr>
       <w:r>
-        <w:t>100 – 500 Mhz</w:t>
+        <w:t>PESD5V0L1UL</w:t>
       </w:r>
     </w:p>
     <w:p>
+      <w:pPr>
+        <w:pStyle w:val="ListParagraph"/>
+        <w:numPr>
+          <w:ilvl w:val="0"/>
+          <w:numId w:val="7"/>
+        </w:numPr>
+        <w:rPr>
+          <w:lang w:val="en-US"/>
+        </w:rPr>
+      </w:pPr>
       <w:r>
-        <w:t>Tiefpass, SMA</w:t>
-      </w:r>
-      <w:r>
-        <w:t>, wird nicht auf das PCB verbaut:</w:t>
+        <w:rPr>
+          <w:lang w:val="en-US"/>
+        </w:rPr>
+        <w:t>Button_Switch_SMD:SW_DIP_SPSTx01_Slide_6.7x4.1mm_W6.73mm_P2.54mm_LowProfile_JPin</w:t>
       </w:r>
     </w:p>
     <w:p>
+      <w:pPr>
+        <w:pStyle w:val="ListParagraph"/>
+        <w:numPr>
+          <w:ilvl w:val="0"/>
+          <w:numId w:val="7"/>
+        </w:numPr>
+        <w:rPr>
+          <w:lang w:val="en-US"/>
+        </w:rPr>
+      </w:pPr>
       <w:r>
-        <w:t>https://www.mouser.de/ProductDetail/Mini-Circuits/VLFG-510%2b?qs=4dK74SdgGtzIbeJhkkwPdA%3D%3D</w:t>
+        <w:rPr>
+          <w:lang w:val="en-US"/>
+        </w:rPr>
+        <w:t>LED_SMD:LED_0603_1608Metric</w:t>
+      </w:r>
+    </w:p>
+    <w:p>
+      <w:pPr>
+        <w:pStyle w:val="ListParagraph"/>
+        <w:numPr>
+          <w:ilvl w:val="0"/>
+          <w:numId w:val="7"/>
+        </w:numPr>
+        <w:rPr>
+          <w:lang w:val="en-US"/>
+        </w:rPr>
+      </w:pPr>
+      <w:r>
+        <w:rPr>
+          <w:lang w:val="en-US"/>
+        </w:rPr>
+        <w:t>Capacitor_Tantalum_SMD:CP_EIA-6032-20_AVX-F</w:t>
+      </w:r>
+    </w:p>
+    <w:p>
+      <w:pPr>
+        <w:pStyle w:val="ListParagraph"/>
+        <w:numPr>
+          <w:ilvl w:val="0"/>
+          <w:numId w:val="7"/>
+        </w:numPr>
+        <w:rPr>
+          <w:lang w:val="en-US"/>
+        </w:rPr>
+      </w:pPr>
+      <w:r>
+        <w:rPr>
+          <w:lang w:val="en-US"/>
+        </w:rPr>
+        <w:t>LQG15HN1N5S02D</w:t>
+      </w:r>
+    </w:p>
+    <w:p>
+      <w:pPr>
+        <w:pStyle w:val="ListParagraph"/>
+        <w:numPr>
+          <w:ilvl w:val="0"/>
+          <w:numId w:val="7"/>
+        </w:numPr>
+        <w:rPr>
+          <w:lang w:val="en-US"/>
+        </w:rPr>
+      </w:pPr>
+      <w:r>
+        <w:rPr>
+          <w:lang w:val="en-US"/>
+        </w:rPr>
+        <w:t>Connector_Coaxial:SMA_Amphenol_132289_EdgeMount</w:t>
       </w:r>
     </w:p>
     <w:sectPr>
@@ -1821,7 +3550,7 @@
   <w:abstractNum w:abstractNumId="0" w15:restartNumberingAfterBreak="0">
     <w:nsid w:val="03A875B0"/>
     <w:multiLevelType w:val="hybridMultilevel"/>
-    <w:tmpl w:val="B982555C"/>
+    <w:tmpl w:val="8EE6BA18"/>
     <w:lvl w:ilvl="0" w:tplc="04070001">
       <w:start w:val="1"/>
       <w:numFmt w:val="bullet"/>
@@ -2045,6 +3774,119 @@
     </w:lvl>
   </w:abstractNum>
   <w:abstractNum w:abstractNumId="2" w15:restartNumberingAfterBreak="0">
+    <w:nsid w:val="393A370D"/>
+    <w:multiLevelType w:val="hybridMultilevel"/>
+    <w:tmpl w:val="378092D2"/>
+    <w:lvl w:ilvl="0" w:tplc="04070001">
+      <w:start w:val="1"/>
+      <w:numFmt w:val="bullet"/>
+      <w:lvlText w:val=""/>
+      <w:lvlJc w:val="left"/>
+      <w:pPr>
+        <w:ind w:left="720" w:hanging="360"/>
+      </w:pPr>
+      <w:rPr>
+        <w:rFonts w:ascii="Symbol" w:hAnsi="Symbol" w:hint="default"/>
+      </w:rPr>
+    </w:lvl>
+    <w:lvl w:ilvl="1" w:tplc="04070003" w:tentative="1">
+      <w:start w:val="1"/>
+      <w:numFmt w:val="bullet"/>
+      <w:lvlText w:val="o"/>
+      <w:lvlJc w:val="left"/>
+      <w:pPr>
+        <w:ind w:left="1440" w:hanging="360"/>
+      </w:pPr>
+      <w:rPr>
+        <w:rFonts w:ascii="Courier New" w:hAnsi="Courier New" w:cs="Courier New" w:hint="default"/>
+      </w:rPr>
+    </w:lvl>
+    <w:lvl w:ilvl="2" w:tplc="04070005" w:tentative="1">
+      <w:start w:val="1"/>
+      <w:numFmt w:val="bullet"/>
+      <w:lvlText w:val=""/>
+      <w:lvlJc w:val="left"/>
+      <w:pPr>
+        <w:ind w:left="2160" w:hanging="360"/>
+      </w:pPr>
+      <w:rPr>
+        <w:rFonts w:ascii="Wingdings" w:hAnsi="Wingdings" w:hint="default"/>
+      </w:rPr>
+    </w:lvl>
+    <w:lvl w:ilvl="3" w:tplc="04070001" w:tentative="1">
+      <w:start w:val="1"/>
+      <w:numFmt w:val="bullet"/>
+      <w:lvlText w:val=""/>
+      <w:lvlJc w:val="left"/>
+      <w:pPr>
+        <w:ind w:left="2880" w:hanging="360"/>
+      </w:pPr>
+      <w:rPr>
+        <w:rFonts w:ascii="Symbol" w:hAnsi="Symbol" w:hint="default"/>
+      </w:rPr>
+    </w:lvl>
+    <w:lvl w:ilvl="4" w:tplc="04070003" w:tentative="1">
+      <w:start w:val="1"/>
+      <w:numFmt w:val="bullet"/>
+      <w:lvlText w:val="o"/>
+      <w:lvlJc w:val="left"/>
+      <w:pPr>
+        <w:ind w:left="3600" w:hanging="360"/>
+      </w:pPr>
+      <w:rPr>
+        <w:rFonts w:ascii="Courier New" w:hAnsi="Courier New" w:cs="Courier New" w:hint="default"/>
+      </w:rPr>
+    </w:lvl>
+    <w:lvl w:ilvl="5" w:tplc="04070005" w:tentative="1">
+      <w:start w:val="1"/>
+      <w:numFmt w:val="bullet"/>
+      <w:lvlText w:val=""/>
+      <w:lvlJc w:val="left"/>
+      <w:pPr>
+        <w:ind w:left="4320" w:hanging="360"/>
+      </w:pPr>
+      <w:rPr>
+        <w:rFonts w:ascii="Wingdings" w:hAnsi="Wingdings" w:hint="default"/>
+      </w:rPr>
+    </w:lvl>
+    <w:lvl w:ilvl="6" w:tplc="04070001" w:tentative="1">
+      <w:start w:val="1"/>
+      <w:numFmt w:val="bullet"/>
+      <w:lvlText w:val=""/>
+      <w:lvlJc w:val="left"/>
+      <w:pPr>
+        <w:ind w:left="5040" w:hanging="360"/>
+      </w:pPr>
+      <w:rPr>
+        <w:rFonts w:ascii="Symbol" w:hAnsi="Symbol" w:hint="default"/>
+      </w:rPr>
+    </w:lvl>
+    <w:lvl w:ilvl="7" w:tplc="04070003" w:tentative="1">
+      <w:start w:val="1"/>
+      <w:numFmt w:val="bullet"/>
+      <w:lvlText w:val="o"/>
+      <w:lvlJc w:val="left"/>
+      <w:pPr>
+        <w:ind w:left="5760" w:hanging="360"/>
+      </w:pPr>
+      <w:rPr>
+        <w:rFonts w:ascii="Courier New" w:hAnsi="Courier New" w:cs="Courier New" w:hint="default"/>
+      </w:rPr>
+    </w:lvl>
+    <w:lvl w:ilvl="8" w:tplc="04070005" w:tentative="1">
+      <w:start w:val="1"/>
+      <w:numFmt w:val="bullet"/>
+      <w:lvlText w:val=""/>
+      <w:lvlJc w:val="left"/>
+      <w:pPr>
+        <w:ind w:left="6480" w:hanging="360"/>
+      </w:pPr>
+      <w:rPr>
+        <w:rFonts w:ascii="Wingdings" w:hAnsi="Wingdings" w:hint="default"/>
+      </w:rPr>
+    </w:lvl>
+  </w:abstractNum>
+  <w:abstractNum w:abstractNumId="3" w15:restartNumberingAfterBreak="0">
     <w:nsid w:val="45BC0FE8"/>
     <w:multiLevelType w:val="hybridMultilevel"/>
     <w:tmpl w:val="E62843C0"/>
@@ -2157,7 +3999,7 @@
       </w:rPr>
     </w:lvl>
   </w:abstractNum>
-  <w:abstractNum w:abstractNumId="3" w15:restartNumberingAfterBreak="0">
+  <w:abstractNum w:abstractNumId="4" w15:restartNumberingAfterBreak="0">
     <w:nsid w:val="5A5B25D4"/>
     <w:multiLevelType w:val="hybridMultilevel"/>
     <w:tmpl w:val="C28CEDC8"/>
@@ -2243,7 +4085,7 @@
       </w:pPr>
     </w:lvl>
   </w:abstractNum>
-  <w:abstractNum w:abstractNumId="4" w15:restartNumberingAfterBreak="0">
+  <w:abstractNum w:abstractNumId="5" w15:restartNumberingAfterBreak="0">
     <w:nsid w:val="6CC93AE6"/>
     <w:multiLevelType w:val="hybridMultilevel"/>
     <w:tmpl w:val="6D142616"/>
@@ -2356,7 +4198,7 @@
       </w:rPr>
     </w:lvl>
   </w:abstractNum>
-  <w:abstractNum w:abstractNumId="5" w15:restartNumberingAfterBreak="0">
+  <w:abstractNum w:abstractNumId="6" w15:restartNumberingAfterBreak="0">
     <w:nsid w:val="7B2A5594"/>
     <w:multiLevelType w:val="hybridMultilevel"/>
     <w:tmpl w:val="A1941EEA"/>
@@ -2470,22 +4312,25 @@
     </w:lvl>
   </w:abstractNum>
   <w:num w:numId="1" w16cid:durableId="177819541">
-    <w:abstractNumId w:val="2"/>
+    <w:abstractNumId w:val="3"/>
   </w:num>
   <w:num w:numId="2" w16cid:durableId="1914969473">
     <w:abstractNumId w:val="0"/>
   </w:num>
   <w:num w:numId="3" w16cid:durableId="585189483">
-    <w:abstractNumId w:val="4"/>
+    <w:abstractNumId w:val="5"/>
   </w:num>
   <w:num w:numId="4" w16cid:durableId="846673239">
-    <w:abstractNumId w:val="5"/>
+    <w:abstractNumId w:val="6"/>
   </w:num>
   <w:num w:numId="5" w16cid:durableId="1401947677">
     <w:abstractNumId w:val="1"/>
   </w:num>
   <w:num w:numId="6" w16cid:durableId="1144469219">
-    <w:abstractNumId w:val="3"/>
+    <w:abstractNumId w:val="4"/>
+  </w:num>
+  <w:num w:numId="7" w16cid:durableId="1637249553">
+    <w:abstractNumId w:val="2"/>
   </w:num>
 </w:numbering>
 </file>
@@ -3974,6 +5819,63 @@
       <w:rFonts w:ascii="Times New Roman" w:hAnsi="Times New Roman" w:cs="Times New Roman"/>
     </w:rPr>
   </w:style>
+  <w:style w:type="table" w:styleId="GridTable1Light-Accent6">
+    <w:name w:val="Grid Table 1 Light Accent 6"/>
+    <w:basedOn w:val="TableNormal"/>
+    <w:uiPriority w:val="46"/>
+    <w:rsid w:val="00BD13B4"/>
+    <w:pPr>
+      <w:spacing w:after="0" w:line="240" w:lineRule="auto"/>
+    </w:pPr>
+    <w:tblPr>
+      <w:tblStyleRowBandSize w:val="1"/>
+      <w:tblStyleColBandSize w:val="1"/>
+      <w:tblBorders>
+        <w:top w:val="single" w:sz="4" w:space="0" w:color="B3E5A1" w:themeColor="accent6" w:themeTint="66"/>
+        <w:left w:val="single" w:sz="4" w:space="0" w:color="B3E5A1" w:themeColor="accent6" w:themeTint="66"/>
+        <w:bottom w:val="single" w:sz="4" w:space="0" w:color="B3E5A1" w:themeColor="accent6" w:themeTint="66"/>
+        <w:right w:val="single" w:sz="4" w:space="0" w:color="B3E5A1" w:themeColor="accent6" w:themeTint="66"/>
+        <w:insideH w:val="single" w:sz="4" w:space="0" w:color="B3E5A1" w:themeColor="accent6" w:themeTint="66"/>
+        <w:insideV w:val="single" w:sz="4" w:space="0" w:color="B3E5A1" w:themeColor="accent6" w:themeTint="66"/>
+      </w:tblBorders>
+    </w:tblPr>
+    <w:tblStylePr w:type="firstRow">
+      <w:rPr>
+        <w:b/>
+        <w:bCs/>
+      </w:rPr>
+      <w:tblPr/>
+      <w:tcPr>
+        <w:tcBorders>
+          <w:bottom w:val="single" w:sz="12" w:space="0" w:color="8DD873" w:themeColor="accent6" w:themeTint="99"/>
+        </w:tcBorders>
+      </w:tcPr>
+    </w:tblStylePr>
+    <w:tblStylePr w:type="lastRow">
+      <w:rPr>
+        <w:b/>
+        <w:bCs/>
+      </w:rPr>
+      <w:tblPr/>
+      <w:tcPr>
+        <w:tcBorders>
+          <w:top w:val="double" w:sz="2" w:space="0" w:color="8DD873" w:themeColor="accent6" w:themeTint="99"/>
+        </w:tcBorders>
+      </w:tcPr>
+    </w:tblStylePr>
+    <w:tblStylePr w:type="firstCol">
+      <w:rPr>
+        <w:b/>
+        <w:bCs/>
+      </w:rPr>
+    </w:tblStylePr>
+    <w:tblStylePr w:type="lastCol">
+      <w:rPr>
+        <w:b/>
+        <w:bCs/>
+      </w:rPr>
+    </w:tblStylePr>
+  </w:style>
 </w:styles>
 </file>
 

--- a/docs/Bauteilauswahl.docx
+++ b/docs/Bauteilauswahl.docx
@@ -20,7 +20,15 @@
     </w:p>
     <w:p>
       <w:r>
-        <w:t xml:space="preserve">Alle verlinkten Bauteile sind auf Mouser/Digikey vorrätig </w:t>
+        <w:t>Alle verlinkten Bauteile sind auf Mouser/</w:t>
+      </w:r>
+      <w:proofErr w:type="spellStart"/>
+      <w:r>
+        <w:t>Digikey</w:t>
+      </w:r>
+      <w:proofErr w:type="spellEnd"/>
+      <w:r>
+        <w:t xml:space="preserve"> vorrätig </w:t>
       </w:r>
     </w:p>
     <w:p>
@@ -28,7 +36,15 @@
         <w:pStyle w:val="Heading1"/>
       </w:pPr>
       <w:r>
-        <w:t>Software Defined Radio</w:t>
+        <w:t xml:space="preserve">Software </w:t>
+      </w:r>
+      <w:proofErr w:type="spellStart"/>
+      <w:r>
+        <w:t>Defined</w:t>
+      </w:r>
+      <w:proofErr w:type="spellEnd"/>
+      <w:r>
+        <w:t xml:space="preserve"> Radio</w:t>
       </w:r>
     </w:p>
     <w:tbl>
@@ -106,7 +122,15 @@
               <w:cnfStyle w:val="100000000000" w:firstRow="1" w:lastRow="0" w:firstColumn="0" w:lastColumn="0" w:oddVBand="0" w:evenVBand="0" w:oddHBand="0" w:evenHBand="0" w:firstRowFirstColumn="0" w:firstRowLastColumn="0" w:lastRowFirstColumn="0" w:lastRowLastColumn="0"/>
             </w:pPr>
             <w:r>
-              <w:t>Peak-to-Peak Differential</w:t>
+              <w:t>Peak-</w:t>
+            </w:r>
+            <w:proofErr w:type="spellStart"/>
+            <w:r>
+              <w:t>to</w:t>
+            </w:r>
+            <w:proofErr w:type="spellEnd"/>
+            <w:r>
+              <w:t>-Peak Differential</w:t>
             </w:r>
           </w:p>
         </w:tc>
@@ -168,8 +192,13 @@
               <w:cnfStyle w:val="000000100000" w:firstRow="0" w:lastRow="0" w:firstColumn="0" w:lastColumn="0" w:oddVBand="0" w:evenVBand="0" w:oddHBand="1" w:evenHBand="0" w:firstRowFirstColumn="0" w:firstRowLastColumn="0" w:lastRowFirstColumn="0" w:lastRowLastColumn="0"/>
             </w:pPr>
             <w:r>
-              <w:t>900 – 1000 Mhz</w:t>
-            </w:r>
+              <w:t xml:space="preserve">900 – 1000 </w:t>
+            </w:r>
+            <w:proofErr w:type="spellStart"/>
+            <w:r>
+              <w:t>Mhz</w:t>
+            </w:r>
+            <w:proofErr w:type="spellEnd"/>
           </w:p>
         </w:tc>
         <w:tc>
@@ -223,8 +252,13 @@
               <w:t>,</w:t>
             </w:r>
             <w:r>
-              <w:t>6 dBm</w:t>
-            </w:r>
+              <w:t xml:space="preserve">6 </w:t>
+            </w:r>
+            <w:proofErr w:type="spellStart"/>
+            <w:r>
+              <w:t>dBm</w:t>
+            </w:r>
+            <w:proofErr w:type="spellEnd"/>
           </w:p>
         </w:tc>
         <w:tc>
@@ -236,8 +270,13 @@
               <w:cnfStyle w:val="000000100000" w:firstRow="0" w:lastRow="0" w:firstColumn="0" w:lastColumn="0" w:oddVBand="0" w:evenVBand="0" w:oddHBand="1" w:evenHBand="0" w:firstRowFirstColumn="0" w:firstRowLastColumn="0" w:lastRowFirstColumn="0" w:lastRowLastColumn="0"/>
             </w:pPr>
             <w:r>
-              <w:t>14m 6 dBm</w:t>
-            </w:r>
+              <w:t xml:space="preserve">14m 6 </w:t>
+            </w:r>
+            <w:proofErr w:type="spellStart"/>
+            <w:r>
+              <w:t>dBm</w:t>
+            </w:r>
+            <w:proofErr w:type="spellEnd"/>
           </w:p>
         </w:tc>
       </w:tr>
@@ -247,8 +286,13 @@
         <w:t>Am ADC und DAC</w:t>
       </w:r>
       <w:r>
-        <w:t xml:space="preserve"> des RFSoC</w:t>
-      </w:r>
+        <w:t xml:space="preserve"> des </w:t>
+      </w:r>
+      <w:proofErr w:type="spellStart"/>
+      <w:r>
+        <w:t>RFSoC</w:t>
+      </w:r>
+      <w:proofErr w:type="spellEnd"/>
       <w:r>
         <w:t xml:space="preserve"> befinden sich </w:t>
       </w:r>
@@ -256,19 +300,28 @@
         <w:t>MABA-011118</w:t>
       </w:r>
       <w:r>
-        <w:t xml:space="preserve"> Baluns, diese erzeugen ein Single-Ended 50 Ohm Signal!</w:t>
+        <w:t xml:space="preserve"> </w:t>
+      </w:r>
+      <w:proofErr w:type="spellStart"/>
+      <w:r>
+        <w:t>Baluns</w:t>
+      </w:r>
+      <w:proofErr w:type="spellEnd"/>
+      <w:r>
+        <w:t>, diese erzeugen ein Single-</w:t>
+      </w:r>
+      <w:proofErr w:type="spellStart"/>
+      <w:r>
+        <w:t>Ended</w:t>
+      </w:r>
+      <w:proofErr w:type="spellEnd"/>
+      <w:r>
+        <w:t xml:space="preserve"> 50 Ohm Signal!</w:t>
       </w:r>
     </w:p>
     <w:p>
       <w:pPr>
         <w:pStyle w:val="Heading1"/>
-      </w:pPr>
-      <w:r>
-        <w:t>Power</w:t>
-      </w:r>
-    </w:p>
-    <w:p>
-      <w:pPr>
         <w:rPr>
           <w:lang w:val="en-US"/>
         </w:rPr>
@@ -277,13 +330,54 @@
         <w:rPr>
           <w:lang w:val="en-US"/>
         </w:rPr>
-        <w:t>Power Supply über 5V USB-</w:t>
-      </w:r>
-      <w:r>
+        <w:t>Power</w:t>
+      </w:r>
+    </w:p>
+    <w:p>
+      <w:pPr>
         <w:rPr>
           <w:lang w:val="en-US"/>
         </w:rPr>
-        <w:t xml:space="preserve"> Gerät. </w:t>
+      </w:pPr>
+      <w:r>
+        <w:rPr>
+          <w:lang w:val="en-US"/>
+        </w:rPr>
+        <w:t xml:space="preserve">Power Supply </w:t>
+      </w:r>
+      <w:proofErr w:type="spellStart"/>
+      <w:r>
+        <w:rPr>
+          <w:lang w:val="en-US"/>
+        </w:rPr>
+        <w:t>über</w:t>
+      </w:r>
+      <w:proofErr w:type="spellEnd"/>
+      <w:r>
+        <w:rPr>
+          <w:lang w:val="en-US"/>
+        </w:rPr>
+        <w:t xml:space="preserve"> 5V USB-</w:t>
+      </w:r>
+      <w:r>
+        <w:rPr>
+          <w:lang w:val="en-US"/>
+        </w:rPr>
+        <w:t xml:space="preserve"> </w:t>
+      </w:r>
+      <w:proofErr w:type="spellStart"/>
+      <w:r>
+        <w:rPr>
+          <w:lang w:val="en-US"/>
+        </w:rPr>
+        <w:t>Gerät</w:t>
+      </w:r>
+      <w:proofErr w:type="spellEnd"/>
+      <w:r>
+        <w:rPr>
+          <w:lang w:val="en-US"/>
+        </w:rPr>
+        <w:t xml:space="preserve">. </w:t>
       </w:r>
     </w:p>
     <w:tbl>
@@ -841,12 +935,14 @@
           <w:lang w:val="en-US"/>
         </w:rPr>
       </w:pPr>
+      <w:proofErr w:type="spellStart"/>
       <w:r>
         <w:rPr>
           <w:lang w:val="en-US"/>
         </w:rPr>
         <w:t>Oszillator</w:t>
       </w:r>
+      <w:proofErr w:type="spellEnd"/>
     </w:p>
     <w:p>
       <w:r>
@@ -858,18 +954,36 @@
     </w:p>
     <w:p>
       <w:r>
-        <w:t xml:space="preserve">Um aus dem </w:t>
-      </w:r>
-      <w:r>
-        <w:t>LVDS</w:t>
-      </w:r>
-      <w:r>
-        <w:t>-Signal einen glatten Sinus ohne Gleichanteil un 50 Ohm Terminierung zu erzeugen, wird ein 1:2 Balun, Tiefpass und Blocking Kondensatoren verwendet.</w:t>
+        <w:t xml:space="preserve">Um aus dem LVDS-Signal einen glatten Sinus ohne Gleichanteil </w:t>
+      </w:r>
+      <w:proofErr w:type="spellStart"/>
+      <w:r>
+        <w:t>un</w:t>
+      </w:r>
+      <w:proofErr w:type="spellEnd"/>
+      <w:r>
+        <w:t xml:space="preserve"> 50 Ohm Terminierung zu erzeugen, wird ein 1:2 Balun, Tiefpass und Blocking Kondensatoren verwendet.</w:t>
       </w:r>
     </w:p>
     <w:p>
       <w:r>
-        <w:t>Das Signal wird gesplittet und für jeweils den Rx und Tx Pfad verstärkt.</w:t>
+        <w:t xml:space="preserve">Das Signal wird gesplittet und für jeweils den </w:t>
+      </w:r>
+      <w:proofErr w:type="spellStart"/>
+      <w:r>
+        <w:t>Rx</w:t>
+      </w:r>
+      <w:proofErr w:type="spellEnd"/>
+      <w:r>
+        <w:t xml:space="preserve"> und </w:t>
+      </w:r>
+      <w:proofErr w:type="spellStart"/>
+      <w:r>
+        <w:t>Tx</w:t>
+      </w:r>
+      <w:proofErr w:type="spellEnd"/>
+      <w:r>
+        <w:t xml:space="preserve"> Pfad verstärkt.</w:t>
       </w:r>
       <w:r>
         <w:t xml:space="preserve"> </w:t>
@@ -905,6 +1019,7 @@
                 <w:lang w:val="en-US"/>
               </w:rPr>
             </w:pPr>
+            <w:proofErr w:type="spellStart"/>
             <w:r>
               <w:rPr>
                 <w:lang w:val="en-US"/>
@@ -912,6 +1027,7 @@
               <w:lastRenderedPageBreak/>
               <w:t>Oszillator</w:t>
             </w:r>
+            <w:proofErr w:type="spellEnd"/>
           </w:p>
         </w:tc>
         <w:tc>
@@ -925,12 +1041,14 @@
                 <w:lang w:val="en-US"/>
               </w:rPr>
             </w:pPr>
+            <w:proofErr w:type="spellStart"/>
             <w:r>
               <w:rPr>
                 <w:lang w:val="en-US"/>
               </w:rPr>
               <w:t>Frequenz</w:t>
             </w:r>
+            <w:proofErr w:type="spellEnd"/>
           </w:p>
         </w:tc>
         <w:tc>
@@ -944,12 +1062,14 @@
                 <w:lang w:val="en-US"/>
               </w:rPr>
             </w:pPr>
+            <w:proofErr w:type="spellStart"/>
             <w:r>
               <w:rPr>
                 <w:lang w:val="en-US"/>
               </w:rPr>
               <w:t>Frequenzstabilität</w:t>
             </w:r>
+            <w:proofErr w:type="spellEnd"/>
           </w:p>
         </w:tc>
         <w:tc>
@@ -1342,12 +1462,14 @@
                 <w:lang w:val="en-US"/>
               </w:rPr>
             </w:pPr>
+            <w:proofErr w:type="spellStart"/>
             <w:r>
               <w:rPr>
                 <w:lang w:val="en-US"/>
               </w:rPr>
               <w:t>Frequenzbereich</w:t>
             </w:r>
+            <w:proofErr w:type="spellEnd"/>
           </w:p>
         </w:tc>
         <w:tc>
@@ -1396,11 +1518,19 @@
                 <w:lang w:val="en-US"/>
               </w:rPr>
             </w:pPr>
-            <w:r>
-              <w:rPr>
-                <w:lang w:val="en-US"/>
-              </w:rPr>
-              <w:t>Ouptut Termination</w:t>
+            <w:proofErr w:type="spellStart"/>
+            <w:r>
+              <w:rPr>
+                <w:lang w:val="en-US"/>
+              </w:rPr>
+              <w:t>Ouptut</w:t>
+            </w:r>
+            <w:proofErr w:type="spellEnd"/>
+            <w:r>
+              <w:rPr>
+                <w:lang w:val="en-US"/>
+              </w:rPr>
+              <w:t xml:space="preserve"> Termination</w:t>
             </w:r>
           </w:p>
         </w:tc>
@@ -1574,12 +1704,14 @@
                 <w:lang w:val="en-US"/>
               </w:rPr>
             </w:pPr>
+            <w:proofErr w:type="spellStart"/>
             <w:r>
               <w:rPr>
                 <w:lang w:val="en-US"/>
               </w:rPr>
               <w:t>Tiefpass</w:t>
             </w:r>
+            <w:proofErr w:type="spellEnd"/>
           </w:p>
         </w:tc>
         <w:tc>
@@ -1593,12 +1725,14 @@
                 <w:lang w:val="en-US"/>
               </w:rPr>
             </w:pPr>
+            <w:proofErr w:type="spellStart"/>
             <w:r>
               <w:rPr>
                 <w:lang w:val="en-US"/>
               </w:rPr>
               <w:t>Frequenz</w:t>
             </w:r>
+            <w:proofErr w:type="spellEnd"/>
           </w:p>
         </w:tc>
         <w:tc>
@@ -1806,12 +1940,14 @@
                 <w:lang w:val="en-US"/>
               </w:rPr>
             </w:pPr>
+            <w:proofErr w:type="spellStart"/>
             <w:r>
               <w:rPr>
                 <w:lang w:val="en-US"/>
               </w:rPr>
               <w:t>Frequenz</w:t>
             </w:r>
+            <w:proofErr w:type="spellEnd"/>
           </w:p>
         </w:tc>
         <w:tc>
@@ -1974,12 +2110,14 @@
                 <w:lang w:val="en-US"/>
               </w:rPr>
             </w:pPr>
+            <w:proofErr w:type="spellStart"/>
             <w:r>
               <w:rPr>
                 <w:lang w:val="en-US"/>
               </w:rPr>
               <w:t>Verstärker</w:t>
             </w:r>
+            <w:proofErr w:type="spellEnd"/>
           </w:p>
         </w:tc>
         <w:tc>
@@ -1993,12 +2131,14 @@
                 <w:lang w:val="en-US"/>
               </w:rPr>
             </w:pPr>
+            <w:proofErr w:type="spellStart"/>
             <w:r>
               <w:rPr>
                 <w:lang w:val="en-US"/>
               </w:rPr>
               <w:t>Frequenz</w:t>
             </w:r>
+            <w:proofErr w:type="spellEnd"/>
           </w:p>
         </w:tc>
         <w:tc>
@@ -2469,8 +2609,13 @@
               <w:cnfStyle w:val="000000100000" w:firstRow="0" w:lastRow="0" w:firstColumn="0" w:lastColumn="0" w:oddVBand="0" w:evenVBand="0" w:oddHBand="1" w:evenHBand="0" w:firstRowFirstColumn="0" w:firstRowLastColumn="0" w:lastRowFirstColumn="0" w:lastRowLastColumn="0"/>
             </w:pPr>
             <w:r>
-              <w:t>7 dBm</w:t>
-            </w:r>
+              <w:t xml:space="preserve">7 </w:t>
+            </w:r>
+            <w:proofErr w:type="spellStart"/>
+            <w:r>
+              <w:t>dBm</w:t>
+            </w:r>
+            <w:proofErr w:type="spellEnd"/>
           </w:p>
         </w:tc>
         <w:tc>
@@ -2518,16 +2663,58 @@
       <w:pPr>
         <w:pStyle w:val="Heading1"/>
       </w:pPr>
-      <w:r>
-        <w:t>Bandpass Zielfrequen</w:t>
-      </w:r>
+      <w:proofErr w:type="spellStart"/>
+      <w:r>
+        <w:t>Bandpass</w:t>
+      </w:r>
+      <w:proofErr w:type="spellEnd"/>
+      <w:r>
+        <w:t xml:space="preserve"> </w:t>
+      </w:r>
+      <w:proofErr w:type="spellStart"/>
+      <w:r>
+        <w:t>Zielfrequen</w:t>
+      </w:r>
+      <w:proofErr w:type="spellEnd"/>
     </w:p>
     <w:p>
       <w:r>
-        <w:t xml:space="preserve">Der Bandpass </w:t>
-      </w:r>
-      <w:r>
-        <w:t>sorgt dafür, dass nur die Zielfrequenz verarbeitet wird im Rx oder Tx pfad.</w:t>
+        <w:t xml:space="preserve">Der </w:t>
+      </w:r>
+      <w:proofErr w:type="spellStart"/>
+      <w:r>
+        <w:t>Bandpass</w:t>
+      </w:r>
+      <w:proofErr w:type="spellEnd"/>
+      <w:r>
+        <w:t xml:space="preserve"> </w:t>
+      </w:r>
+      <w:r>
+        <w:t xml:space="preserve">sorgt dafür, dass nur die Zielfrequenz verarbeitet wird im </w:t>
+      </w:r>
+      <w:proofErr w:type="spellStart"/>
+      <w:r>
+        <w:t>Rx</w:t>
+      </w:r>
+      <w:proofErr w:type="spellEnd"/>
+      <w:r>
+        <w:t xml:space="preserve"> oder </w:t>
+      </w:r>
+      <w:proofErr w:type="spellStart"/>
+      <w:r>
+        <w:t>Tx</w:t>
+      </w:r>
+      <w:proofErr w:type="spellEnd"/>
+      <w:r>
+        <w:t xml:space="preserve"> </w:t>
+      </w:r>
+      <w:proofErr w:type="spellStart"/>
+      <w:r>
+        <w:t>pfad</w:t>
+      </w:r>
+      <w:proofErr w:type="spellEnd"/>
+      <w:r>
+        <w:t>.</w:t>
       </w:r>
     </w:p>
     <w:tbl>
@@ -2553,9 +2740,11 @@
             <w:tcW w:w="2447" w:type="dxa"/>
           </w:tcPr>
           <w:p>
+            <w:proofErr w:type="spellStart"/>
             <w:r>
               <w:t>Bandpass</w:t>
             </w:r>
+            <w:proofErr w:type="spellEnd"/>
           </w:p>
         </w:tc>
         <w:tc>
@@ -2665,8 +2854,13 @@
               <w:cnfStyle w:val="000000100000" w:firstRow="0" w:lastRow="0" w:firstColumn="0" w:lastColumn="0" w:oddVBand="0" w:evenVBand="0" w:oddHBand="1" w:evenHBand="0" w:firstRowFirstColumn="0" w:firstRowLastColumn="0" w:lastRowFirstColumn="0" w:lastRowLastColumn="0"/>
             </w:pPr>
             <w:r>
-              <w:t>22.7 dBm</w:t>
-            </w:r>
+              <w:t xml:space="preserve">22.7 </w:t>
+            </w:r>
+            <w:proofErr w:type="spellStart"/>
+            <w:r>
+              <w:t>dBm</w:t>
+            </w:r>
+            <w:proofErr w:type="spellEnd"/>
           </w:p>
         </w:tc>
         <w:tc>
@@ -2802,9 +2996,11 @@
             <w:pPr>
               <w:cnfStyle w:val="100000000000" w:firstRow="1" w:lastRow="0" w:firstColumn="0" w:lastColumn="0" w:oddVBand="0" w:evenVBand="0" w:oddHBand="0" w:evenHBand="0" w:firstRowFirstColumn="0" w:firstRowLastColumn="0" w:lastRowFirstColumn="0" w:lastRowLastColumn="0"/>
             </w:pPr>
+            <w:proofErr w:type="spellStart"/>
             <w:r>
               <w:t>Voltage</w:t>
             </w:r>
+            <w:proofErr w:type="spellEnd"/>
           </w:p>
         </w:tc>
         <w:tc>
@@ -2879,8 +3075,13 @@
               <w:cnfStyle w:val="000000100000" w:firstRow="0" w:lastRow="0" w:firstColumn="0" w:lastColumn="0" w:oddVBand="0" w:evenVBand="0" w:oddHBand="1" w:evenHBand="0" w:firstRowFirstColumn="0" w:firstRowLastColumn="0" w:lastRowFirstColumn="0" w:lastRowLastColumn="0"/>
             </w:pPr>
             <w:r>
-              <w:t>32 dBm</w:t>
-            </w:r>
+              <w:t xml:space="preserve">32 </w:t>
+            </w:r>
+            <w:proofErr w:type="spellStart"/>
+            <w:r>
+              <w:t>dBm</w:t>
+            </w:r>
+            <w:proofErr w:type="spellEnd"/>
           </w:p>
         </w:tc>
         <w:tc>
@@ -2905,8 +3106,13 @@
               <w:t>12.0</w:t>
             </w:r>
             <w:r>
-              <w:t xml:space="preserve"> dBm</w:t>
-            </w:r>
+              <w:t xml:space="preserve"> </w:t>
+            </w:r>
+            <w:proofErr w:type="spellStart"/>
+            <w:r>
+              <w:t>dBm</w:t>
+            </w:r>
+            <w:proofErr w:type="spellEnd"/>
           </w:p>
         </w:tc>
         <w:tc>
@@ -3162,8 +3368,13 @@
               <w:cnfStyle w:val="000000100000" w:firstRow="0" w:lastRow="0" w:firstColumn="0" w:lastColumn="0" w:oddVBand="0" w:evenVBand="0" w:oddHBand="1" w:evenHBand="0" w:firstRowFirstColumn="0" w:firstRowLastColumn="0" w:lastRowFirstColumn="0" w:lastRowLastColumn="0"/>
             </w:pPr>
             <w:r>
-              <w:t>22 dBm</w:t>
-            </w:r>
+              <w:t xml:space="preserve">22 </w:t>
+            </w:r>
+            <w:proofErr w:type="spellStart"/>
+            <w:r>
+              <w:t>dBm</w:t>
+            </w:r>
+            <w:proofErr w:type="spellEnd"/>
           </w:p>
         </w:tc>
         <w:tc>
@@ -3258,9 +3469,11 @@
             <w:tcW w:w="1619" w:type="dxa"/>
           </w:tcPr>
           <w:p>
+            <w:proofErr w:type="spellStart"/>
             <w:r>
               <w:t>Bandpass</w:t>
             </w:r>
+            <w:proofErr w:type="spellEnd"/>
           </w:p>
         </w:tc>
         <w:tc>
@@ -3533,6 +3746,125 @@
           <w:lang w:val="en-US"/>
         </w:rPr>
         <w:t>Connector_Coaxial:SMA_Amphenol_132289_EdgeMount</w:t>
+      </w:r>
+    </w:p>
+    <w:p>
+      <w:pPr>
+        <w:pStyle w:val="ListParagraph"/>
+        <w:numPr>
+          <w:ilvl w:val="0"/>
+          <w:numId w:val="7"/>
+        </w:numPr>
+        <w:rPr>
+          <w:lang w:val="en-US"/>
+        </w:rPr>
+      </w:pPr>
+      <w:r>
+        <w:rPr>
+          <w:lang w:val="en-US"/>
+        </w:rPr>
+        <w:t xml:space="preserve">Connector barrel jack: </w:t>
+      </w:r>
+      <w:hyperlink r:id="rId20" w:history="1">
+        <w:r>
+          <w:rPr>
+            <w:rStyle w:val="Hyperlink"/>
+            <w:lang w:val="en-US"/>
+          </w:rPr>
+          <w:t>https://www.mouser.de/ProductDetail/Same-Sky/PJ-063AH?qs=WyjlAZoYn51bQfA53nMcVA%3D%3D</w:t>
+        </w:r>
+      </w:hyperlink>
+    </w:p>
+    <w:p>
+      <w:pPr>
+        <w:rPr>
+          <w:lang w:val="en-US"/>
+        </w:rPr>
+      </w:pPr>
+      <w:r>
+        <w:rPr>
+          <w:lang w:val="en-US"/>
+        </w:rPr>
+        <w:t>Antenne:</w:t>
+      </w:r>
+    </w:p>
+    <w:p>
+      <w:pPr>
+        <w:rPr>
+          <w:lang w:val="en-US"/>
+        </w:rPr>
+      </w:pPr>
+      <w:r>
+        <w:rPr>
+          <w:lang w:val="en-US"/>
+        </w:rPr>
+        <w:t>Antenne an Rx out &amp; Tx Out:</w:t>
+      </w:r>
+    </w:p>
+    <w:p>
+      <w:pPr>
+        <w:rPr>
+          <w:lang w:val="en-US"/>
+        </w:rPr>
+      </w:pPr>
+      <w:r>
+        <w:rPr>
+          <w:lang w:val="en-US"/>
+        </w:rPr>
+        <w:t>ANT-2.4-LCW-SMA</w:t>
+      </w:r>
+    </w:p>
+    <w:p>
+      <w:pPr>
+        <w:rPr>
+          <w:lang w:val="en-US"/>
+        </w:rPr>
+      </w:pPr>
+      <w:r>
+        <w:rPr>
+          <w:lang w:val="en-US"/>
+        </w:rPr>
+        <w:lastRenderedPageBreak/>
+        <w:t>https://www.mouser.de/ProductDetail/TE-Connectivity-Linx-Technologies/ANT-2.4-LCW-SMA?qs=lc2O%252BfHJPVbmLk5xl5vRaA%3D%3D</w:t>
+      </w:r>
+    </w:p>
+    <w:p>
+      <w:pPr>
+        <w:rPr>
+          <w:lang w:val="en-US"/>
+        </w:rPr>
+      </w:pPr>
+      <w:r>
+        <w:rPr>
+          <w:lang w:val="en-US"/>
+        </w:rPr>
+        <w:t>Peak Gain: 2.8dBi</w:t>
+      </w:r>
+    </w:p>
+    <w:p>
+      <w:pPr>
+        <w:rPr>
+          <w:lang w:val="en-US"/>
+        </w:rPr>
+      </w:pPr>
+      <w:r>
+        <w:rPr>
+          <w:lang w:val="en-US"/>
+        </w:rPr>
+        <w:t>Average gain: -0.6dBi typical</w:t>
+      </w:r>
+    </w:p>
+    <w:p>
+      <w:pPr>
+        <w:rPr>
+          <w:lang w:val="en-US"/>
+        </w:rPr>
+      </w:pPr>
+      <w:r>
+        <w:rPr>
+          <w:lang w:val="en-US"/>
+        </w:rPr>
+        <w:t>VSWR: &lt;2:1</w:t>
       </w:r>
     </w:p>
     <w:sectPr>

--- a/docs/Bauteilauswahl.docx
+++ b/docs/Bauteilauswahl.docx
@@ -378,6 +378,19 @@
           <w:lang w:val="en-US"/>
         </w:rPr>
         <w:t xml:space="preserve">. </w:t>
+      </w:r>
+    </w:p>
+    <w:p>
+      <w:pPr>
+        <w:rPr>
+          <w:lang w:val="en-US"/>
+        </w:rPr>
+      </w:pPr>
+      <w:r>
+        <w:rPr>
+          <w:lang w:val="en-US"/>
+        </w:rPr>
+        <w:t>https://www.amazon.de/AC-DC-Netzteil-Stecker-Plug/dp/B0BYS9Y2B6?source=ps-sl-shoppingads-lpcontext&amp;psc=1&amp;smid=A28D6LJCX0SJ7P</w:t>
       </w:r>
     </w:p>
     <w:tbl>
@@ -2423,9 +2436,11 @@
             <w:tcW w:w="1140" w:type="dxa"/>
           </w:tcPr>
           <w:p>
+            <w:proofErr w:type="gramStart"/>
             <w:r>
               <w:t>HF Mixer</w:t>
             </w:r>
+            <w:proofErr w:type="gramEnd"/>
           </w:p>
         </w:tc>
         <w:tc>
@@ -2690,7 +2705,15 @@
         <w:t xml:space="preserve"> </w:t>
       </w:r>
       <w:r>
-        <w:t xml:space="preserve">sorgt dafür, dass nur die Zielfrequenz verarbeitet wird im </w:t>
+        <w:t xml:space="preserve">sorgt dafür, dass nur die Zielfrequenz </w:t>
+      </w:r>
+      <w:proofErr w:type="gramStart"/>
+      <w:r>
+        <w:t>verarbeitet</w:t>
+      </w:r>
+      <w:proofErr w:type="gramEnd"/>
+      <w:r>
+        <w:t xml:space="preserve"> wird im </w:t>
       </w:r>
       <w:proofErr w:type="spellStart"/>
       <w:r>
@@ -3673,7 +3696,21 @@
         <w:rPr>
           <w:lang w:val="en-US"/>
         </w:rPr>
-        <w:t>Button_Switch_SMD:SW_DIP_SPSTx01_Slide_6.7x4.1mm_W6.73mm_P2.54mm_LowProfile_JPin</w:t>
+        <w:t>Button_Switch_</w:t>
+      </w:r>
+      <w:proofErr w:type="gramStart"/>
+      <w:r>
+        <w:rPr>
+          <w:lang w:val="en-US"/>
+        </w:rPr>
+        <w:t>SMD:SW</w:t>
+      </w:r>
+      <w:proofErr w:type="gramEnd"/>
+      <w:r>
+        <w:rPr>
+          <w:lang w:val="en-US"/>
+        </w:rPr>
+        <w:t>_DIP_SPSTx01_Slide_6.7x4.1mm_W6.73mm_P2.54mm_LowProfile_JPin</w:t>
       </w:r>
     </w:p>
     <w:p>
@@ -3691,7 +3728,21 @@
         <w:rPr>
           <w:lang w:val="en-US"/>
         </w:rPr>
-        <w:t>LED_SMD:LED_0603_1608Metric</w:t>
+        <w:t>LED_</w:t>
+      </w:r>
+      <w:proofErr w:type="gramStart"/>
+      <w:r>
+        <w:rPr>
+          <w:lang w:val="en-US"/>
+        </w:rPr>
+        <w:t>SMD:LED</w:t>
+      </w:r>
+      <w:proofErr w:type="gramEnd"/>
+      <w:r>
+        <w:rPr>
+          <w:lang w:val="en-US"/>
+        </w:rPr>
+        <w:t>_0603_1608Metric</w:t>
       </w:r>
     </w:p>
     <w:p>
@@ -3709,7 +3760,21 @@
         <w:rPr>
           <w:lang w:val="en-US"/>
         </w:rPr>
-        <w:t>Capacitor_Tantalum_SMD:CP_EIA-6032-20_AVX-F</w:t>
+        <w:t>Capacitor_Tantalum_</w:t>
+      </w:r>
+      <w:proofErr w:type="gramStart"/>
+      <w:r>
+        <w:rPr>
+          <w:lang w:val="en-US"/>
+        </w:rPr>
+        <w:t>SMD:CP</w:t>
+      </w:r>
+      <w:proofErr w:type="gramEnd"/>
+      <w:r>
+        <w:rPr>
+          <w:lang w:val="en-US"/>
+        </w:rPr>
+        <w:t>_EIA-6032-20_AVX-F</w:t>
       </w:r>
     </w:p>
     <w:p>
@@ -3745,7 +3810,21 @@
         <w:rPr>
           <w:lang w:val="en-US"/>
         </w:rPr>
-        <w:t>Connector_Coaxial:SMA_Amphenol_132289_EdgeMount</w:t>
+        <w:t>Connector_</w:t>
+      </w:r>
+      <w:proofErr w:type="gramStart"/>
+      <w:r>
+        <w:rPr>
+          <w:lang w:val="en-US"/>
+        </w:rPr>
+        <w:t>Coaxial:SMA</w:t>
+      </w:r>
+      <w:proofErr w:type="gramEnd"/>
+      <w:r>
+        <w:rPr>
+          <w:lang w:val="en-US"/>
+        </w:rPr>
+        <w:t>_Amphenol_132289_EdgeMount</w:t>
       </w:r>
     </w:p>
     <w:p>

--- a/docs/Bauteilauswahl.docx
+++ b/docs/Bauteilauswahl.docx
@@ -3666,6 +3666,40 @@
         <w:pStyle w:val="Heading1"/>
       </w:pPr>
       <w:r>
+        <w:t xml:space="preserve">Power </w:t>
+      </w:r>
+      <w:proofErr w:type="spellStart"/>
+      <w:r>
+        <w:t>limiter</w:t>
+      </w:r>
+      <w:proofErr w:type="spellEnd"/>
+    </w:p>
+    <w:p>
+      <w:r>
+        <w:t>SKY16602-632LF</w:t>
+      </w:r>
+    </w:p>
+    <w:p>
+      <w:r>
+        <w:t xml:space="preserve">Bei </w:t>
+      </w:r>
+      <w:proofErr w:type="spellStart"/>
+      <w:r>
+        <w:t>digikey</w:t>
+      </w:r>
+      <w:proofErr w:type="spellEnd"/>
+      <w:r>
+        <w:t xml:space="preserve">: </w:t>
+      </w:r>
+      <w:r>
+        <w:t>https://www.digikey.de/en/products/detail/skyworks-solutions-inc/SKY16602-632LF/4959401?s=N4IgTCBcDaIMoGkCaBGAbGgDGAtGgzGADIBiIAugL5A</w:t>
+      </w:r>
+    </w:p>
+    <w:p>
+      <w:pPr>
+        <w:pStyle w:val="Heading1"/>
+      </w:pPr>
+      <w:r>
         <w:t>Kleinkram</w:t>
       </w:r>
     </w:p>
@@ -3842,6 +3876,7 @@
         <w:rPr>
           <w:lang w:val="en-US"/>
         </w:rPr>
+        <w:lastRenderedPageBreak/>
         <w:t xml:space="preserve">Connector barrel jack: </w:t>
       </w:r>
       <w:hyperlink r:id="rId20" w:history="1">
@@ -3903,7 +3938,6 @@
         <w:rPr>
           <w:lang w:val="en-US"/>
         </w:rPr>
-        <w:lastRenderedPageBreak/>
         <w:t>https://www.mouser.de/ProductDetail/TE-Connectivity-Linx-Technologies/ANT-2.4-LCW-SMA?qs=lc2O%252BfHJPVbmLk5xl5vRaA%3D%3D</w:t>
       </w:r>
     </w:p>
@@ -5347,7 +5381,6 @@
   <w:style w:type="character" w:default="1" w:styleId="DefaultParagraphFont">
     <w:name w:val="Default Paragraph Font"/>
     <w:uiPriority w:val="1"/>
-    <w:semiHidden/>
     <w:unhideWhenUsed/>
   </w:style>
   <w:style w:type="table" w:default="1" w:styleId="TableNormal">
